--- a/AWS.docx
+++ b/AWS.docx
@@ -13142,52 +13142,38 @@
       </w:r>
       <w:r>
         <w:br/>
+        <w:t>Listener = port + protocol.</w:t>
+      </w:r>
+      <w:r>
+        <w:br/>
+        <w:t>Example: Port 80 (HTTP), Port 443 (HTTPS).</w:t>
+      </w:r>
+    </w:p>
+    <w:p>
+      <w:pPr>
+        <w:spacing w:after="0"/>
+      </w:pPr>
+      <w:r>
+        <w:rPr>
+          <w:b/>
+          <w:bCs/>
+        </w:rPr>
+        <w:t>4. Listener needs Rules</w:t>
+      </w:r>
+      <w:r>
+        <w:br/>
+        <w:t>Rules decide where to send traffic.</w:t>
+      </w:r>
+      <w:r>
+        <w:br/>
+        <w:t>Example: If path is /</w:t>
       </w:r>
       <w:proofErr w:type="spellStart"/>
       <w:r>
-        <w:t>Listener</w:t>
+        <w:t>api</w:t>
       </w:r>
       <w:proofErr w:type="spellEnd"/>
       <w:r>
-        <w:t xml:space="preserve"> = port + protocol.</w:t>
-      </w:r>
-      <w:r>
-        <w:br/>
-        <w:t>Example: Port 80 (HTTP), Port 443 (HTTPS).</w:t>
-      </w:r>
-    </w:p>
-    <w:p>
-      <w:pPr>
-        <w:spacing w:after="0"/>
-      </w:pPr>
-      <w:r>
-        <w:rPr>
-          <w:b/>
-          <w:bCs/>
-        </w:rPr>
-        <w:t>4. Listener needs Rules</w:t>
-      </w:r>
-      <w:r>
-        <w:br/>
-      </w:r>
-      <w:proofErr w:type="spellStart"/>
-      <w:r>
-        <w:t>Rules</w:t>
-      </w:r>
-      <w:proofErr w:type="spellEnd"/>
-      <w:r>
-        <w:t xml:space="preserve"> decide where to send traffic.</w:t>
-      </w:r>
-      <w:r>
-        <w:br/>
-        <w:t>Example: If path is /</w:t>
-      </w:r>
-      <w:proofErr w:type="spellStart"/>
-      <w:r>
-        <w:t>api</w:t>
-      </w:r>
-      <w:proofErr w:type="spellEnd"/>
-      <w:r>
         <w:t xml:space="preserve"> → send to API Target Group.</w:t>
       </w:r>
     </w:p>
@@ -13224,14 +13210,7 @@
       </w:r>
       <w:r>
         <w:br/>
-      </w:r>
-      <w:proofErr w:type="spellStart"/>
-      <w:r>
-        <w:t>Targets</w:t>
-      </w:r>
-      <w:proofErr w:type="spellEnd"/>
-      <w:r>
-        <w:t xml:space="preserve"> = EC2 instances, IPs, Lambda, Containers.</w:t>
+        <w:t>Targets = EC2 instances, IPs, Lambda, Containers.</w:t>
       </w:r>
     </w:p>
     <w:p>
@@ -13595,6 +13574,4990 @@
       <w:pPr>
         <w:spacing w:after="0"/>
       </w:pPr>
+    </w:p>
+    <w:p>
+      <w:pPr>
+        <w:pStyle w:val="Title"/>
+      </w:pPr>
+      <w:r>
+        <w:t>Auto Scaling Group</w:t>
+      </w:r>
+    </w:p>
+    <w:p/>
+    <w:p>
+      <w:r>
+        <w:drawing>
+          <wp:inline distT="0" distB="0" distL="0" distR="0" wp14:anchorId="2EFE7A9A" wp14:editId="73B23883">
+            <wp:extent cx="4237087" cy="1646063"/>
+            <wp:effectExtent l="0" t="0" r="0" b="0"/>
+            <wp:docPr id="574318495" name="Picture 1"/>
+            <wp:cNvGraphicFramePr>
+              <a:graphicFrameLocks xmlns:a="http://schemas.openxmlformats.org/drawingml/2006/main" noChangeAspect="1"/>
+            </wp:cNvGraphicFramePr>
+            <a:graphic xmlns:a="http://schemas.openxmlformats.org/drawingml/2006/main">
+              <a:graphicData uri="http://schemas.openxmlformats.org/drawingml/2006/picture">
+                <pic:pic xmlns:pic="http://schemas.openxmlformats.org/drawingml/2006/picture">
+                  <pic:nvPicPr>
+                    <pic:cNvPr id="574318495" name=""/>
+                    <pic:cNvPicPr/>
+                  </pic:nvPicPr>
+                  <pic:blipFill>
+                    <a:blip r:embed="rId13"/>
+                    <a:stretch>
+                      <a:fillRect/>
+                    </a:stretch>
+                  </pic:blipFill>
+                  <pic:spPr>
+                    <a:xfrm>
+                      <a:off x="0" y="0"/>
+                      <a:ext cx="4237087" cy="1646063"/>
+                    </a:xfrm>
+                    <a:prstGeom prst="rect">
+                      <a:avLst/>
+                    </a:prstGeom>
+                  </pic:spPr>
+                </pic:pic>
+              </a:graphicData>
+            </a:graphic>
+          </wp:inline>
+        </w:drawing>
+      </w:r>
+    </w:p>
+    <w:p>
+      <w:pPr>
+        <w:spacing w:after="0"/>
+      </w:pPr>
+      <w:r>
+        <w:rPr>
+          <w:b/>
+          <w:bCs/>
+        </w:rPr>
+        <w:t>1. Vertical Scaling (Scaling Up)</w:t>
+      </w:r>
+    </w:p>
+    <w:p>
+      <w:pPr>
+        <w:spacing w:after="0"/>
+      </w:pPr>
+      <w:r>
+        <w:rPr>
+          <w:b/>
+          <w:bCs/>
+        </w:rPr>
+        <w:t>What it is:</w:t>
+      </w:r>
+      <w:r>
+        <w:br/>
+        <w:t>Increase the size of the instance.</w:t>
+      </w:r>
+      <w:r>
+        <w:br/>
+        <w:t>You add more CPU, more RAM, or bigger storage to the existing server.</w:t>
+      </w:r>
+    </w:p>
+    <w:p>
+      <w:pPr>
+        <w:spacing w:after="0"/>
+      </w:pPr>
+      <w:r>
+        <w:rPr>
+          <w:b/>
+          <w:bCs/>
+        </w:rPr>
+        <w:t>What it does:</w:t>
+      </w:r>
+      <w:r>
+        <w:br/>
+        <w:t>Makes one single server more powerful.</w:t>
+      </w:r>
+    </w:p>
+    <w:p>
+      <w:pPr>
+        <w:spacing w:after="0"/>
+      </w:pPr>
+      <w:r>
+        <w:rPr>
+          <w:b/>
+          <w:bCs/>
+        </w:rPr>
+        <w:t>Drawback:</w:t>
+      </w:r>
+    </w:p>
+    <w:p>
+      <w:pPr>
+        <w:numPr>
+          <w:ilvl w:val="0"/>
+          <w:numId w:val="93"/>
+        </w:numPr>
+        <w:spacing w:after="0"/>
+      </w:pPr>
+      <w:r>
+        <w:t>Usually requires stopping/restarting the server. This causes downtime.</w:t>
+      </w:r>
+    </w:p>
+    <w:p>
+      <w:pPr>
+        <w:numPr>
+          <w:ilvl w:val="0"/>
+          <w:numId w:val="93"/>
+        </w:numPr>
+        <w:spacing w:after="0"/>
+      </w:pPr>
+      <w:r>
+        <w:t>There is a hardware limit. You cannot scale up forever.</w:t>
+      </w:r>
+    </w:p>
+    <w:p>
+      <w:pPr>
+        <w:spacing w:after="0"/>
+      </w:pPr>
+      <w:r>
+        <w:rPr>
+          <w:b/>
+          <w:bCs/>
+        </w:rPr>
+        <w:t>AWS Example:</w:t>
+      </w:r>
+      <w:r>
+        <w:br/>
+        <w:t>Changing your EC2 instance type from t</w:t>
+      </w:r>
+      <w:proofErr w:type="gramStart"/>
+      <w:r>
+        <w:t>2.micro</w:t>
+      </w:r>
+      <w:proofErr w:type="gramEnd"/>
+      <w:r>
+        <w:t xml:space="preserve"> to t</w:t>
+      </w:r>
+      <w:proofErr w:type="gramStart"/>
+      <w:r>
+        <w:t>2.large</w:t>
+      </w:r>
+      <w:proofErr w:type="gramEnd"/>
+      <w:r>
+        <w:t>.</w:t>
+      </w:r>
+    </w:p>
+    <w:p>
+      <w:pPr>
+        <w:spacing w:after="0"/>
+      </w:pPr>
+      <w:r>
+        <w:rPr>
+          <w:b/>
+          <w:bCs/>
+        </w:rPr>
+        <w:t>2. Horizontal Scaling (Scaling Out)</w:t>
+      </w:r>
+    </w:p>
+    <w:p>
+      <w:pPr>
+        <w:spacing w:after="0"/>
+      </w:pPr>
+      <w:r>
+        <w:rPr>
+          <w:b/>
+          <w:bCs/>
+        </w:rPr>
+        <w:t>What it is:</w:t>
+      </w:r>
+      <w:r>
+        <w:br/>
+        <w:t>Add more servers (instances) to handle the load.</w:t>
+      </w:r>
+      <w:r>
+        <w:br/>
+        <w:t>You do not make one server bigger. You add new ones.</w:t>
+      </w:r>
+    </w:p>
+    <w:p>
+      <w:pPr>
+        <w:spacing w:after="0"/>
+      </w:pPr>
+      <w:r>
+        <w:rPr>
+          <w:b/>
+          <w:bCs/>
+        </w:rPr>
+        <w:t>What it does:</w:t>
+      </w:r>
+      <w:r>
+        <w:br/>
+        <w:t>Distributes the load across multiple servers.</w:t>
+      </w:r>
+    </w:p>
+    <w:p>
+      <w:pPr>
+        <w:spacing w:after="0"/>
+      </w:pPr>
+      <w:r>
+        <w:rPr>
+          <w:b/>
+          <w:bCs/>
+        </w:rPr>
+        <w:t>Benefit:</w:t>
+      </w:r>
+    </w:p>
+    <w:p>
+      <w:pPr>
+        <w:numPr>
+          <w:ilvl w:val="0"/>
+          <w:numId w:val="94"/>
+        </w:numPr>
+        <w:spacing w:after="0"/>
+      </w:pPr>
+      <w:r>
+        <w:t>No downtime required.</w:t>
+      </w:r>
+    </w:p>
+    <w:p>
+      <w:pPr>
+        <w:numPr>
+          <w:ilvl w:val="0"/>
+          <w:numId w:val="94"/>
+        </w:numPr>
+        <w:spacing w:after="0"/>
+      </w:pPr>
+      <w:r>
+        <w:t>You can scale out almost infinitely.</w:t>
+      </w:r>
+    </w:p>
+    <w:p>
+      <w:pPr>
+        <w:numPr>
+          <w:ilvl w:val="0"/>
+          <w:numId w:val="94"/>
+        </w:numPr>
+        <w:spacing w:after="0"/>
+      </w:pPr>
+      <w:r>
+        <w:t>If one server fails, others keep working.</w:t>
+      </w:r>
+    </w:p>
+    <w:p>
+      <w:pPr>
+        <w:spacing w:after="0"/>
+      </w:pPr>
+      <w:r>
+        <w:rPr>
+          <w:b/>
+          <w:bCs/>
+        </w:rPr>
+        <w:t>AWS Example:</w:t>
+      </w:r>
+      <w:r>
+        <w:br/>
+        <w:t>Adding more EC2 instances behind a Load Balancer.</w:t>
+      </w:r>
+    </w:p>
+    <w:p>
+      <w:pPr>
+        <w:spacing w:after="0"/>
+      </w:pPr>
+      <w:r>
+        <w:rPr>
+          <w:b/>
+          <w:bCs/>
+        </w:rPr>
+        <w:t>3. What is Auto Scaling?</w:t>
+      </w:r>
+      <w:r>
+        <w:br/>
+        <w:t>Auto Scaling automatically adds or removes servers based on traffic.</w:t>
+      </w:r>
+    </w:p>
+    <w:p>
+      <w:pPr>
+        <w:numPr>
+          <w:ilvl w:val="0"/>
+          <w:numId w:val="95"/>
+        </w:numPr>
+        <w:spacing w:after="0"/>
+      </w:pPr>
+      <w:r>
+        <w:t>High traffic → add more servers (Horizontal Scaling)</w:t>
+      </w:r>
+    </w:p>
+    <w:p>
+      <w:pPr>
+        <w:numPr>
+          <w:ilvl w:val="0"/>
+          <w:numId w:val="95"/>
+        </w:numPr>
+        <w:spacing w:after="0"/>
+      </w:pPr>
+      <w:r>
+        <w:t>Low traffic → remove servers</w:t>
+      </w:r>
+    </w:p>
+    <w:p>
+      <w:pPr>
+        <w:spacing w:after="0"/>
+      </w:pPr>
+      <w:r>
+        <w:rPr>
+          <w:b/>
+          <w:bCs/>
+        </w:rPr>
+        <w:t xml:space="preserve">Why and </w:t>
+      </w:r>
+      <w:proofErr w:type="gramStart"/>
+      <w:r>
+        <w:rPr>
+          <w:b/>
+          <w:bCs/>
+        </w:rPr>
+        <w:t>When</w:t>
+      </w:r>
+      <w:proofErr w:type="gramEnd"/>
+      <w:r>
+        <w:rPr>
+          <w:b/>
+          <w:bCs/>
+        </w:rPr>
+        <w:t xml:space="preserve"> is it Important?</w:t>
+      </w:r>
+    </w:p>
+    <w:p>
+      <w:pPr>
+        <w:spacing w:after="0"/>
+      </w:pPr>
+      <w:r>
+        <w:rPr>
+          <w:b/>
+          <w:bCs/>
+        </w:rPr>
+        <w:t>Why:</w:t>
+      </w:r>
+    </w:p>
+    <w:p>
+      <w:pPr>
+        <w:numPr>
+          <w:ilvl w:val="0"/>
+          <w:numId w:val="96"/>
+        </w:numPr>
+        <w:spacing w:after="0"/>
+      </w:pPr>
+      <w:r>
+        <w:t>To handle sudden traffic spikes.</w:t>
+      </w:r>
+    </w:p>
+    <w:p>
+      <w:pPr>
+        <w:numPr>
+          <w:ilvl w:val="0"/>
+          <w:numId w:val="96"/>
+        </w:numPr>
+        <w:spacing w:after="0"/>
+      </w:pPr>
+      <w:r>
+        <w:lastRenderedPageBreak/>
+        <w:t>To avoid downtime.</w:t>
+      </w:r>
+    </w:p>
+    <w:p>
+      <w:pPr>
+        <w:numPr>
+          <w:ilvl w:val="0"/>
+          <w:numId w:val="96"/>
+        </w:numPr>
+        <w:spacing w:after="0"/>
+      </w:pPr>
+      <w:r>
+        <w:t>To save cost (remove extra servers when not needed).</w:t>
+      </w:r>
+    </w:p>
+    <w:p>
+      <w:pPr>
+        <w:numPr>
+          <w:ilvl w:val="0"/>
+          <w:numId w:val="96"/>
+        </w:numPr>
+        <w:spacing w:after="0"/>
+      </w:pPr>
+      <w:r>
+        <w:t>To provide high availability and fault tolerance.</w:t>
+      </w:r>
+    </w:p>
+    <w:p>
+      <w:pPr>
+        <w:spacing w:after="0"/>
+      </w:pPr>
+      <w:r>
+        <w:rPr>
+          <w:b/>
+          <w:bCs/>
+        </w:rPr>
+        <w:t>When:</w:t>
+      </w:r>
+    </w:p>
+    <w:p>
+      <w:pPr>
+        <w:numPr>
+          <w:ilvl w:val="0"/>
+          <w:numId w:val="97"/>
+        </w:numPr>
+        <w:spacing w:after="0"/>
+      </w:pPr>
+      <w:r>
+        <w:t>When your application has unpredictable traffic.</w:t>
+      </w:r>
+    </w:p>
+    <w:p>
+      <w:pPr>
+        <w:numPr>
+          <w:ilvl w:val="0"/>
+          <w:numId w:val="97"/>
+        </w:numPr>
+        <w:spacing w:after="0"/>
+      </w:pPr>
+      <w:r>
+        <w:t>When you need 24/7 uptime.</w:t>
+      </w:r>
+    </w:p>
+    <w:p>
+      <w:pPr>
+        <w:numPr>
+          <w:ilvl w:val="0"/>
+          <w:numId w:val="97"/>
+        </w:numPr>
+        <w:spacing w:after="0"/>
+      </w:pPr>
+      <w:r>
+        <w:t>When you want to scale automatically without manual work.</w:t>
+      </w:r>
+    </w:p>
+    <w:p>
+      <w:pPr>
+        <w:spacing w:after="0"/>
+      </w:pPr>
+      <w:r>
+        <w:rPr>
+          <w:b/>
+          <w:bCs/>
+        </w:rPr>
+        <w:t>Simple Table:</w:t>
+      </w:r>
+    </w:p>
+    <w:tbl>
+      <w:tblPr>
+        <w:tblW w:w="11280" w:type="dxa"/>
+        <w:tblCellMar>
+          <w:top w:w="15" w:type="dxa"/>
+          <w:left w:w="15" w:type="dxa"/>
+          <w:bottom w:w="15" w:type="dxa"/>
+          <w:right w:w="15" w:type="dxa"/>
+        </w:tblCellMar>
+        <w:tblLook w:val="04A0" w:firstRow="1" w:lastRow="0" w:firstColumn="1" w:lastColumn="0" w:noHBand="0" w:noVBand="1"/>
+      </w:tblPr>
+      <w:tblGrid>
+        <w:gridCol w:w="2133"/>
+        <w:gridCol w:w="4096"/>
+        <w:gridCol w:w="5051"/>
+      </w:tblGrid>
+      <w:tr>
+        <w:trPr>
+          <w:tblHeader/>
+        </w:trPr>
+        <w:tc>
+          <w:tcPr>
+            <w:tcW w:w="0" w:type="auto"/>
+            <w:tcBorders>
+              <w:top w:val="nil"/>
+            </w:tcBorders>
+            <w:tcMar>
+              <w:top w:w="150" w:type="dxa"/>
+              <w:left w:w="0" w:type="dxa"/>
+              <w:bottom w:w="150" w:type="dxa"/>
+              <w:right w:w="240" w:type="dxa"/>
+            </w:tcMar>
+            <w:vAlign w:val="center"/>
+            <w:hideMark/>
+          </w:tcPr>
+          <w:p>
+            <w:pPr>
+              <w:spacing w:after="0"/>
+            </w:pPr>
+            <w:r>
+              <w:t>Feature</w:t>
+            </w:r>
+          </w:p>
+        </w:tc>
+        <w:tc>
+          <w:tcPr>
+            <w:tcW w:w="0" w:type="auto"/>
+            <w:tcBorders>
+              <w:top w:val="nil"/>
+            </w:tcBorders>
+            <w:tcMar>
+              <w:top w:w="150" w:type="dxa"/>
+              <w:left w:w="240" w:type="dxa"/>
+              <w:bottom w:w="150" w:type="dxa"/>
+              <w:right w:w="240" w:type="dxa"/>
+            </w:tcMar>
+            <w:vAlign w:val="center"/>
+            <w:hideMark/>
+          </w:tcPr>
+          <w:p>
+            <w:pPr>
+              <w:spacing w:after="0"/>
+            </w:pPr>
+            <w:r>
+              <w:t>Vertical Scaling</w:t>
+            </w:r>
+          </w:p>
+        </w:tc>
+        <w:tc>
+          <w:tcPr>
+            <w:tcW w:w="0" w:type="auto"/>
+            <w:tcBorders>
+              <w:top w:val="nil"/>
+            </w:tcBorders>
+            <w:tcMar>
+              <w:top w:w="150" w:type="dxa"/>
+              <w:left w:w="240" w:type="dxa"/>
+              <w:bottom w:w="150" w:type="dxa"/>
+              <w:right w:w="240" w:type="dxa"/>
+            </w:tcMar>
+            <w:vAlign w:val="center"/>
+            <w:hideMark/>
+          </w:tcPr>
+          <w:p>
+            <w:pPr>
+              <w:spacing w:after="0"/>
+            </w:pPr>
+            <w:r>
+              <w:t>Horizontal Scaling</w:t>
+            </w:r>
+          </w:p>
+        </w:tc>
+      </w:tr>
+      <w:tr>
+        <w:tc>
+          <w:tcPr>
+            <w:tcW w:w="0" w:type="auto"/>
+            <w:tcMar>
+              <w:top w:w="150" w:type="dxa"/>
+              <w:left w:w="0" w:type="dxa"/>
+              <w:bottom w:w="150" w:type="dxa"/>
+              <w:right w:w="240" w:type="dxa"/>
+            </w:tcMar>
+            <w:vAlign w:val="center"/>
+            <w:hideMark/>
+          </w:tcPr>
+          <w:p>
+            <w:pPr>
+              <w:spacing w:after="0"/>
+            </w:pPr>
+            <w:r>
+              <w:t>What it does</w:t>
+            </w:r>
+          </w:p>
+        </w:tc>
+        <w:tc>
+          <w:tcPr>
+            <w:tcW w:w="0" w:type="auto"/>
+            <w:tcMar>
+              <w:top w:w="150" w:type="dxa"/>
+              <w:left w:w="240" w:type="dxa"/>
+              <w:bottom w:w="150" w:type="dxa"/>
+              <w:right w:w="240" w:type="dxa"/>
+            </w:tcMar>
+            <w:vAlign w:val="center"/>
+            <w:hideMark/>
+          </w:tcPr>
+          <w:p>
+            <w:pPr>
+              <w:spacing w:after="0"/>
+            </w:pPr>
+            <w:r>
+              <w:t>Increase size of 1 server</w:t>
+            </w:r>
+          </w:p>
+        </w:tc>
+        <w:tc>
+          <w:tcPr>
+            <w:tcW w:w="0" w:type="auto"/>
+            <w:tcMar>
+              <w:top w:w="150" w:type="dxa"/>
+              <w:left w:w="240" w:type="dxa"/>
+              <w:bottom w:w="150" w:type="dxa"/>
+              <w:right w:w="0" w:type="dxa"/>
+            </w:tcMar>
+            <w:vAlign w:val="center"/>
+            <w:hideMark/>
+          </w:tcPr>
+          <w:p>
+            <w:pPr>
+              <w:spacing w:after="0"/>
+            </w:pPr>
+            <w:r>
+              <w:t>Add more servers</w:t>
+            </w:r>
+          </w:p>
+        </w:tc>
+      </w:tr>
+      <w:tr>
+        <w:tc>
+          <w:tcPr>
+            <w:tcW w:w="0" w:type="auto"/>
+            <w:tcMar>
+              <w:top w:w="150" w:type="dxa"/>
+              <w:left w:w="0" w:type="dxa"/>
+              <w:bottom w:w="150" w:type="dxa"/>
+              <w:right w:w="240" w:type="dxa"/>
+            </w:tcMar>
+            <w:vAlign w:val="center"/>
+            <w:hideMark/>
+          </w:tcPr>
+          <w:p>
+            <w:pPr>
+              <w:spacing w:after="0"/>
+            </w:pPr>
+            <w:r>
+              <w:t>Downtime</w:t>
+            </w:r>
+          </w:p>
+        </w:tc>
+        <w:tc>
+          <w:tcPr>
+            <w:tcW w:w="0" w:type="auto"/>
+            <w:tcMar>
+              <w:top w:w="150" w:type="dxa"/>
+              <w:left w:w="240" w:type="dxa"/>
+              <w:bottom w:w="150" w:type="dxa"/>
+              <w:right w:w="240" w:type="dxa"/>
+            </w:tcMar>
+            <w:vAlign w:val="center"/>
+            <w:hideMark/>
+          </w:tcPr>
+          <w:p>
+            <w:pPr>
+              <w:spacing w:after="0"/>
+            </w:pPr>
+            <w:r>
+              <w:t>Yes (usually needs restart)</w:t>
+            </w:r>
+          </w:p>
+        </w:tc>
+        <w:tc>
+          <w:tcPr>
+            <w:tcW w:w="0" w:type="auto"/>
+            <w:tcMar>
+              <w:top w:w="150" w:type="dxa"/>
+              <w:left w:w="240" w:type="dxa"/>
+              <w:bottom w:w="150" w:type="dxa"/>
+              <w:right w:w="0" w:type="dxa"/>
+            </w:tcMar>
+            <w:vAlign w:val="center"/>
+            <w:hideMark/>
+          </w:tcPr>
+          <w:p>
+            <w:pPr>
+              <w:spacing w:after="0"/>
+            </w:pPr>
+            <w:r>
+              <w:t>No</w:t>
+            </w:r>
+          </w:p>
+        </w:tc>
+      </w:tr>
+      <w:tr>
+        <w:tc>
+          <w:tcPr>
+            <w:tcW w:w="0" w:type="auto"/>
+            <w:tcMar>
+              <w:top w:w="150" w:type="dxa"/>
+              <w:left w:w="0" w:type="dxa"/>
+              <w:bottom w:w="150" w:type="dxa"/>
+              <w:right w:w="240" w:type="dxa"/>
+            </w:tcMar>
+            <w:vAlign w:val="center"/>
+            <w:hideMark/>
+          </w:tcPr>
+          <w:p>
+            <w:pPr>
+              <w:spacing w:after="0"/>
+            </w:pPr>
+            <w:r>
+              <w:t>Limit</w:t>
+            </w:r>
+          </w:p>
+        </w:tc>
+        <w:tc>
+          <w:tcPr>
+            <w:tcW w:w="0" w:type="auto"/>
+            <w:tcMar>
+              <w:top w:w="150" w:type="dxa"/>
+              <w:left w:w="240" w:type="dxa"/>
+              <w:bottom w:w="150" w:type="dxa"/>
+              <w:right w:w="240" w:type="dxa"/>
+            </w:tcMar>
+            <w:vAlign w:val="center"/>
+            <w:hideMark/>
+          </w:tcPr>
+          <w:p>
+            <w:pPr>
+              <w:spacing w:after="0"/>
+            </w:pPr>
+            <w:r>
+              <w:t>Hardware limit</w:t>
+            </w:r>
+          </w:p>
+        </w:tc>
+        <w:tc>
+          <w:tcPr>
+            <w:tcW w:w="0" w:type="auto"/>
+            <w:tcMar>
+              <w:top w:w="150" w:type="dxa"/>
+              <w:left w:w="240" w:type="dxa"/>
+              <w:bottom w:w="150" w:type="dxa"/>
+              <w:right w:w="0" w:type="dxa"/>
+            </w:tcMar>
+            <w:vAlign w:val="center"/>
+            <w:hideMark/>
+          </w:tcPr>
+          <w:p>
+            <w:pPr>
+              <w:spacing w:after="0"/>
+            </w:pPr>
+            <w:r>
+              <w:t>Almost unlimited</w:t>
+            </w:r>
+          </w:p>
+        </w:tc>
+      </w:tr>
+      <w:tr>
+        <w:tc>
+          <w:tcPr>
+            <w:tcW w:w="0" w:type="auto"/>
+            <w:tcMar>
+              <w:top w:w="150" w:type="dxa"/>
+              <w:left w:w="0" w:type="dxa"/>
+              <w:bottom w:w="150" w:type="dxa"/>
+              <w:right w:w="240" w:type="dxa"/>
+            </w:tcMar>
+            <w:vAlign w:val="center"/>
+            <w:hideMark/>
+          </w:tcPr>
+          <w:p>
+            <w:pPr>
+              <w:spacing w:after="0"/>
+            </w:pPr>
+            <w:r>
+              <w:t>Cost</w:t>
+            </w:r>
+          </w:p>
+        </w:tc>
+        <w:tc>
+          <w:tcPr>
+            <w:tcW w:w="0" w:type="auto"/>
+            <w:tcMar>
+              <w:top w:w="150" w:type="dxa"/>
+              <w:left w:w="240" w:type="dxa"/>
+              <w:bottom w:w="150" w:type="dxa"/>
+              <w:right w:w="240" w:type="dxa"/>
+            </w:tcMar>
+            <w:vAlign w:val="center"/>
+            <w:hideMark/>
+          </w:tcPr>
+          <w:p>
+            <w:pPr>
+              <w:spacing w:after="0"/>
+            </w:pPr>
+            <w:r>
+              <w:t>Expensive (bigger server)</w:t>
+            </w:r>
+          </w:p>
+        </w:tc>
+        <w:tc>
+          <w:tcPr>
+            <w:tcW w:w="0" w:type="auto"/>
+            <w:tcMar>
+              <w:top w:w="150" w:type="dxa"/>
+              <w:left w:w="240" w:type="dxa"/>
+              <w:bottom w:w="150" w:type="dxa"/>
+              <w:right w:w="0" w:type="dxa"/>
+            </w:tcMar>
+            <w:vAlign w:val="center"/>
+            <w:hideMark/>
+          </w:tcPr>
+          <w:p>
+            <w:pPr>
+              <w:spacing w:after="0"/>
+            </w:pPr>
+            <w:r>
+              <w:t>Cheaper (many small servers)</w:t>
+            </w:r>
+          </w:p>
+        </w:tc>
+      </w:tr>
+      <w:tr>
+        <w:tc>
+          <w:tcPr>
+            <w:tcW w:w="0" w:type="auto"/>
+            <w:tcMar>
+              <w:top w:w="150" w:type="dxa"/>
+              <w:left w:w="0" w:type="dxa"/>
+              <w:bottom w:w="150" w:type="dxa"/>
+              <w:right w:w="240" w:type="dxa"/>
+            </w:tcMar>
+            <w:vAlign w:val="center"/>
+            <w:hideMark/>
+          </w:tcPr>
+          <w:p>
+            <w:pPr>
+              <w:spacing w:after="0"/>
+            </w:pPr>
+            <w:r>
+              <w:t>AWS Example</w:t>
+            </w:r>
+          </w:p>
+        </w:tc>
+        <w:tc>
+          <w:tcPr>
+            <w:tcW w:w="0" w:type="auto"/>
+            <w:tcMar>
+              <w:top w:w="150" w:type="dxa"/>
+              <w:left w:w="240" w:type="dxa"/>
+              <w:bottom w:w="150" w:type="dxa"/>
+              <w:right w:w="240" w:type="dxa"/>
+            </w:tcMar>
+            <w:vAlign w:val="center"/>
+            <w:hideMark/>
+          </w:tcPr>
+          <w:p>
+            <w:pPr>
+              <w:spacing w:after="0"/>
+            </w:pPr>
+            <w:r>
+              <w:t>Change EC2 instance type</w:t>
+            </w:r>
+          </w:p>
+        </w:tc>
+        <w:tc>
+          <w:tcPr>
+            <w:tcW w:w="0" w:type="auto"/>
+            <w:tcMar>
+              <w:top w:w="150" w:type="dxa"/>
+              <w:left w:w="240" w:type="dxa"/>
+              <w:bottom w:w="150" w:type="dxa"/>
+              <w:right w:w="0" w:type="dxa"/>
+            </w:tcMar>
+            <w:vAlign w:val="center"/>
+            <w:hideMark/>
+          </w:tcPr>
+          <w:p>
+            <w:pPr>
+              <w:spacing w:after="0"/>
+            </w:pPr>
+            <w:r>
+              <w:t>Add EC2 instances with Auto Scaling</w:t>
+            </w:r>
+          </w:p>
+        </w:tc>
+      </w:tr>
+    </w:tbl>
+    <w:p>
+      <w:pPr>
+        <w:spacing w:after="0"/>
+      </w:pPr>
+      <w:r>
+        <w:rPr>
+          <w:b/>
+          <w:bCs/>
+        </w:rPr>
+        <w:t>Interview Answer:</w:t>
+      </w:r>
+      <w:r>
+        <w:br/>
+        <w:t>"Vertical Scaling means increasing the size of a single instance by adding more CPU and RAM. Its main drawback is downtime and a hardware limit. Horizontal Scaling means adding more instances to handle the load. It has no downtime and can scale almost infinitely. Auto Scaling automatically uses Horizontal Scaling to add or remove instances based on traffic. Horizontal Scaling is preferred in AWS because it provides high availability and fault tolerance."</w:t>
+      </w:r>
+    </w:p>
+    <w:p>
+      <w:pPr>
+        <w:spacing w:after="0"/>
+      </w:pPr>
+    </w:p>
+    <w:p>
+      <w:pPr>
+        <w:pStyle w:val="Title"/>
+      </w:pPr>
+      <w:r>
+        <w:t>Autoscaling group challenges</w:t>
+      </w:r>
+    </w:p>
+    <w:p>
+      <w:pPr>
+        <w:spacing w:after="0"/>
+        <w:rPr>
+          <w:b/>
+          <w:bCs/>
+        </w:rPr>
+      </w:pPr>
+    </w:p>
+    <w:p>
+      <w:pPr>
+        <w:spacing w:after="0"/>
+      </w:pPr>
+      <w:r>
+        <w:rPr>
+          <w:b/>
+          <w:bCs/>
+        </w:rPr>
+        <w:t>1. ASG should create a server with the same application -- Custom-AMI --</w:t>
+      </w:r>
+      <w:r>
+        <w:br/>
+        <w:t xml:space="preserve">When Auto Scaling creates a new server, it must have the exact same application (software, code, files) as the old server. If it doesn't, the new server won't work. To make sure this happens, we take a backup image of our existing server. That image is called a </w:t>
+      </w:r>
+      <w:r>
+        <w:rPr>
+          <w:b/>
+          <w:bCs/>
+        </w:rPr>
+        <w:t>Custom AMI</w:t>
+      </w:r>
+      <w:r>
+        <w:t>. ASG uses this Custom AMI to launch new servers.</w:t>
+      </w:r>
+    </w:p>
+    <w:p>
+      <w:pPr>
+        <w:spacing w:after="0"/>
+      </w:pPr>
+      <w:r>
+        <w:rPr>
+          <w:b/>
+          <w:bCs/>
+        </w:rPr>
+        <w:t>2. ASG should create a server with the same configurations (instance type, key, AMI, SG etc) -- Launch template</w:t>
+      </w:r>
+      <w:r>
+        <w:br/>
+        <w:t xml:space="preserve">The new server also needs the same settings: same CPU/RAM (instance type), same login key, same AMI, and same firewall (Security Group). Instead of manually choosing </w:t>
+      </w:r>
+      <w:proofErr w:type="gramStart"/>
+      <w:r>
+        <w:t>these every</w:t>
+      </w:r>
+      <w:proofErr w:type="gramEnd"/>
+      <w:r>
+        <w:t xml:space="preserve"> time, we save all these settings in a </w:t>
+      </w:r>
+      <w:r>
+        <w:rPr>
+          <w:b/>
+          <w:bCs/>
+        </w:rPr>
+        <w:t>Launch Template</w:t>
+      </w:r>
+      <w:r>
+        <w:t>. ASG uses this Launch Template as a blueprint to create new servers.</w:t>
+      </w:r>
+    </w:p>
+    <w:p>
+      <w:pPr>
+        <w:spacing w:after="0"/>
+      </w:pPr>
+      <w:r>
+        <w:rPr>
+          <w:b/>
+          <w:bCs/>
+        </w:rPr>
+        <w:t>3. ASG should be registered into the same target group where LB is integrated</w:t>
+      </w:r>
+      <w:r>
+        <w:br/>
+        <w:t>The Load Balancer (LB) sends traffic to a Target Group. When ASG creates a new server, it must automatically add that new server to the exact same Target Group. If it doesn't, the Load Balancer won't know the new server exists, and traffic won't reach it.</w:t>
+      </w:r>
+    </w:p>
+    <w:p>
+      <w:pPr>
+        <w:spacing w:after="0"/>
+      </w:pPr>
+      <w:r>
+        <w:rPr>
+          <w:b/>
+          <w:bCs/>
+        </w:rPr>
+        <w:t>4. ASG should create servers inside the same AZ where LB AZ is selected</w:t>
+      </w:r>
+      <w:r>
+        <w:br/>
+        <w:t>A Load Balancer is set up in specific Availability Zones (AZs). For the Load Balancer to send traffic to the new server, ASG must create the new server in the same AZs.</w:t>
+      </w:r>
+      <w:r>
+        <w:br/>
+      </w:r>
+      <w:r>
+        <w:rPr>
+          <w:i/>
+          <w:iCs/>
+        </w:rPr>
+        <w:t>(Note: This is why we configure subnets and Target Group details when setting up the ASG. The subnets tell ASG which AZs to use).</w:t>
+      </w:r>
+    </w:p>
+    <w:p>
+      <w:pPr>
+        <w:spacing w:after="0"/>
+      </w:pPr>
+      <w:r>
+        <w:rPr>
+          <w:b/>
+          <w:bCs/>
+        </w:rPr>
+        <w:t>Simple Summary:</w:t>
+      </w:r>
+      <w:r>
+        <w:br/>
+        <w:t xml:space="preserve">ASG needs a </w:t>
+      </w:r>
+      <w:r>
+        <w:rPr>
+          <w:b/>
+          <w:bCs/>
+        </w:rPr>
+        <w:t>Custom AMI</w:t>
+      </w:r>
+      <w:r>
+        <w:t xml:space="preserve"> for the app, a </w:t>
+      </w:r>
+      <w:r>
+        <w:rPr>
+          <w:b/>
+          <w:bCs/>
+        </w:rPr>
+        <w:t>Launch Template</w:t>
+      </w:r>
+      <w:r>
+        <w:t xml:space="preserve"> for the settings, the </w:t>
+      </w:r>
+      <w:r>
+        <w:rPr>
+          <w:b/>
+          <w:bCs/>
+        </w:rPr>
+        <w:t>same Target Group</w:t>
+      </w:r>
+      <w:r>
+        <w:t xml:space="preserve"> to receive traffic, and the </w:t>
+      </w:r>
+      <w:r>
+        <w:rPr>
+          <w:b/>
+          <w:bCs/>
+        </w:rPr>
+        <w:t>same AZ</w:t>
+      </w:r>
+      <w:r>
+        <w:t xml:space="preserve"> as the Load Balancer to work properly.</w:t>
+      </w:r>
+    </w:p>
+    <w:p>
+      <w:pPr>
+        <w:spacing w:after="0"/>
+      </w:pPr>
+    </w:p>
+    <w:p>
+      <w:pPr>
+        <w:spacing w:after="0"/>
+      </w:pPr>
+      <w:r>
+        <w:lastRenderedPageBreak/>
+        <w:drawing>
+          <wp:inline distT="0" distB="0" distL="0" distR="0" wp14:anchorId="08738512" wp14:editId="45BA0658">
+            <wp:extent cx="4168501" cy="3025402"/>
+            <wp:effectExtent l="0" t="0" r="3810" b="3810"/>
+            <wp:docPr id="962159314" name="Picture 1"/>
+            <wp:cNvGraphicFramePr>
+              <a:graphicFrameLocks xmlns:a="http://schemas.openxmlformats.org/drawingml/2006/main" noChangeAspect="1"/>
+            </wp:cNvGraphicFramePr>
+            <a:graphic xmlns:a="http://schemas.openxmlformats.org/drawingml/2006/main">
+              <a:graphicData uri="http://schemas.openxmlformats.org/drawingml/2006/picture">
+                <pic:pic xmlns:pic="http://schemas.openxmlformats.org/drawingml/2006/picture">
+                  <pic:nvPicPr>
+                    <pic:cNvPr id="962159314" name=""/>
+                    <pic:cNvPicPr/>
+                  </pic:nvPicPr>
+                  <pic:blipFill>
+                    <a:blip r:embed="rId14"/>
+                    <a:stretch>
+                      <a:fillRect/>
+                    </a:stretch>
+                  </pic:blipFill>
+                  <pic:spPr>
+                    <a:xfrm>
+                      <a:off x="0" y="0"/>
+                      <a:ext cx="4168501" cy="3025402"/>
+                    </a:xfrm>
+                    <a:prstGeom prst="rect">
+                      <a:avLst/>
+                    </a:prstGeom>
+                  </pic:spPr>
+                </pic:pic>
+              </a:graphicData>
+            </a:graphic>
+          </wp:inline>
+        </w:drawing>
+      </w:r>
+    </w:p>
+    <w:p>
+      <w:pPr>
+        <w:spacing w:after="0"/>
+      </w:pPr>
+    </w:p>
+    <w:p>
+      <w:pPr>
+        <w:spacing w:after="0"/>
+      </w:pPr>
+      <w:r>
+        <w:rPr>
+          <w:b/>
+          <w:bCs/>
+        </w:rPr>
+        <w:t>Why we need an AMI for Auto Scaling:</w:t>
+      </w:r>
+      <w:r>
+        <w:br/>
+        <w:t xml:space="preserve">Auto Scaling creates </w:t>
+      </w:r>
+      <w:r>
+        <w:rPr>
+          <w:i/>
+          <w:iCs/>
+        </w:rPr>
+        <w:t>new</w:t>
+      </w:r>
+      <w:r>
+        <w:t xml:space="preserve"> servers automatically. But how does the new server know what application to run? It needs a perfect copy of your existing server. That copy is called an </w:t>
+      </w:r>
+      <w:r>
+        <w:rPr>
+          <w:b/>
+          <w:bCs/>
+        </w:rPr>
+        <w:t>AMI (Amazon Machine Image)</w:t>
+      </w:r>
+      <w:r>
+        <w:t>.</w:t>
+      </w:r>
+    </w:p>
+    <w:p>
+      <w:pPr>
+        <w:spacing w:after="0"/>
+      </w:pPr>
+      <w:r>
+        <w:rPr>
+          <w:b/>
+          <w:bCs/>
+        </w:rPr>
+        <w:t>Why we need a Launch Template:</w:t>
+      </w:r>
+      <w:r>
+        <w:br/>
+        <w:t xml:space="preserve">An AMI only has the hard drive data (OS + Application). It does not have the settings like instance type, key pair, or security group. </w:t>
+      </w:r>
+      <w:proofErr w:type="gramStart"/>
+      <w:r>
+        <w:t>So</w:t>
+      </w:r>
+      <w:proofErr w:type="gramEnd"/>
+      <w:r>
+        <w:t xml:space="preserve"> we put the AMI inside a </w:t>
+      </w:r>
+      <w:r>
+        <w:rPr>
+          <w:b/>
+          <w:bCs/>
+        </w:rPr>
+        <w:t>Launch Template</w:t>
+      </w:r>
+      <w:r>
+        <w:t>. The Launch Template is the full blueprint.</w:t>
+      </w:r>
+    </w:p>
+    <w:p>
+      <w:pPr>
+        <w:spacing w:after="0"/>
+      </w:pPr>
+      <w:r>
+        <w:rPr>
+          <w:b/>
+          <w:bCs/>
+        </w:rPr>
+        <w:t>The exact flow you asked about:</w:t>
+      </w:r>
+    </w:p>
+    <w:p>
+      <w:pPr>
+        <w:spacing w:after="0"/>
+      </w:pPr>
+      <w:r>
+        <w:rPr>
+          <w:b/>
+          <w:bCs/>
+        </w:rPr>
+        <w:t>Step 1: Create the Base Server</w:t>
+      </w:r>
+      <w:r>
+        <w:br/>
+        <w:t>Launch one EC2 server.</w:t>
+      </w:r>
+      <w:r>
+        <w:br/>
+        <w:t>Install your application, configure it, and test it. Make it perfect.</w:t>
+      </w:r>
+    </w:p>
+    <w:p>
+      <w:pPr>
+        <w:spacing w:after="0"/>
+      </w:pPr>
+      <w:r>
+        <w:rPr>
+          <w:b/>
+          <w:bCs/>
+        </w:rPr>
+        <w:t>Step 2: Create an AMI (Image)</w:t>
+      </w:r>
+      <w:r>
+        <w:br/>
+        <w:t>Take a backup (snapshot) of this perfect server.</w:t>
+      </w:r>
+      <w:r>
+        <w:br/>
+        <w:t xml:space="preserve">This backup is the </w:t>
+      </w:r>
+      <w:r>
+        <w:rPr>
+          <w:b/>
+          <w:bCs/>
+        </w:rPr>
+        <w:t>Custom AMI</w:t>
+      </w:r>
+      <w:r>
+        <w:t>.</w:t>
+      </w:r>
+      <w:r>
+        <w:br/>
+        <w:t>It contains the OS and your application.</w:t>
+      </w:r>
+    </w:p>
+    <w:p>
+      <w:pPr>
+        <w:spacing w:after="0"/>
+      </w:pPr>
+      <w:r>
+        <w:rPr>
+          <w:b/>
+          <w:bCs/>
+        </w:rPr>
+        <w:t>Step 3: Create a Launch Template</w:t>
+      </w:r>
+      <w:r>
+        <w:br/>
+        <w:t>Create a Launch Template.</w:t>
+      </w:r>
+      <w:r>
+        <w:br/>
+        <w:t xml:space="preserve">Inside it, select your </w:t>
+      </w:r>
+      <w:r>
+        <w:rPr>
+          <w:b/>
+          <w:bCs/>
+        </w:rPr>
+        <w:t>Custom AMI</w:t>
+      </w:r>
+      <w:r>
+        <w:t>.</w:t>
+      </w:r>
+      <w:r>
+        <w:br/>
+        <w:t>Add the other settings: Instance type (CPU/RAM), Key Pair, Security Group.</w:t>
+      </w:r>
+    </w:p>
+    <w:p>
+      <w:pPr>
+        <w:spacing w:after="0"/>
+      </w:pPr>
+      <w:r>
+        <w:rPr>
+          <w:b/>
+          <w:bCs/>
+        </w:rPr>
+        <w:t>Step 4: Create Auto Scaling Group (ASG)</w:t>
+      </w:r>
+      <w:r>
+        <w:br/>
+        <w:t>Create the ASG.</w:t>
+      </w:r>
+      <w:r>
+        <w:br/>
+        <w:t xml:space="preserve">Select your </w:t>
+      </w:r>
+      <w:r>
+        <w:rPr>
+          <w:b/>
+          <w:bCs/>
+        </w:rPr>
+        <w:t>Launch Template</w:t>
+      </w:r>
+      <w:r>
+        <w:t>.</w:t>
+      </w:r>
+      <w:r>
+        <w:br/>
+        <w:t>ASG now uses this template to automatically create new servers exactly like your base server.</w:t>
+      </w:r>
+    </w:p>
+    <w:p>
+      <w:pPr>
+        <w:spacing w:after="0"/>
+      </w:pPr>
+      <w:r>
+        <w:rPr>
+          <w:b/>
+          <w:bCs/>
+        </w:rPr>
+        <w:t>Simple summary:</w:t>
+      </w:r>
+    </w:p>
+    <w:p>
+      <w:pPr>
+        <w:numPr>
+          <w:ilvl w:val="0"/>
+          <w:numId w:val="98"/>
+        </w:numPr>
+        <w:spacing w:after="0"/>
+      </w:pPr>
+      <w:r>
+        <w:t>Configure one server.</w:t>
+      </w:r>
+    </w:p>
+    <w:p>
+      <w:pPr>
+        <w:numPr>
+          <w:ilvl w:val="0"/>
+          <w:numId w:val="98"/>
+        </w:numPr>
+        <w:spacing w:after="0"/>
+      </w:pPr>
+      <w:r>
+        <w:t xml:space="preserve">Take its backup = </w:t>
+      </w:r>
+      <w:r>
+        <w:rPr>
+          <w:b/>
+          <w:bCs/>
+        </w:rPr>
+        <w:t>AMI</w:t>
+      </w:r>
+      <w:r>
+        <w:t>.</w:t>
+      </w:r>
+    </w:p>
+    <w:p>
+      <w:pPr>
+        <w:numPr>
+          <w:ilvl w:val="0"/>
+          <w:numId w:val="98"/>
+        </w:numPr>
+        <w:spacing w:after="0"/>
+      </w:pPr>
+      <w:r>
+        <w:t xml:space="preserve">Put AMI + settings = </w:t>
+      </w:r>
+      <w:r>
+        <w:rPr>
+          <w:b/>
+          <w:bCs/>
+        </w:rPr>
+        <w:t>Launch Template</w:t>
+      </w:r>
+      <w:r>
+        <w:t>.</w:t>
+      </w:r>
+    </w:p>
+    <w:p>
+      <w:pPr>
+        <w:numPr>
+          <w:ilvl w:val="0"/>
+          <w:numId w:val="98"/>
+        </w:numPr>
+        <w:spacing w:after="0"/>
+      </w:pPr>
+      <w:r>
+        <w:t xml:space="preserve">Give Launch Template to ASG = </w:t>
+      </w:r>
+      <w:r>
+        <w:rPr>
+          <w:b/>
+          <w:bCs/>
+        </w:rPr>
+        <w:t>Auto Scaling works</w:t>
+      </w:r>
+      <w:r>
+        <w:t>.</w:t>
+      </w:r>
+    </w:p>
+    <w:p>
+      <w:pPr>
+        <w:spacing w:after="0"/>
+      </w:pPr>
+      <w:r>
+        <w:rPr>
+          <w:b/>
+          <w:bCs/>
+        </w:rPr>
+        <w:t>Interview answer:</w:t>
+      </w:r>
+      <w:r>
+        <w:br/>
+        <w:t>"To set up Auto Scaling, we first configure a base server and create a Custom AMI from it. This AMI contains the OS and application. Then we create a Launch Template, which uses this AMI and defines the instance type, key pair, and security group. Finally, the Auto Scaling Group uses this Launch Template to automatically launch new instances."</w:t>
+      </w:r>
+    </w:p>
+    <w:p>
+      <w:pPr>
+        <w:spacing w:after="0"/>
+      </w:pPr>
+    </w:p>
+    <w:p>
+      <w:pPr>
+        <w:spacing w:after="0"/>
+      </w:pPr>
+      <w:r>
+        <w:lastRenderedPageBreak/>
+        <w:drawing>
+          <wp:inline distT="0" distB="0" distL="0" distR="0" wp14:anchorId="35955D7C" wp14:editId="3E303D6E">
+            <wp:extent cx="4031329" cy="5143946"/>
+            <wp:effectExtent l="0" t="0" r="7620" b="0"/>
+            <wp:docPr id="1010552284" name="Picture 1"/>
+            <wp:cNvGraphicFramePr>
+              <a:graphicFrameLocks xmlns:a="http://schemas.openxmlformats.org/drawingml/2006/main" noChangeAspect="1"/>
+            </wp:cNvGraphicFramePr>
+            <a:graphic xmlns:a="http://schemas.openxmlformats.org/drawingml/2006/main">
+              <a:graphicData uri="http://schemas.openxmlformats.org/drawingml/2006/picture">
+                <pic:pic xmlns:pic="http://schemas.openxmlformats.org/drawingml/2006/picture">
+                  <pic:nvPicPr>
+                    <pic:cNvPr id="1010552284" name=""/>
+                    <pic:cNvPicPr/>
+                  </pic:nvPicPr>
+                  <pic:blipFill>
+                    <a:blip r:embed="rId15"/>
+                    <a:stretch>
+                      <a:fillRect/>
+                    </a:stretch>
+                  </pic:blipFill>
+                  <pic:spPr>
+                    <a:xfrm>
+                      <a:off x="0" y="0"/>
+                      <a:ext cx="4031329" cy="5143946"/>
+                    </a:xfrm>
+                    <a:prstGeom prst="rect">
+                      <a:avLst/>
+                    </a:prstGeom>
+                  </pic:spPr>
+                </pic:pic>
+              </a:graphicData>
+            </a:graphic>
+          </wp:inline>
+        </w:drawing>
+      </w:r>
+    </w:p>
+    <w:p/>
+    <w:p>
+      <w:pPr>
+        <w:spacing w:after="0"/>
+      </w:pPr>
+    </w:p>
+    <w:p>
+      <w:pPr>
+        <w:spacing w:after="0"/>
+        <w:rPr>
+          <w:b/>
+          <w:bCs/>
+        </w:rPr>
+      </w:pPr>
+      <w:r>
+        <w:rPr>
+          <w:b/>
+          <w:bCs/>
+        </w:rPr>
+        <w:t>AWS Launch Template &amp; Auto Scaling Group — Simple Q&amp;A</w:t>
+      </w:r>
+    </w:p>
+    <w:p>
+      <w:pPr>
+        <w:spacing w:after="0"/>
+      </w:pPr>
+      <w:r>
+        <w:rPr>
+          <w:b/>
+          <w:bCs/>
+        </w:rPr>
+        <w:t>Q1. What is a Launch Template?</w:t>
+      </w:r>
+      <w:r>
+        <w:br/>
+      </w:r>
+      <w:r>
+        <w:rPr>
+          <w:b/>
+          <w:bCs/>
+        </w:rPr>
+        <w:t>Answer:</w:t>
+      </w:r>
+      <w:r>
+        <w:br/>
+        <w:t xml:space="preserve">A Launch Template is a </w:t>
+      </w:r>
+      <w:r>
+        <w:rPr>
+          <w:b/>
+          <w:bCs/>
+        </w:rPr>
+        <w:t>blueprint for an EC2 instance</w:t>
+      </w:r>
+      <w:r>
+        <w:t>. It defines what the server should look like.</w:t>
+      </w:r>
+    </w:p>
+    <w:p>
+      <w:pPr>
+        <w:spacing w:after="0"/>
+      </w:pPr>
+      <w:r>
+        <w:t>It can contain:</w:t>
+      </w:r>
+    </w:p>
+    <w:p>
+      <w:pPr>
+        <w:numPr>
+          <w:ilvl w:val="0"/>
+          <w:numId w:val="99"/>
+        </w:numPr>
+        <w:spacing w:after="0"/>
+      </w:pPr>
+      <w:r>
+        <w:t xml:space="preserve">AMI </w:t>
+      </w:r>
+    </w:p>
+    <w:p>
+      <w:pPr>
+        <w:numPr>
+          <w:ilvl w:val="0"/>
+          <w:numId w:val="99"/>
+        </w:numPr>
+        <w:spacing w:after="0"/>
+      </w:pPr>
+      <w:r>
+        <w:t xml:space="preserve">Instance type </w:t>
+      </w:r>
+    </w:p>
+    <w:p>
+      <w:pPr>
+        <w:numPr>
+          <w:ilvl w:val="0"/>
+          <w:numId w:val="99"/>
+        </w:numPr>
+        <w:spacing w:after="0"/>
+      </w:pPr>
+      <w:r>
+        <w:t xml:space="preserve">Key pair </w:t>
+      </w:r>
+    </w:p>
+    <w:p>
+      <w:pPr>
+        <w:numPr>
+          <w:ilvl w:val="0"/>
+          <w:numId w:val="99"/>
+        </w:numPr>
+        <w:spacing w:after="0"/>
+      </w:pPr>
+      <w:r>
+        <w:t xml:space="preserve">Security group </w:t>
+      </w:r>
+    </w:p>
+    <w:p>
+      <w:pPr>
+        <w:numPr>
+          <w:ilvl w:val="0"/>
+          <w:numId w:val="99"/>
+        </w:numPr>
+        <w:spacing w:after="0"/>
+      </w:pPr>
+      <w:r>
+        <w:t xml:space="preserve">Storage </w:t>
+      </w:r>
+    </w:p>
+    <w:p>
+      <w:pPr>
+        <w:numPr>
+          <w:ilvl w:val="0"/>
+          <w:numId w:val="99"/>
+        </w:numPr>
+        <w:spacing w:after="0"/>
+      </w:pPr>
+      <w:r>
+        <w:t xml:space="preserve">User data </w:t>
+      </w:r>
+    </w:p>
+    <w:p>
+      <w:pPr>
+        <w:spacing w:after="0"/>
+      </w:pPr>
+      <w:r>
+        <w:pict w14:anchorId="06831551">
+          <v:rect id="_x0000_i1086" style="width:0;height:1.5pt" o:hralign="center" o:hrstd="t" o:hr="t" fillcolor="#a0a0a0" stroked="f"/>
+        </w:pict>
+      </w:r>
+    </w:p>
+    <w:p>
+      <w:pPr>
+        <w:spacing w:after="0"/>
+      </w:pPr>
+      <w:r>
+        <w:rPr>
+          <w:b/>
+          <w:bCs/>
+        </w:rPr>
+        <w:t>Q2. What is an Auto Scaling Group (ASG)?</w:t>
+      </w:r>
+      <w:r>
+        <w:br/>
+      </w:r>
+      <w:r>
+        <w:rPr>
+          <w:b/>
+          <w:bCs/>
+        </w:rPr>
+        <w:t>Answer:</w:t>
+      </w:r>
+      <w:r>
+        <w:br/>
+        <w:t xml:space="preserve">An Auto Scaling Group manages </w:t>
+      </w:r>
+      <w:r>
+        <w:rPr>
+          <w:b/>
+          <w:bCs/>
+        </w:rPr>
+        <w:t>how many EC2 instances should run and where they should run</w:t>
+      </w:r>
+      <w:r>
+        <w:t>.</w:t>
+      </w:r>
+    </w:p>
+    <w:p>
+      <w:pPr>
+        <w:spacing w:after="0"/>
+      </w:pPr>
+      <w:r>
+        <w:t>It defines:</w:t>
+      </w:r>
+    </w:p>
+    <w:p>
+      <w:pPr>
+        <w:numPr>
+          <w:ilvl w:val="0"/>
+          <w:numId w:val="100"/>
+        </w:numPr>
+        <w:spacing w:after="0"/>
+      </w:pPr>
+      <w:r>
+        <w:t xml:space="preserve">VPC </w:t>
+      </w:r>
+    </w:p>
+    <w:p>
+      <w:pPr>
+        <w:numPr>
+          <w:ilvl w:val="0"/>
+          <w:numId w:val="100"/>
+        </w:numPr>
+        <w:spacing w:after="0"/>
+      </w:pPr>
+      <w:r>
+        <w:t xml:space="preserve">Subnets </w:t>
+      </w:r>
+    </w:p>
+    <w:p>
+      <w:pPr>
+        <w:numPr>
+          <w:ilvl w:val="0"/>
+          <w:numId w:val="100"/>
+        </w:numPr>
+        <w:spacing w:after="0"/>
+      </w:pPr>
+      <w:r>
+        <w:t xml:space="preserve">Minimum capacity </w:t>
+      </w:r>
+    </w:p>
+    <w:p>
+      <w:pPr>
+        <w:numPr>
+          <w:ilvl w:val="0"/>
+          <w:numId w:val="100"/>
+        </w:numPr>
+        <w:spacing w:after="0"/>
+      </w:pPr>
+      <w:r>
+        <w:t xml:space="preserve">Desired capacity </w:t>
+      </w:r>
+    </w:p>
+    <w:p>
+      <w:pPr>
+        <w:numPr>
+          <w:ilvl w:val="0"/>
+          <w:numId w:val="100"/>
+        </w:numPr>
+        <w:spacing w:after="0"/>
+      </w:pPr>
+      <w:r>
+        <w:t xml:space="preserve">Maximum capacity </w:t>
+      </w:r>
+    </w:p>
+    <w:p>
+      <w:pPr>
+        <w:numPr>
+          <w:ilvl w:val="0"/>
+          <w:numId w:val="100"/>
+        </w:numPr>
+        <w:spacing w:after="0"/>
+      </w:pPr>
+      <w:r>
+        <w:t xml:space="preserve">Load Balancer / Target Group </w:t>
+      </w:r>
+    </w:p>
+    <w:p>
+      <w:pPr>
+        <w:spacing w:after="0"/>
+      </w:pPr>
+      <w:r>
+        <w:pict w14:anchorId="6DD58563">
+          <v:rect id="_x0000_i1087" style="width:0;height:1.5pt" o:hralign="center" o:hrstd="t" o:hr="t" fillcolor="#a0a0a0" stroked="f"/>
+        </w:pict>
+      </w:r>
+    </w:p>
+    <w:p>
+      <w:pPr>
+        <w:spacing w:after="0"/>
+      </w:pPr>
+      <w:r>
+        <w:rPr>
+          <w:b/>
+          <w:bCs/>
+        </w:rPr>
+        <w:t>Q3. Why do we select VPC and Subnets in the ASG?</w:t>
+      </w:r>
+      <w:r>
+        <w:br/>
+      </w:r>
+      <w:r>
+        <w:rPr>
+          <w:b/>
+          <w:bCs/>
+        </w:rPr>
+        <w:t>Answer:</w:t>
+      </w:r>
+      <w:r>
+        <w:br/>
+        <w:t xml:space="preserve">Because the </w:t>
+      </w:r>
+      <w:r>
+        <w:rPr>
+          <w:b/>
+          <w:bCs/>
+        </w:rPr>
+        <w:t>ASG decides where the EC2 instances will be launched</w:t>
+      </w:r>
+      <w:r>
+        <w:t>.</w:t>
+      </w:r>
+    </w:p>
+    <w:p>
+      <w:pPr>
+        <w:spacing w:after="0"/>
+      </w:pPr>
+      <w:r>
+        <w:lastRenderedPageBreak/>
+        <w:t>For example:</w:t>
+      </w:r>
+    </w:p>
+    <w:p>
+      <w:pPr>
+        <w:spacing w:after="0"/>
+      </w:pPr>
+      <w:r>
+        <w:t>VPC</w:t>
+      </w:r>
+    </w:p>
+    <w:p>
+      <w:pPr>
+        <w:spacing w:after="0"/>
+      </w:pPr>
+      <w:r>
+        <w:t xml:space="preserve"> </w:t>
+      </w:r>
+      <w:r>
+        <w:rPr>
+          <w:rFonts w:ascii="MS Gothic" w:eastAsia="MS Gothic" w:hAnsi="MS Gothic" w:cs="MS Gothic" w:hint="eastAsia"/>
+        </w:rPr>
+        <w:t>├</w:t>
+      </w:r>
+      <w:r>
+        <w:rPr>
+          <w:rFonts w:ascii="Calibri" w:hAnsi="Calibri" w:cs="Calibri"/>
+        </w:rPr>
+        <w:t>──</w:t>
+      </w:r>
+      <w:r>
+        <w:t xml:space="preserve"> Public Subnet - AZ1</w:t>
+      </w:r>
+    </w:p>
+    <w:p>
+      <w:pPr>
+        <w:spacing w:after="0"/>
+      </w:pPr>
+      <w:r>
+        <w:t xml:space="preserve"> </w:t>
+      </w:r>
+      <w:r>
+        <w:rPr>
+          <w:rFonts w:ascii="MS Gothic" w:eastAsia="MS Gothic" w:hAnsi="MS Gothic" w:cs="MS Gothic" w:hint="eastAsia"/>
+        </w:rPr>
+        <w:t>├</w:t>
+      </w:r>
+      <w:r>
+        <w:rPr>
+          <w:rFonts w:ascii="Calibri" w:hAnsi="Calibri" w:cs="Calibri"/>
+        </w:rPr>
+        <w:t>──</w:t>
+      </w:r>
+      <w:r>
+        <w:t xml:space="preserve"> Public Subnet - AZ2</w:t>
+      </w:r>
+    </w:p>
+    <w:p>
+      <w:pPr>
+        <w:spacing w:after="0"/>
+      </w:pPr>
+      <w:r>
+        <w:t xml:space="preserve"> </w:t>
+      </w:r>
+      <w:r>
+        <w:rPr>
+          <w:rFonts w:ascii="MS Gothic" w:eastAsia="MS Gothic" w:hAnsi="MS Gothic" w:cs="MS Gothic" w:hint="eastAsia"/>
+        </w:rPr>
+        <w:t>├</w:t>
+      </w:r>
+      <w:r>
+        <w:rPr>
+          <w:rFonts w:ascii="Calibri" w:hAnsi="Calibri" w:cs="Calibri"/>
+        </w:rPr>
+        <w:t>──</w:t>
+      </w:r>
+      <w:r>
+        <w:t xml:space="preserve"> Private Subnet - AZ1</w:t>
+      </w:r>
+    </w:p>
+    <w:p>
+      <w:pPr>
+        <w:spacing w:after="0"/>
+      </w:pPr>
+      <w:r>
+        <w:t xml:space="preserve"> └── Private Subnet - AZ2</w:t>
+      </w:r>
+    </w:p>
+    <w:p>
+      <w:pPr>
+        <w:spacing w:after="0"/>
+      </w:pPr>
+      <w:r>
+        <w:t>In the ASG, we can select multiple subnets so that EC2 instances can be distributed across different Availability Zones.</w:t>
+      </w:r>
+    </w:p>
+    <w:p>
+      <w:pPr>
+        <w:spacing w:after="0"/>
+      </w:pPr>
+      <w:r>
+        <w:pict w14:anchorId="336B1350">
+          <v:rect id="_x0000_i1088" style="width:0;height:1.5pt" o:hralign="center" o:hrstd="t" o:hr="t" fillcolor="#a0a0a0" stroked="f"/>
+        </w:pict>
+      </w:r>
+    </w:p>
+    <w:p>
+      <w:pPr>
+        <w:spacing w:after="0"/>
+      </w:pPr>
+      <w:r>
+        <w:rPr>
+          <w:b/>
+          <w:bCs/>
+        </w:rPr>
+        <w:t>Q4. If I select a subnet in the Launch Template, will ASG use that subnet?</w:t>
+      </w:r>
+      <w:r>
+        <w:br/>
+      </w:r>
+      <w:r>
+        <w:rPr>
+          <w:b/>
+          <w:bCs/>
+        </w:rPr>
+        <w:t>Answer:</w:t>
+      </w:r>
+      <w:r>
+        <w:br/>
+        <w:t>Not in the way you might think.</w:t>
+      </w:r>
+    </w:p>
+    <w:p>
+      <w:pPr>
+        <w:spacing w:after="0"/>
+      </w:pPr>
+      <w:r>
+        <w:t xml:space="preserve">When an ASG is used, </w:t>
+      </w:r>
+      <w:r>
+        <w:rPr>
+          <w:b/>
+          <w:bCs/>
+        </w:rPr>
+        <w:t>the ASG's network configuration determines where instances are launched</w:t>
+      </w:r>
+      <w:r>
+        <w:t>. The ASG lets you select the subnets where it can place instances.</w:t>
+      </w:r>
+    </w:p>
+    <w:p>
+      <w:pPr>
+        <w:spacing w:after="0"/>
+      </w:pPr>
+      <w:r>
+        <w:t xml:space="preserve">So, for an ASG-based setup, we normally select the </w:t>
+      </w:r>
+      <w:r>
+        <w:rPr>
+          <w:b/>
+          <w:bCs/>
+        </w:rPr>
+        <w:t>VPC and subnets in the ASG</w:t>
+      </w:r>
+      <w:r>
+        <w:t>.</w:t>
+      </w:r>
+    </w:p>
+    <w:p>
+      <w:pPr>
+        <w:spacing w:after="0"/>
+      </w:pPr>
+      <w:r>
+        <w:pict w14:anchorId="2DD0B0B7">
+          <v:rect id="_x0000_i1089" style="width:0;height:1.5pt" o:hralign="center" o:hrstd="t" o:hr="t" fillcolor="#a0a0a0" stroked="f"/>
+        </w:pict>
+      </w:r>
+    </w:p>
+    <w:p>
+      <w:pPr>
+        <w:spacing w:after="0"/>
+      </w:pPr>
+      <w:r>
+        <w:rPr>
+          <w:b/>
+          <w:bCs/>
+        </w:rPr>
+        <w:t>Q5. What about Security Groups? Does ASG override the Launch Template Security Group?</w:t>
+      </w:r>
+      <w:r>
+        <w:br/>
+      </w:r>
+      <w:r>
+        <w:rPr>
+          <w:b/>
+          <w:bCs/>
+        </w:rPr>
+        <w:t>Answer:</w:t>
+      </w:r>
+      <w:r>
+        <w:br/>
+        <w:t xml:space="preserve">Be careful here: </w:t>
+      </w:r>
+      <w:r>
+        <w:rPr>
+          <w:b/>
+          <w:bCs/>
+        </w:rPr>
+        <w:t>Security Groups are different from subnets.</w:t>
+      </w:r>
+    </w:p>
+    <w:p>
+      <w:pPr>
+        <w:spacing w:after="0"/>
+      </w:pPr>
+      <w:r>
+        <w:t xml:space="preserve">The Security Group is normally defined in the </w:t>
+      </w:r>
+      <w:r>
+        <w:rPr>
+          <w:b/>
+          <w:bCs/>
+        </w:rPr>
+        <w:t>Launch Template</w:t>
+      </w:r>
+      <w:r>
+        <w:t xml:space="preserve"> and is applied to the EC2 instances launched by the ASG.</w:t>
+      </w:r>
+    </w:p>
+    <w:p>
+      <w:pPr>
+        <w:spacing w:after="0"/>
+      </w:pPr>
+      <w:r>
+        <w:t>So don't remember the rule as:</w:t>
+      </w:r>
+    </w:p>
+    <w:p>
+      <w:pPr>
+        <w:spacing w:after="0"/>
+      </w:pPr>
+      <w:r>
+        <w:t>"ASG always overrides the Security Group."</w:t>
+      </w:r>
+    </w:p>
+    <w:p>
+      <w:pPr>
+        <w:spacing w:after="0"/>
+      </w:pPr>
+      <w:r>
+        <w:t xml:space="preserve">That is </w:t>
+      </w:r>
+      <w:r>
+        <w:rPr>
+          <w:b/>
+          <w:bCs/>
+        </w:rPr>
+        <w:t>not a good general rule</w:t>
+      </w:r>
+      <w:r>
+        <w:t>.</w:t>
+      </w:r>
+    </w:p>
+    <w:p>
+      <w:pPr>
+        <w:spacing w:after="0"/>
+      </w:pPr>
+      <w:r>
+        <w:pict w14:anchorId="3A182F5A">
+          <v:rect id="_x0000_i1090" style="width:0;height:1.5pt" o:hralign="center" o:hrstd="t" o:hr="t" fillcolor="#a0a0a0" stroked="f"/>
+        </w:pict>
+      </w:r>
+    </w:p>
+    <w:p>
+      <w:pPr>
+        <w:spacing w:after="0"/>
+      </w:pPr>
+      <w:r>
+        <w:rPr>
+          <w:b/>
+          <w:bCs/>
+        </w:rPr>
+        <w:t>Q6. Then what is the simple difference between Launch Template and ASG?</w:t>
+      </w:r>
+    </w:p>
+    <w:p>
+      <w:pPr>
+        <w:spacing w:after="0"/>
+      </w:pPr>
+      <w:r>
+        <w:rPr>
+          <w:b/>
+          <w:bCs/>
+        </w:rPr>
+        <w:t>Answer:</w:t>
+      </w:r>
+    </w:p>
+    <w:p>
+      <w:pPr>
+        <w:spacing w:after="0"/>
+      </w:pPr>
+      <w:r>
+        <w:t>Launch Template = WHAT the server should be</w:t>
+      </w:r>
+    </w:p>
+    <w:p>
+      <w:pPr>
+        <w:spacing w:after="0"/>
+      </w:pPr>
+    </w:p>
+    <w:p>
+      <w:pPr>
+        <w:spacing w:after="0"/>
+      </w:pPr>
+      <w:r>
+        <w:t>ASG = HOW MANY servers + WHERE they should run</w:t>
+      </w:r>
+    </w:p>
+    <w:p>
+      <w:pPr>
+        <w:spacing w:after="0"/>
+        <w:rPr>
+          <w:b/>
+          <w:bCs/>
+        </w:rPr>
+      </w:pPr>
+      <w:r>
+        <w:rPr>
+          <w:b/>
+          <w:bCs/>
+        </w:rPr>
+        <w:t>Launch Template</w:t>
+      </w:r>
+    </w:p>
+    <w:p>
+      <w:pPr>
+        <w:spacing w:after="0"/>
+      </w:pPr>
+      <w:r>
+        <w:t>AMI</w:t>
+      </w:r>
+    </w:p>
+    <w:p>
+      <w:pPr>
+        <w:spacing w:after="0"/>
+      </w:pPr>
+      <w:r>
+        <w:t>Instance Type</w:t>
+      </w:r>
+    </w:p>
+    <w:p>
+      <w:pPr>
+        <w:spacing w:after="0"/>
+      </w:pPr>
+      <w:r>
+        <w:t>Key Pair</w:t>
+      </w:r>
+    </w:p>
+    <w:p>
+      <w:pPr>
+        <w:spacing w:after="0"/>
+      </w:pPr>
+      <w:r>
+        <w:t>Security Group</w:t>
+      </w:r>
+    </w:p>
+    <w:p>
+      <w:pPr>
+        <w:spacing w:after="0"/>
+      </w:pPr>
+      <w:r>
+        <w:t>Storage</w:t>
+      </w:r>
+    </w:p>
+    <w:p>
+      <w:pPr>
+        <w:spacing w:after="0"/>
+      </w:pPr>
+      <w:r>
+        <w:t>User Data</w:t>
+      </w:r>
+    </w:p>
+    <w:p>
+      <w:pPr>
+        <w:spacing w:after="0"/>
+        <w:rPr>
+          <w:b/>
+          <w:bCs/>
+        </w:rPr>
+      </w:pPr>
+      <w:r>
+        <w:rPr>
+          <w:b/>
+          <w:bCs/>
+        </w:rPr>
+        <w:t>Auto Scaling Group</w:t>
+      </w:r>
+    </w:p>
+    <w:p>
+      <w:pPr>
+        <w:spacing w:after="0"/>
+      </w:pPr>
+      <w:r>
+        <w:t>VPC</w:t>
+      </w:r>
+    </w:p>
+    <w:p>
+      <w:pPr>
+        <w:spacing w:after="0"/>
+      </w:pPr>
+      <w:r>
+        <w:t>Subnets</w:t>
+      </w:r>
+    </w:p>
+    <w:p>
+      <w:pPr>
+        <w:spacing w:after="0"/>
+      </w:pPr>
+      <w:r>
+        <w:t>Min</w:t>
+      </w:r>
+    </w:p>
+    <w:p>
+      <w:pPr>
+        <w:spacing w:after="0"/>
+      </w:pPr>
+      <w:r>
+        <w:t>Desired</w:t>
+      </w:r>
+    </w:p>
+    <w:p>
+      <w:pPr>
+        <w:spacing w:after="0"/>
+      </w:pPr>
+      <w:r>
+        <w:t>Max</w:t>
+      </w:r>
+    </w:p>
+    <w:p>
+      <w:pPr>
+        <w:spacing w:after="0"/>
+      </w:pPr>
+      <w:r>
+        <w:t>Target Group</w:t>
+      </w:r>
+    </w:p>
+    <w:p>
+      <w:pPr>
+        <w:spacing w:after="0"/>
+      </w:pPr>
+      <w:r>
+        <w:pict w14:anchorId="4CDD657D">
+          <v:rect id="_x0000_i1091" style="width:0;height:1.5pt" o:hralign="center" o:hrstd="t" o:hr="t" fillcolor="#a0a0a0" stroked="f"/>
+        </w:pict>
+      </w:r>
+    </w:p>
+    <w:p>
+      <w:pPr>
+        <w:spacing w:after="0"/>
+      </w:pPr>
+      <w:r>
+        <w:rPr>
+          <w:b/>
+          <w:bCs/>
+        </w:rPr>
+        <w:t>Q7. Why don't we normally select VPC and Subnets in the Launch Template when using ASG?</w:t>
+      </w:r>
+    </w:p>
+    <w:p>
+      <w:pPr>
+        <w:spacing w:after="0"/>
+      </w:pPr>
+      <w:r>
+        <w:rPr>
+          <w:b/>
+          <w:bCs/>
+        </w:rPr>
+        <w:t>Answer:</w:t>
+      </w:r>
+      <w:r>
+        <w:br/>
+        <w:t xml:space="preserve">Because the </w:t>
+      </w:r>
+      <w:r>
+        <w:rPr>
+          <w:b/>
+          <w:bCs/>
+        </w:rPr>
+        <w:t>ASG needs control over the subnets</w:t>
+      </w:r>
+      <w:r>
+        <w:t>.</w:t>
+      </w:r>
+    </w:p>
+    <w:p>
+      <w:pPr>
+        <w:spacing w:after="0"/>
+      </w:pPr>
+      <w:r>
+        <w:t>For example, if we want:</w:t>
+      </w:r>
+    </w:p>
+    <w:p>
+      <w:pPr>
+        <w:spacing w:after="0"/>
+      </w:pPr>
+      <w:r>
+        <w:t>Desired = 2</w:t>
+      </w:r>
+    </w:p>
+    <w:p>
+      <w:pPr>
+        <w:spacing w:after="0"/>
+      </w:pPr>
+    </w:p>
+    <w:p>
+      <w:pPr>
+        <w:spacing w:after="0"/>
+      </w:pPr>
+      <w:r>
+        <w:t>Instance 1 → AZ1</w:t>
+      </w:r>
+    </w:p>
+    <w:p>
+      <w:pPr>
+        <w:spacing w:after="0"/>
+      </w:pPr>
+      <w:r>
+        <w:t>Instance 2 → AZ2</w:t>
+      </w:r>
+    </w:p>
+    <w:p>
+      <w:pPr>
+        <w:spacing w:after="0"/>
+      </w:pPr>
+      <w:r>
+        <w:t>We select both subnets in the ASG.</w:t>
+      </w:r>
+    </w:p>
+    <w:p>
+      <w:pPr>
+        <w:spacing w:after="0"/>
+      </w:pPr>
+      <w:r>
+        <w:t>This allows the ASG to distribute instances across Availability Zones.</w:t>
+      </w:r>
+    </w:p>
+    <w:p>
+      <w:pPr>
+        <w:spacing w:after="0"/>
+      </w:pPr>
+      <w:r>
+        <w:pict w14:anchorId="648B456C">
+          <v:rect id="_x0000_i1092" style="width:0;height:1.5pt" o:hralign="center" o:hrstd="t" o:hr="t" fillcolor="#a0a0a0" stroked="f"/>
+        </w:pict>
+      </w:r>
+    </w:p>
+    <w:p>
+      <w:pPr>
+        <w:spacing w:after="0"/>
+      </w:pPr>
+      <w:r>
+        <w:rPr>
+          <w:b/>
+          <w:bCs/>
+        </w:rPr>
+        <w:t>Q8. What happens when the ASG launches a new EC2 instance?</w:t>
+      </w:r>
+    </w:p>
+    <w:p>
+      <w:pPr>
+        <w:spacing w:after="0"/>
+      </w:pPr>
+      <w:r>
+        <w:rPr>
+          <w:b/>
+          <w:bCs/>
+        </w:rPr>
+        <w:t>Answer:</w:t>
+      </w:r>
+    </w:p>
+    <w:p>
+      <w:pPr>
+        <w:spacing w:after="0"/>
+      </w:pPr>
+      <w:r>
+        <w:lastRenderedPageBreak/>
+        <w:t>The process is:</w:t>
+      </w:r>
+    </w:p>
+    <w:p>
+      <w:pPr>
+        <w:spacing w:after="0"/>
+      </w:pPr>
+      <w:r>
+        <w:t>Launch Template</w:t>
+      </w:r>
+    </w:p>
+    <w:p>
+      <w:pPr>
+        <w:spacing w:after="0"/>
+      </w:pPr>
+      <w:r>
+        <w:t xml:space="preserve">       ↓</w:t>
+      </w:r>
+    </w:p>
+    <w:p>
+      <w:pPr>
+        <w:spacing w:after="0"/>
+      </w:pPr>
+      <w:r>
+        <w:t>Defines the EC2 configuration</w:t>
+      </w:r>
+    </w:p>
+    <w:p>
+      <w:pPr>
+        <w:spacing w:after="0"/>
+      </w:pPr>
+      <w:r>
+        <w:t xml:space="preserve">       ↓</w:t>
+      </w:r>
+    </w:p>
+    <w:p>
+      <w:pPr>
+        <w:spacing w:after="0"/>
+      </w:pPr>
+      <w:r>
+        <w:t>Auto Scaling Group</w:t>
+      </w:r>
+    </w:p>
+    <w:p>
+      <w:pPr>
+        <w:spacing w:after="0"/>
+      </w:pPr>
+      <w:r>
+        <w:t xml:space="preserve">       ↓</w:t>
+      </w:r>
+    </w:p>
+    <w:p>
+      <w:pPr>
+        <w:spacing w:after="0"/>
+      </w:pPr>
+      <w:r>
+        <w:t>Chooses the VPC/Subnet</w:t>
+      </w:r>
+    </w:p>
+    <w:p>
+      <w:pPr>
+        <w:spacing w:after="0"/>
+      </w:pPr>
+      <w:r>
+        <w:t xml:space="preserve">       ↓</w:t>
+      </w:r>
+    </w:p>
+    <w:p>
+      <w:pPr>
+        <w:spacing w:after="0"/>
+      </w:pPr>
+      <w:r>
+        <w:t>Launches EC2 instance</w:t>
+      </w:r>
+    </w:p>
+    <w:p>
+      <w:pPr>
+        <w:spacing w:after="0"/>
+      </w:pPr>
+      <w:proofErr w:type="gramStart"/>
+      <w:r>
+        <w:t>So</w:t>
+      </w:r>
+      <w:proofErr w:type="gramEnd"/>
+      <w:r>
+        <w:t xml:space="preserve"> the </w:t>
+      </w:r>
+      <w:r>
+        <w:rPr>
+          <w:b/>
+          <w:bCs/>
+        </w:rPr>
+        <w:t>Launch Template tells ASG what type of EC2 instance to create</w:t>
+      </w:r>
+      <w:r>
+        <w:t xml:space="preserve">, while the </w:t>
+      </w:r>
+      <w:r>
+        <w:rPr>
+          <w:b/>
+          <w:bCs/>
+        </w:rPr>
+        <w:t>ASG decides where and how many instances to create</w:t>
+      </w:r>
+      <w:r>
+        <w:t>.</w:t>
+      </w:r>
+    </w:p>
+    <w:p>
+      <w:pPr>
+        <w:spacing w:after="0"/>
+      </w:pPr>
+    </w:p>
+    <w:p>
+      <w:pPr>
+        <w:pStyle w:val="Title"/>
+      </w:pPr>
+      <w:r>
+        <w:t>Note:</w:t>
+      </w:r>
+    </w:p>
+    <w:p>
+      <w:pPr>
+        <w:spacing w:after="0"/>
+      </w:pPr>
+      <w:r>
+        <w:t>For Auto Scaling, we first configure a base server with the application and create a Custom AMI from it. Then we create a Launch Template using this AMI. Finally, we create the Auto Scaling Group using the Launch Template. All of these are required. The ASG cannot launch instances without a Launch Template, and the Launch Template needs an AMI to define the server image.</w:t>
+      </w:r>
+    </w:p>
+    <w:p>
+      <w:pPr>
+        <w:spacing w:after="0"/>
+      </w:pPr>
+    </w:p>
+    <w:p>
+      <w:pPr>
+        <w:pStyle w:val="Title"/>
+      </w:pPr>
+      <w:r>
+        <w:t xml:space="preserve">Network </w:t>
+      </w:r>
+      <w:proofErr w:type="gramStart"/>
+      <w:r>
+        <w:t>Interface(</w:t>
+      </w:r>
+      <w:proofErr w:type="gramEnd"/>
+      <w:r>
+        <w:t>ENI)</w:t>
+      </w:r>
+    </w:p>
+    <w:p>
+      <w:pPr>
+        <w:spacing w:after="0"/>
+      </w:pPr>
+    </w:p>
+    <w:p>
+      <w:pPr>
+        <w:spacing w:after="0"/>
+        <w:rPr>
+          <w:b/>
+          <w:bCs/>
+        </w:rPr>
+      </w:pPr>
+      <w:r>
+        <w:rPr>
+          <w:b/>
+          <w:bCs/>
+        </w:rPr>
+        <w:t>ENI — Elastic Network Interface</w:t>
+      </w:r>
+    </w:p>
+    <w:p>
+      <w:pPr>
+        <w:spacing w:after="0"/>
+        <w:rPr>
+          <w:b/>
+          <w:bCs/>
+        </w:rPr>
+      </w:pPr>
+      <w:r>
+        <w:rPr>
+          <w:b/>
+          <w:bCs/>
+        </w:rPr>
+        <w:t>Q1. What is an ENI?</w:t>
+      </w:r>
+    </w:p>
+    <w:p>
+      <w:pPr>
+        <w:spacing w:after="0"/>
+      </w:pPr>
+      <w:r>
+        <w:rPr>
+          <w:b/>
+          <w:bCs/>
+        </w:rPr>
+        <w:t>Answer:</w:t>
+      </w:r>
+      <w:r>
+        <w:br/>
+        <w:t xml:space="preserve">ENI stands for </w:t>
+      </w:r>
+      <w:r>
+        <w:rPr>
+          <w:b/>
+          <w:bCs/>
+        </w:rPr>
+        <w:t>Elastic Network Interface</w:t>
+      </w:r>
+      <w:r>
+        <w:t>.</w:t>
+      </w:r>
+    </w:p>
+    <w:p>
+      <w:pPr>
+        <w:spacing w:after="0"/>
+      </w:pPr>
+      <w:r>
+        <w:t xml:space="preserve">It is a </w:t>
+      </w:r>
+      <w:r>
+        <w:rPr>
+          <w:b/>
+          <w:bCs/>
+        </w:rPr>
+        <w:t>virtual network card</w:t>
+      </w:r>
+      <w:r>
+        <w:t xml:space="preserve"> for an EC2 instance.</w:t>
+      </w:r>
+    </w:p>
+    <w:p>
+      <w:pPr>
+        <w:spacing w:after="0"/>
+      </w:pPr>
+      <w:r>
+        <w:t xml:space="preserve">Think of it like the </w:t>
+      </w:r>
+      <w:r>
+        <w:rPr>
+          <w:b/>
+          <w:bCs/>
+        </w:rPr>
+        <w:t>network card (NIC)</w:t>
+      </w:r>
+      <w:r>
+        <w:t xml:space="preserve"> in your computer.</w:t>
+      </w:r>
+    </w:p>
+    <w:p>
+      <w:pPr>
+        <w:spacing w:after="0"/>
+      </w:pPr>
+      <w:r>
+        <w:t>EC2 Instance</w:t>
+      </w:r>
+    </w:p>
+    <w:p>
+      <w:pPr>
+        <w:spacing w:after="0"/>
+      </w:pPr>
+      <w:r>
+        <w:t xml:space="preserve">     |</w:t>
+      </w:r>
+    </w:p>
+    <w:p>
+      <w:pPr>
+        <w:spacing w:after="0"/>
+      </w:pPr>
+      <w:r>
+        <w:t xml:space="preserve">     ↓</w:t>
+      </w:r>
+    </w:p>
+    <w:p>
+      <w:pPr>
+        <w:spacing w:after="0"/>
+      </w:pPr>
+      <w:r>
+        <w:t xml:space="preserve">    ENI</w:t>
+      </w:r>
+    </w:p>
+    <w:p>
+      <w:pPr>
+        <w:spacing w:after="0"/>
+      </w:pPr>
+      <w:r>
+        <w:t xml:space="preserve">     |</w:t>
+      </w:r>
+    </w:p>
+    <w:p>
+      <w:pPr>
+        <w:spacing w:after="0"/>
+      </w:pPr>
+      <w:r>
+        <w:t xml:space="preserve">     </w:t>
+      </w:r>
+      <w:r>
+        <w:rPr>
+          <w:rFonts w:ascii="MS Gothic" w:eastAsia="MS Gothic" w:hAnsi="MS Gothic" w:cs="MS Gothic" w:hint="eastAsia"/>
+        </w:rPr>
+        <w:t>├</w:t>
+      </w:r>
+      <w:r>
+        <w:rPr>
+          <w:rFonts w:ascii="Calibri" w:hAnsi="Calibri" w:cs="Calibri"/>
+        </w:rPr>
+        <w:t>──</w:t>
+      </w:r>
+      <w:r>
+        <w:t xml:space="preserve"> Private IP</w:t>
+      </w:r>
+    </w:p>
+    <w:p>
+      <w:pPr>
+        <w:spacing w:after="0"/>
+      </w:pPr>
+      <w:r>
+        <w:t xml:space="preserve">     </w:t>
+      </w:r>
+      <w:r>
+        <w:rPr>
+          <w:rFonts w:ascii="MS Gothic" w:eastAsia="MS Gothic" w:hAnsi="MS Gothic" w:cs="MS Gothic" w:hint="eastAsia"/>
+        </w:rPr>
+        <w:t>├</w:t>
+      </w:r>
+      <w:r>
+        <w:rPr>
+          <w:rFonts w:ascii="Calibri" w:hAnsi="Calibri" w:cs="Calibri"/>
+        </w:rPr>
+        <w:t>──</w:t>
+      </w:r>
+      <w:r>
+        <w:t xml:space="preserve"> Security Group</w:t>
+      </w:r>
+    </w:p>
+    <w:p>
+      <w:pPr>
+        <w:spacing w:after="0"/>
+      </w:pPr>
+      <w:r>
+        <w:t xml:space="preserve">     </w:t>
+      </w:r>
+      <w:r>
+        <w:rPr>
+          <w:rFonts w:ascii="MS Gothic" w:eastAsia="MS Gothic" w:hAnsi="MS Gothic" w:cs="MS Gothic" w:hint="eastAsia"/>
+        </w:rPr>
+        <w:t>├</w:t>
+      </w:r>
+      <w:r>
+        <w:rPr>
+          <w:rFonts w:ascii="Calibri" w:hAnsi="Calibri" w:cs="Calibri"/>
+        </w:rPr>
+        <w:t>──</w:t>
+      </w:r>
+      <w:r>
+        <w:t xml:space="preserve"> MAC Address</w:t>
+      </w:r>
+    </w:p>
+    <w:p>
+      <w:pPr>
+        <w:spacing w:after="0"/>
+      </w:pPr>
+      <w:r>
+        <w:t xml:space="preserve">     └── Subnet</w:t>
+      </w:r>
+    </w:p>
+    <w:p>
+      <w:pPr>
+        <w:spacing w:after="0"/>
+      </w:pPr>
+      <w:r>
+        <w:pict w14:anchorId="170B9DD0">
+          <v:rect id="_x0000_i1166" style="width:0;height:1.5pt" o:hralign="center" o:hrstd="t" o:hr="t" fillcolor="#a0a0a0" stroked="f"/>
+        </w:pict>
+      </w:r>
+    </w:p>
+    <w:p>
+      <w:pPr>
+        <w:spacing w:after="0"/>
+        <w:rPr>
+          <w:b/>
+          <w:bCs/>
+        </w:rPr>
+      </w:pPr>
+      <w:r>
+        <w:rPr>
+          <w:b/>
+          <w:bCs/>
+        </w:rPr>
+        <w:t>Q2. When we create an EC2 instance, is an ENI automatically created?</w:t>
+      </w:r>
+    </w:p>
+    <w:p>
+      <w:pPr>
+        <w:spacing w:after="0"/>
+      </w:pPr>
+      <w:r>
+        <w:rPr>
+          <w:b/>
+          <w:bCs/>
+        </w:rPr>
+        <w:t>Answer:</w:t>
+      </w:r>
+      <w:r>
+        <w:br/>
+      </w:r>
+      <w:r>
+        <w:rPr>
+          <w:b/>
+          <w:bCs/>
+        </w:rPr>
+        <w:t>Yes.</w:t>
+      </w:r>
+    </w:p>
+    <w:p>
+      <w:pPr>
+        <w:spacing w:after="0"/>
+      </w:pPr>
+      <w:r>
+        <w:t xml:space="preserve">When you launch an EC2 instance, AWS automatically creates a </w:t>
+      </w:r>
+      <w:r>
+        <w:rPr>
+          <w:b/>
+          <w:bCs/>
+        </w:rPr>
+        <w:t>primary ENI</w:t>
+      </w:r>
+      <w:r>
+        <w:t xml:space="preserve"> and attaches it to the instance.</w:t>
+      </w:r>
+    </w:p>
+    <w:p>
+      <w:pPr>
+        <w:spacing w:after="0"/>
+      </w:pPr>
+      <w:r>
+        <w:t>Create EC2</w:t>
+      </w:r>
+    </w:p>
+    <w:p>
+      <w:pPr>
+        <w:spacing w:after="0"/>
+      </w:pPr>
+      <w:r>
+        <w:t xml:space="preserve">    ↓</w:t>
+      </w:r>
+    </w:p>
+    <w:p>
+      <w:pPr>
+        <w:spacing w:after="0"/>
+      </w:pPr>
+      <w:r>
+        <w:t>Primary ENI created</w:t>
+      </w:r>
+    </w:p>
+    <w:p>
+      <w:pPr>
+        <w:spacing w:after="0"/>
+      </w:pPr>
+      <w:r>
+        <w:t xml:space="preserve">    ↓</w:t>
+      </w:r>
+    </w:p>
+    <w:p>
+      <w:pPr>
+        <w:spacing w:after="0"/>
+      </w:pPr>
+      <w:r>
+        <w:t>ENI attached to EC2</w:t>
+      </w:r>
+    </w:p>
+    <w:p>
+      <w:pPr>
+        <w:spacing w:after="0"/>
+      </w:pPr>
+      <w:r>
+        <w:t xml:space="preserve">    ↓</w:t>
+      </w:r>
+    </w:p>
+    <w:p>
+      <w:pPr>
+        <w:spacing w:after="0"/>
+      </w:pPr>
+      <w:r>
+        <w:t>Private IP assigned</w:t>
+      </w:r>
+    </w:p>
+    <w:p>
+      <w:pPr>
+        <w:spacing w:after="0"/>
+      </w:pPr>
+      <w:r>
+        <w:pict w14:anchorId="33B1EC16">
+          <v:rect id="_x0000_i1167" style="width:0;height:1.5pt" o:hralign="center" o:hrstd="t" o:hr="t" fillcolor="#a0a0a0" stroked="f"/>
+        </w:pict>
+      </w:r>
+    </w:p>
+    <w:p>
+      <w:pPr>
+        <w:spacing w:after="0"/>
+        <w:rPr>
+          <w:b/>
+          <w:bCs/>
+        </w:rPr>
+      </w:pPr>
+      <w:r>
+        <w:rPr>
+          <w:b/>
+          <w:bCs/>
+        </w:rPr>
+        <w:t>Q3. Does the ENI have the private IP of the EC2?</w:t>
+      </w:r>
+    </w:p>
+    <w:p>
+      <w:pPr>
+        <w:spacing w:after="0"/>
+      </w:pPr>
+      <w:r>
+        <w:rPr>
+          <w:b/>
+          <w:bCs/>
+        </w:rPr>
+        <w:t>Answer:</w:t>
+      </w:r>
+      <w:r>
+        <w:br/>
+      </w:r>
+      <w:r>
+        <w:rPr>
+          <w:b/>
+          <w:bCs/>
+        </w:rPr>
+        <w:t>Yes.</w:t>
+      </w:r>
+    </w:p>
+    <w:p>
+      <w:pPr>
+        <w:spacing w:after="0"/>
+      </w:pPr>
+      <w:r>
+        <w:t xml:space="preserve">The ENI is associated with the EC2 instance's </w:t>
+      </w:r>
+      <w:r>
+        <w:rPr>
+          <w:b/>
+          <w:bCs/>
+        </w:rPr>
+        <w:t>private IPv4 address</w:t>
+      </w:r>
+      <w:r>
+        <w:t>.</w:t>
+      </w:r>
+    </w:p>
+    <w:p>
+      <w:pPr>
+        <w:spacing w:after="0"/>
+      </w:pPr>
+      <w:r>
+        <w:lastRenderedPageBreak/>
+        <w:t>For example:</w:t>
+      </w:r>
+    </w:p>
+    <w:p>
+      <w:pPr>
+        <w:spacing w:after="0"/>
+      </w:pPr>
+      <w:r>
+        <w:t>EC2 Instance</w:t>
+      </w:r>
+    </w:p>
+    <w:p>
+      <w:pPr>
+        <w:spacing w:after="0"/>
+      </w:pPr>
+      <w:r>
+        <w:t xml:space="preserve">     ↓</w:t>
+      </w:r>
+    </w:p>
+    <w:p>
+      <w:pPr>
+        <w:spacing w:after="0"/>
+      </w:pPr>
+      <w:r>
+        <w:t>Primary ENI</w:t>
+      </w:r>
+    </w:p>
+    <w:p>
+      <w:pPr>
+        <w:spacing w:after="0"/>
+      </w:pPr>
+      <w:r>
+        <w:t xml:space="preserve">     ↓</w:t>
+      </w:r>
+    </w:p>
+    <w:p>
+      <w:pPr>
+        <w:spacing w:after="0"/>
+      </w:pPr>
+      <w:r>
+        <w:t>Private IP: 10.0.1.25</w:t>
+      </w:r>
+    </w:p>
+    <w:p>
+      <w:pPr>
+        <w:spacing w:after="0"/>
+      </w:pPr>
+      <w:r>
+        <w:t>The ENI can also have other network information such as:</w:t>
+      </w:r>
+    </w:p>
+    <w:p>
+      <w:pPr>
+        <w:numPr>
+          <w:ilvl w:val="0"/>
+          <w:numId w:val="101"/>
+        </w:numPr>
+        <w:spacing w:after="0"/>
+      </w:pPr>
+      <w:r>
+        <w:t xml:space="preserve">Private IP address </w:t>
+      </w:r>
+    </w:p>
+    <w:p>
+      <w:pPr>
+        <w:numPr>
+          <w:ilvl w:val="0"/>
+          <w:numId w:val="101"/>
+        </w:numPr>
+        <w:spacing w:after="0"/>
+      </w:pPr>
+      <w:r>
+        <w:t xml:space="preserve">Secondary private IP addresses </w:t>
+      </w:r>
+    </w:p>
+    <w:p>
+      <w:pPr>
+        <w:numPr>
+          <w:ilvl w:val="0"/>
+          <w:numId w:val="101"/>
+        </w:numPr>
+        <w:spacing w:after="0"/>
+      </w:pPr>
+      <w:r>
+        <w:t xml:space="preserve">MAC address </w:t>
+      </w:r>
+    </w:p>
+    <w:p>
+      <w:pPr>
+        <w:numPr>
+          <w:ilvl w:val="0"/>
+          <w:numId w:val="101"/>
+        </w:numPr>
+        <w:spacing w:after="0"/>
+      </w:pPr>
+      <w:r>
+        <w:t xml:space="preserve">Security groups </w:t>
+      </w:r>
+    </w:p>
+    <w:p>
+      <w:pPr>
+        <w:numPr>
+          <w:ilvl w:val="0"/>
+          <w:numId w:val="101"/>
+        </w:numPr>
+        <w:spacing w:after="0"/>
+      </w:pPr>
+      <w:r>
+        <w:t xml:space="preserve">Subnet </w:t>
+      </w:r>
+    </w:p>
+    <w:p>
+      <w:pPr>
+        <w:numPr>
+          <w:ilvl w:val="0"/>
+          <w:numId w:val="101"/>
+        </w:numPr>
+        <w:spacing w:after="0"/>
+      </w:pPr>
+      <w:r>
+        <w:t xml:space="preserve">VPC </w:t>
+      </w:r>
+    </w:p>
+    <w:p>
+      <w:pPr>
+        <w:spacing w:after="0"/>
+      </w:pPr>
+      <w:r>
+        <w:pict w14:anchorId="4BBAD252">
+          <v:rect id="_x0000_i1168" style="width:0;height:1.5pt" o:hralign="center" o:hrstd="t" o:hr="t" fillcolor="#a0a0a0" stroked="f"/>
+        </w:pict>
+      </w:r>
+    </w:p>
+    <w:p>
+      <w:pPr>
+        <w:spacing w:after="0"/>
+        <w:rPr>
+          <w:b/>
+          <w:bCs/>
+        </w:rPr>
+      </w:pPr>
+      <w:r>
+        <w:rPr>
+          <w:b/>
+          <w:bCs/>
+        </w:rPr>
+        <w:t>Q4. Does a public EC2 instance also have an ENI?</w:t>
+      </w:r>
+    </w:p>
+    <w:p>
+      <w:pPr>
+        <w:spacing w:after="0"/>
+      </w:pPr>
+      <w:r>
+        <w:rPr>
+          <w:b/>
+          <w:bCs/>
+        </w:rPr>
+        <w:t>Answer:</w:t>
+      </w:r>
+      <w:r>
+        <w:br/>
+      </w:r>
+      <w:r>
+        <w:rPr>
+          <w:b/>
+          <w:bCs/>
+        </w:rPr>
+        <w:t>Yes.</w:t>
+      </w:r>
+    </w:p>
+    <w:p>
+      <w:pPr>
+        <w:spacing w:after="0"/>
+      </w:pPr>
+      <w:r>
+        <w:t xml:space="preserve">Both </w:t>
+      </w:r>
+      <w:r>
+        <w:rPr>
+          <w:b/>
+          <w:bCs/>
+        </w:rPr>
+        <w:t>public and private EC2 instances have ENIs</w:t>
+      </w:r>
+      <w:r>
+        <w:t>.</w:t>
+      </w:r>
+    </w:p>
+    <w:p>
+      <w:pPr>
+        <w:spacing w:after="0"/>
+      </w:pPr>
+      <w:r>
+        <w:t>There is no separate "public ENI" and "private ENI."</w:t>
+      </w:r>
+    </w:p>
+    <w:p>
+      <w:pPr>
+        <w:spacing w:after="0"/>
+      </w:pPr>
+      <w:r>
+        <w:t>For example:</w:t>
+      </w:r>
+    </w:p>
+    <w:p>
+      <w:pPr>
+        <w:spacing w:after="0"/>
+      </w:pPr>
+      <w:r>
+        <w:t>Public EC2</w:t>
+      </w:r>
+    </w:p>
+    <w:p>
+      <w:pPr>
+        <w:spacing w:after="0"/>
+      </w:pPr>
+      <w:r>
+        <w:t xml:space="preserve">    ↓</w:t>
+      </w:r>
+    </w:p>
+    <w:p>
+      <w:pPr>
+        <w:spacing w:after="0"/>
+      </w:pPr>
+      <w:r>
+        <w:t>ENI</w:t>
+      </w:r>
+    </w:p>
+    <w:p>
+      <w:pPr>
+        <w:spacing w:after="0"/>
+      </w:pPr>
+      <w:r>
+        <w:t xml:space="preserve">    ↓</w:t>
+      </w:r>
+    </w:p>
+    <w:p>
+      <w:pPr>
+        <w:spacing w:after="0"/>
+      </w:pPr>
+      <w:r>
+        <w:t>Private IP: 10.0.1.10</w:t>
+      </w:r>
+    </w:p>
+    <w:p>
+      <w:pPr>
+        <w:spacing w:after="0"/>
+      </w:pPr>
+      <w:r>
+        <w:t xml:space="preserve">    ↓</w:t>
+      </w:r>
+    </w:p>
+    <w:p>
+      <w:pPr>
+        <w:spacing w:after="0"/>
+      </w:pPr>
+      <w:r>
+        <w:t>Public IPv4 / Elastic IP</w:t>
+      </w:r>
+    </w:p>
+    <w:p>
+      <w:pPr>
+        <w:spacing w:after="0"/>
+      </w:pPr>
+      <w:r>
+        <w:t>And:</w:t>
+      </w:r>
+    </w:p>
+    <w:p>
+      <w:pPr>
+        <w:spacing w:after="0"/>
+      </w:pPr>
+      <w:r>
+        <w:t>Private EC2</w:t>
+      </w:r>
+    </w:p>
+    <w:p>
+      <w:pPr>
+        <w:spacing w:after="0"/>
+      </w:pPr>
+      <w:r>
+        <w:t xml:space="preserve">    ↓</w:t>
+      </w:r>
+    </w:p>
+    <w:p>
+      <w:pPr>
+        <w:spacing w:after="0"/>
+      </w:pPr>
+      <w:r>
+        <w:t>ENI</w:t>
+      </w:r>
+    </w:p>
+    <w:p>
+      <w:pPr>
+        <w:spacing w:after="0"/>
+      </w:pPr>
+      <w:r>
+        <w:t xml:space="preserve">    ↓</w:t>
+      </w:r>
+    </w:p>
+    <w:p>
+      <w:pPr>
+        <w:spacing w:after="0"/>
+      </w:pPr>
+      <w:r>
+        <w:t>Private IP: 10.0.2.10</w:t>
+      </w:r>
+    </w:p>
+    <w:p>
+      <w:pPr>
+        <w:spacing w:after="0"/>
+        <w:rPr>
+          <w:b/>
+          <w:bCs/>
+        </w:rPr>
+      </w:pPr>
+      <w:r>
+        <w:rPr>
+          <w:b/>
+          <w:bCs/>
+        </w:rPr>
+        <w:t>Important:</w:t>
+      </w:r>
+    </w:p>
+    <w:p>
+      <w:pPr>
+        <w:spacing w:after="0"/>
+      </w:pPr>
+      <w:r>
+        <w:t xml:space="preserve">Even a </w:t>
+      </w:r>
+      <w:r>
+        <w:rPr>
+          <w:b/>
+          <w:bCs/>
+        </w:rPr>
+        <w:t>public EC2 instance has a private IP</w:t>
+      </w:r>
+      <w:r>
+        <w:t>.</w:t>
+      </w:r>
+    </w:p>
+    <w:p>
+      <w:pPr>
+        <w:spacing w:after="0"/>
+      </w:pPr>
+      <w:r>
+        <w:t xml:space="preserve">The public IP is associated with the instance's networking, but the ENI's fundamental address inside the VPC is the </w:t>
+      </w:r>
+      <w:r>
+        <w:rPr>
+          <w:b/>
+          <w:bCs/>
+        </w:rPr>
+        <w:t>private IP</w:t>
+      </w:r>
+      <w:r>
+        <w:t>.</w:t>
+      </w:r>
+    </w:p>
+    <w:p>
+      <w:pPr>
+        <w:spacing w:after="0"/>
+      </w:pPr>
+      <w:r>
+        <w:pict w14:anchorId="592374D2">
+          <v:rect id="_x0000_i1169" style="width:0;height:1.5pt" o:hralign="center" o:hrstd="t" o:hr="t" fillcolor="#a0a0a0" stroked="f"/>
+        </w:pict>
+      </w:r>
+    </w:p>
+    <w:p>
+      <w:pPr>
+        <w:spacing w:after="0"/>
+        <w:rPr>
+          <w:b/>
+          <w:bCs/>
+        </w:rPr>
+      </w:pPr>
+      <w:r>
+        <w:rPr>
+          <w:b/>
+          <w:bCs/>
+        </w:rPr>
+        <w:t>Q5. What happens when we terminate the EC2 instance?</w:t>
+      </w:r>
+    </w:p>
+    <w:p>
+      <w:pPr>
+        <w:spacing w:after="0"/>
+      </w:pPr>
+      <w:r>
+        <w:rPr>
+          <w:b/>
+          <w:bCs/>
+        </w:rPr>
+        <w:t>Answer:</w:t>
+      </w:r>
+      <w:r>
+        <w:br/>
+        <w:t xml:space="preserve">For the </w:t>
+      </w:r>
+      <w:r>
+        <w:rPr>
+          <w:b/>
+          <w:bCs/>
+        </w:rPr>
+        <w:t>primary ENI</w:t>
+      </w:r>
+      <w:r>
+        <w:t>, normally AWS deletes it automatically when the instance is terminated.</w:t>
+      </w:r>
+    </w:p>
+    <w:p>
+      <w:pPr>
+        <w:spacing w:after="0"/>
+      </w:pPr>
+      <w:r>
+        <w:t>EC2 terminated</w:t>
+      </w:r>
+    </w:p>
+    <w:p>
+      <w:pPr>
+        <w:spacing w:after="0"/>
+      </w:pPr>
+      <w:r>
+        <w:t xml:space="preserve">      ↓</w:t>
+      </w:r>
+    </w:p>
+    <w:p>
+      <w:pPr>
+        <w:spacing w:after="0"/>
+      </w:pPr>
+      <w:r>
+        <w:t>Primary ENI</w:t>
+      </w:r>
+    </w:p>
+    <w:p>
+      <w:pPr>
+        <w:spacing w:after="0"/>
+      </w:pPr>
+      <w:r>
+        <w:t xml:space="preserve">      ↓</w:t>
+      </w:r>
+    </w:p>
+    <w:p>
+      <w:pPr>
+        <w:spacing w:after="0"/>
+      </w:pPr>
+      <w:r>
+        <w:t>Deleted automatically</w:t>
+      </w:r>
+    </w:p>
+    <w:p>
+      <w:pPr>
+        <w:spacing w:after="0"/>
+      </w:pPr>
+      <w:r>
+        <w:t xml:space="preserve">However, </w:t>
+      </w:r>
+      <w:r>
+        <w:rPr>
+          <w:b/>
+          <w:bCs/>
+        </w:rPr>
+        <w:t>not every ENI is necessarily deleted</w:t>
+      </w:r>
+      <w:r>
+        <w:t xml:space="preserve">. Secondary ENIs can have different </w:t>
+      </w:r>
+      <w:proofErr w:type="spellStart"/>
+      <w:r>
+        <w:t>behavior</w:t>
+      </w:r>
+      <w:proofErr w:type="spellEnd"/>
+      <w:r>
+        <w:t xml:space="preserve"> depending on their configuration, including whether they have </w:t>
+      </w:r>
+      <w:r>
+        <w:rPr>
+          <w:b/>
+          <w:bCs/>
+        </w:rPr>
+        <w:t>Delete on termination</w:t>
+      </w:r>
+      <w:r>
+        <w:t xml:space="preserve"> enabled.</w:t>
+      </w:r>
+    </w:p>
+    <w:p>
+      <w:pPr>
+        <w:spacing w:after="0"/>
+      </w:pPr>
+      <w:r>
+        <w:t>So don't memorize:</w:t>
+      </w:r>
+    </w:p>
+    <w:p>
+      <w:pPr>
+        <w:spacing w:after="0"/>
+      </w:pPr>
+      <w:r>
+        <w:t>"Terminate EC2 = every ENI is deleted."</w:t>
+      </w:r>
+    </w:p>
+    <w:p>
+      <w:pPr>
+        <w:spacing w:after="0"/>
+      </w:pPr>
+      <w:r>
+        <w:t>Instead remember:</w:t>
+      </w:r>
+    </w:p>
+    <w:p>
+      <w:pPr>
+        <w:spacing w:after="0"/>
+      </w:pPr>
+      <w:r>
+        <w:rPr>
+          <w:b/>
+          <w:bCs/>
+        </w:rPr>
+        <w:t>Primary ENI is normally deleted with the EC2 instance. Secondary ENIs may remain depending on their configuration.</w:t>
+      </w:r>
+    </w:p>
+    <w:p>
+      <w:pPr>
+        <w:spacing w:after="0"/>
+      </w:pPr>
+      <w:r>
+        <w:pict w14:anchorId="40457EBF">
+          <v:rect id="_x0000_i1170" style="width:0;height:1.5pt" o:hralign="center" o:hrstd="t" o:hr="t" fillcolor="#a0a0a0" stroked="f"/>
+        </w:pict>
+      </w:r>
+    </w:p>
+    <w:p>
+      <w:pPr>
+        <w:spacing w:after="0"/>
+        <w:rPr>
+          <w:b/>
+          <w:bCs/>
+        </w:rPr>
+      </w:pPr>
+      <w:r>
+        <w:rPr>
+          <w:b/>
+          <w:bCs/>
+        </w:rPr>
+        <w:t>Q6. Can we detach an ENI from a running EC2?</w:t>
+      </w:r>
+    </w:p>
+    <w:p>
+      <w:pPr>
+        <w:spacing w:after="0"/>
+      </w:pPr>
+      <w:r>
+        <w:rPr>
+          <w:b/>
+          <w:bCs/>
+        </w:rPr>
+        <w:t>Answer:</w:t>
+      </w:r>
+      <w:r>
+        <w:br/>
+        <w:t>There is an important exception here.</w:t>
+      </w:r>
+    </w:p>
+    <w:p>
+      <w:pPr>
+        <w:spacing w:after="0"/>
+      </w:pPr>
+      <w:r>
+        <w:t xml:space="preserve">The </w:t>
+      </w:r>
+      <w:r>
+        <w:rPr>
+          <w:b/>
+          <w:bCs/>
+        </w:rPr>
+        <w:t>primary ENI cannot be detached from the running instance</w:t>
+      </w:r>
+      <w:r>
+        <w:t>.</w:t>
+      </w:r>
+    </w:p>
+    <w:p>
+      <w:pPr>
+        <w:spacing w:after="0"/>
+      </w:pPr>
+      <w:r>
+        <w:lastRenderedPageBreak/>
+        <w:t xml:space="preserve">A </w:t>
+      </w:r>
+      <w:r>
+        <w:rPr>
+          <w:b/>
+          <w:bCs/>
+        </w:rPr>
+        <w:t>secondary ENI can be detached</w:t>
+      </w:r>
+      <w:r>
+        <w:t xml:space="preserve"> from an instance, subject to AWS rules.</w:t>
+      </w:r>
+    </w:p>
+    <w:p>
+      <w:pPr>
+        <w:spacing w:after="0"/>
+      </w:pPr>
+      <w:r>
+        <w:t>Example:</w:t>
+      </w:r>
+    </w:p>
+    <w:p>
+      <w:pPr>
+        <w:spacing w:after="0"/>
+      </w:pPr>
+      <w:r>
+        <w:t>EC2</w:t>
+      </w:r>
+    </w:p>
+    <w:p>
+      <w:pPr>
+        <w:spacing w:after="0"/>
+      </w:pPr>
+      <w:r>
+        <w:t xml:space="preserve"> </w:t>
+      </w:r>
+      <w:r>
+        <w:rPr>
+          <w:rFonts w:ascii="MS Gothic" w:eastAsia="MS Gothic" w:hAnsi="MS Gothic" w:cs="MS Gothic" w:hint="eastAsia"/>
+        </w:rPr>
+        <w:t>├</w:t>
+      </w:r>
+      <w:r>
+        <w:rPr>
+          <w:rFonts w:ascii="Calibri" w:hAnsi="Calibri" w:cs="Calibri"/>
+        </w:rPr>
+        <w:t>──</w:t>
+      </w:r>
+      <w:r>
+        <w:t xml:space="preserve"> Primary </w:t>
+      </w:r>
+      <w:proofErr w:type="gramStart"/>
+      <w:r>
+        <w:t xml:space="preserve">ENI  </w:t>
+      </w:r>
+      <w:r>
+        <w:rPr>
+          <w:rFonts w:ascii="Calibri" w:hAnsi="Calibri" w:cs="Calibri"/>
+        </w:rPr>
+        <w:t>←</w:t>
+      </w:r>
+      <w:proofErr w:type="gramEnd"/>
+      <w:r>
+        <w:t xml:space="preserve"> Cannot detach from running instance</w:t>
+      </w:r>
+    </w:p>
+    <w:p>
+      <w:pPr>
+        <w:spacing w:after="0"/>
+      </w:pPr>
+      <w:r>
+        <w:t xml:space="preserve"> │</w:t>
+      </w:r>
+    </w:p>
+    <w:p>
+      <w:pPr>
+        <w:spacing w:after="0"/>
+      </w:pPr>
+      <w:r>
+        <w:t xml:space="preserve"> └── Secondary ENI ← Can be detached</w:t>
+      </w:r>
+    </w:p>
+    <w:p>
+      <w:pPr>
+        <w:spacing w:after="0"/>
+      </w:pPr>
+      <w:r>
+        <w:pict w14:anchorId="451C32CA">
+          <v:rect id="_x0000_i1171" style="width:0;height:1.5pt" o:hralign="center" o:hrstd="t" o:hr="t" fillcolor="#a0a0a0" stroked="f"/>
+        </w:pict>
+      </w:r>
+    </w:p>
+    <w:p>
+      <w:pPr>
+        <w:spacing w:after="0"/>
+        <w:rPr>
+          <w:b/>
+          <w:bCs/>
+        </w:rPr>
+      </w:pPr>
+      <w:r>
+        <w:rPr>
+          <w:b/>
+          <w:bCs/>
+        </w:rPr>
+        <w:t>Q7. Can we attach an ENI to an EC2 instance?</w:t>
+      </w:r>
+    </w:p>
+    <w:p>
+      <w:pPr>
+        <w:spacing w:after="0"/>
+      </w:pPr>
+      <w:r>
+        <w:rPr>
+          <w:b/>
+          <w:bCs/>
+        </w:rPr>
+        <w:t>Answer:</w:t>
+      </w:r>
+      <w:r>
+        <w:br/>
+      </w:r>
+      <w:r>
+        <w:rPr>
+          <w:b/>
+          <w:bCs/>
+        </w:rPr>
+        <w:t>Yes.</w:t>
+      </w:r>
+    </w:p>
+    <w:p>
+      <w:pPr>
+        <w:spacing w:after="0"/>
+      </w:pPr>
+      <w:r>
+        <w:t>You can create a secondary ENI and attach it to an EC2 instance, provided the networking and instance limitations allow it.</w:t>
+      </w:r>
+    </w:p>
+    <w:p>
+      <w:pPr>
+        <w:spacing w:after="0"/>
+      </w:pPr>
+      <w:r>
+        <w:t>For example:</w:t>
+      </w:r>
+    </w:p>
+    <w:p>
+      <w:pPr>
+        <w:spacing w:after="0"/>
+      </w:pPr>
+      <w:r>
+        <w:t>EC2</w:t>
+      </w:r>
+    </w:p>
+    <w:p>
+      <w:pPr>
+        <w:spacing w:after="0"/>
+      </w:pPr>
+      <w:r>
+        <w:t xml:space="preserve"> </w:t>
+      </w:r>
+      <w:r>
+        <w:rPr>
+          <w:rFonts w:ascii="MS Gothic" w:eastAsia="MS Gothic" w:hAnsi="MS Gothic" w:cs="MS Gothic" w:hint="eastAsia"/>
+        </w:rPr>
+        <w:t>├</w:t>
+      </w:r>
+      <w:r>
+        <w:rPr>
+          <w:rFonts w:ascii="Calibri" w:hAnsi="Calibri" w:cs="Calibri"/>
+        </w:rPr>
+        <w:t>──</w:t>
+      </w:r>
+      <w:r>
+        <w:t xml:space="preserve"> ENI-1 (Primary)</w:t>
+      </w:r>
+    </w:p>
+    <w:p>
+      <w:pPr>
+        <w:spacing w:after="0"/>
+      </w:pPr>
+      <w:r>
+        <w:t xml:space="preserve"> │</w:t>
+      </w:r>
+    </w:p>
+    <w:p>
+      <w:pPr>
+        <w:spacing w:after="0"/>
+      </w:pPr>
+      <w:r>
+        <w:t xml:space="preserve"> └── ENI-2 (Secondary)</w:t>
+      </w:r>
+    </w:p>
+    <w:p>
+      <w:pPr>
+        <w:spacing w:after="0"/>
+      </w:pPr>
+      <w:r>
+        <w:t xml:space="preserve">This means one EC2 instance can have </w:t>
+      </w:r>
+      <w:r>
+        <w:rPr>
+          <w:b/>
+          <w:bCs/>
+        </w:rPr>
+        <w:t>multiple ENIs</w:t>
+      </w:r>
+      <w:r>
+        <w:t>, depending on the instance type's supported network-interface limit.</w:t>
+      </w:r>
+    </w:p>
+    <w:p>
+      <w:pPr>
+        <w:spacing w:after="0"/>
+      </w:pPr>
+      <w:r>
+        <w:pict w14:anchorId="65D53B35">
+          <v:rect id="_x0000_i1172" style="width:0;height:1.5pt" o:hralign="center" o:hrstd="t" o:hr="t" fillcolor="#a0a0a0" stroked="f"/>
+        </w:pict>
+      </w:r>
+    </w:p>
+    <w:p>
+      <w:pPr>
+        <w:spacing w:after="0"/>
+        <w:rPr>
+          <w:b/>
+          <w:bCs/>
+        </w:rPr>
+      </w:pPr>
+      <w:r>
+        <w:rPr>
+          <w:b/>
+          <w:bCs/>
+        </w:rPr>
+        <w:t>Q8. Can we delete an ENI while it is attached?</w:t>
+      </w:r>
+    </w:p>
+    <w:p>
+      <w:pPr>
+        <w:spacing w:after="0"/>
+      </w:pPr>
+      <w:r>
+        <w:rPr>
+          <w:b/>
+          <w:bCs/>
+        </w:rPr>
+        <w:t>Answer:</w:t>
+      </w:r>
+      <w:r>
+        <w:br/>
+      </w:r>
+      <w:r>
+        <w:rPr>
+          <w:b/>
+          <w:bCs/>
+        </w:rPr>
+        <w:t>No.</w:t>
+      </w:r>
+    </w:p>
+    <w:p>
+      <w:pPr>
+        <w:spacing w:after="0"/>
+      </w:pPr>
+      <w:r>
+        <w:t xml:space="preserve">An ENI generally needs to be </w:t>
+      </w:r>
+      <w:r>
+        <w:rPr>
+          <w:b/>
+          <w:bCs/>
+        </w:rPr>
+        <w:t>detached before it can be deleted</w:t>
+      </w:r>
+      <w:r>
+        <w:t>.</w:t>
+      </w:r>
+    </w:p>
+    <w:p>
+      <w:pPr>
+        <w:spacing w:after="0"/>
+      </w:pPr>
+      <w:r>
+        <w:t>Attached ENI</w:t>
+      </w:r>
+    </w:p>
+    <w:p>
+      <w:pPr>
+        <w:spacing w:after="0"/>
+      </w:pPr>
+      <w:r>
+        <w:t xml:space="preserve">     ↓</w:t>
+      </w:r>
+    </w:p>
+    <w:p>
+      <w:pPr>
+        <w:spacing w:after="0"/>
+      </w:pPr>
+      <w:r>
+        <w:t>Detach</w:t>
+      </w:r>
+    </w:p>
+    <w:p>
+      <w:pPr>
+        <w:spacing w:after="0"/>
+      </w:pPr>
+      <w:r>
+        <w:t xml:space="preserve">     ↓</w:t>
+      </w:r>
+    </w:p>
+    <w:p>
+      <w:pPr>
+        <w:spacing w:after="0"/>
+      </w:pPr>
+      <w:r>
+        <w:t>ENI becomes available</w:t>
+      </w:r>
+    </w:p>
+    <w:p>
+      <w:pPr>
+        <w:spacing w:after="0"/>
+      </w:pPr>
+      <w:r>
+        <w:t xml:space="preserve">     ↓</w:t>
+      </w:r>
+    </w:p>
+    <w:p>
+      <w:pPr>
+        <w:spacing w:after="0"/>
+      </w:pPr>
+      <w:r>
+        <w:t>Delete ENI</w:t>
+      </w:r>
+    </w:p>
+    <w:p>
+      <w:pPr>
+        <w:spacing w:after="0"/>
+      </w:pPr>
+      <w:r>
+        <w:pict w14:anchorId="404D5990">
+          <v:rect id="_x0000_i1173" style="width:0;height:1.5pt" o:hralign="center" o:hrstd="t" o:hr="t" fillcolor="#a0a0a0" stroked="f"/>
+        </w:pict>
+      </w:r>
+    </w:p>
+    <w:p>
+      <w:pPr>
+        <w:spacing w:after="0"/>
+        <w:rPr>
+          <w:b/>
+          <w:bCs/>
+        </w:rPr>
+      </w:pPr>
+      <w:r>
+        <w:rPr>
+          <w:b/>
+          <w:bCs/>
+        </w:rPr>
+        <w:t>Q9. What is the main purpose of an ENI?</w:t>
+      </w:r>
+    </w:p>
+    <w:p>
+      <w:pPr>
+        <w:spacing w:after="0"/>
+      </w:pPr>
+      <w:r>
+        <w:rPr>
+          <w:b/>
+          <w:bCs/>
+        </w:rPr>
+        <w:t>Answer:</w:t>
+      </w:r>
+    </w:p>
+    <w:p>
+      <w:pPr>
+        <w:spacing w:after="0"/>
+      </w:pPr>
+      <w:r>
+        <w:t xml:space="preserve">The ENI provides the EC2 instance with its </w:t>
+      </w:r>
+      <w:r>
+        <w:rPr>
+          <w:b/>
+          <w:bCs/>
+        </w:rPr>
+        <w:t>network connectivity</w:t>
+      </w:r>
+      <w:r>
+        <w:t>.</w:t>
+      </w:r>
+    </w:p>
+    <w:p>
+      <w:pPr>
+        <w:spacing w:after="0"/>
+      </w:pPr>
+      <w:r>
+        <w:t>It is associated with:</w:t>
+      </w:r>
+    </w:p>
+    <w:p>
+      <w:pPr>
+        <w:numPr>
+          <w:ilvl w:val="0"/>
+          <w:numId w:val="102"/>
+        </w:numPr>
+        <w:spacing w:after="0"/>
+      </w:pPr>
+      <w:r>
+        <w:t xml:space="preserve">Private IP address </w:t>
+      </w:r>
+    </w:p>
+    <w:p>
+      <w:pPr>
+        <w:numPr>
+          <w:ilvl w:val="0"/>
+          <w:numId w:val="102"/>
+        </w:numPr>
+        <w:spacing w:after="0"/>
+      </w:pPr>
+      <w:r>
+        <w:t xml:space="preserve">Security Groups </w:t>
+      </w:r>
+    </w:p>
+    <w:p>
+      <w:pPr>
+        <w:numPr>
+          <w:ilvl w:val="0"/>
+          <w:numId w:val="102"/>
+        </w:numPr>
+        <w:spacing w:after="0"/>
+      </w:pPr>
+      <w:r>
+        <w:t xml:space="preserve">MAC address </w:t>
+      </w:r>
+    </w:p>
+    <w:p>
+      <w:pPr>
+        <w:numPr>
+          <w:ilvl w:val="0"/>
+          <w:numId w:val="102"/>
+        </w:numPr>
+        <w:spacing w:after="0"/>
+      </w:pPr>
+      <w:r>
+        <w:t xml:space="preserve">Subnet </w:t>
+      </w:r>
+    </w:p>
+    <w:p>
+      <w:pPr>
+        <w:numPr>
+          <w:ilvl w:val="0"/>
+          <w:numId w:val="102"/>
+        </w:numPr>
+        <w:spacing w:after="0"/>
+      </w:pPr>
+      <w:r>
+        <w:t xml:space="preserve">VPC </w:t>
+      </w:r>
+    </w:p>
+    <w:p>
+      <w:pPr>
+        <w:numPr>
+          <w:ilvl w:val="0"/>
+          <w:numId w:val="102"/>
+        </w:numPr>
+        <w:spacing w:after="0"/>
+      </w:pPr>
+      <w:r>
+        <w:t xml:space="preserve">Network interface settings </w:t>
+      </w:r>
+    </w:p>
+    <w:p>
+      <w:pPr>
+        <w:spacing w:after="0"/>
+      </w:pPr>
+      <w:proofErr w:type="gramStart"/>
+      <w:r>
+        <w:t>So</w:t>
+      </w:r>
+      <w:proofErr w:type="gramEnd"/>
+      <w:r>
+        <w:t xml:space="preserve"> you can think:</w:t>
+      </w:r>
+    </w:p>
+    <w:p>
+      <w:pPr>
+        <w:spacing w:after="0"/>
+      </w:pPr>
+      <w:r>
+        <w:rPr>
+          <w:b/>
+          <w:bCs/>
+        </w:rPr>
+        <w:t>ENI = EC2's virtual network card.</w:t>
+      </w:r>
+    </w:p>
+    <w:p>
+      <w:pPr>
+        <w:spacing w:after="0"/>
+      </w:pPr>
+      <w:r>
+        <w:pict w14:anchorId="7271C612">
+          <v:rect id="_x0000_i1174" style="width:0;height:1.5pt" o:hralign="center" o:hrstd="t" o:hr="t" fillcolor="#a0a0a0" stroked="f"/>
+        </w:pict>
+      </w:r>
+    </w:p>
+    <w:p>
+      <w:pPr>
+        <w:spacing w:after="0"/>
+        <w:rPr>
+          <w:b/>
+          <w:bCs/>
+        </w:rPr>
+      </w:pPr>
+      <w:r>
+        <w:rPr>
+          <w:rFonts w:ascii="Segoe UI Emoji" w:hAnsi="Segoe UI Emoji" w:cs="Segoe UI Emoji"/>
+          <w:b/>
+          <w:bCs/>
+        </w:rPr>
+        <w:t>⭐</w:t>
+      </w:r>
+      <w:r>
+        <w:rPr>
+          <w:b/>
+          <w:bCs/>
+        </w:rPr>
+        <w:t xml:space="preserve"> Very Simple Example</w:t>
+      </w:r>
+    </w:p>
+    <w:p>
+      <w:pPr>
+        <w:spacing w:after="0"/>
+      </w:pPr>
+      <w:r>
+        <w:t>Suppose we create:</w:t>
+      </w:r>
+    </w:p>
+    <w:p>
+      <w:pPr>
+        <w:spacing w:after="0"/>
+      </w:pPr>
+      <w:r>
+        <w:t>VPC: 10.0.0.0/16</w:t>
+      </w:r>
+    </w:p>
+    <w:p>
+      <w:pPr>
+        <w:spacing w:after="0"/>
+      </w:pPr>
+    </w:p>
+    <w:p>
+      <w:pPr>
+        <w:spacing w:after="0"/>
+      </w:pPr>
+      <w:r>
+        <w:t>Private Subnet:</w:t>
+      </w:r>
+    </w:p>
+    <w:p>
+      <w:pPr>
+        <w:spacing w:after="0"/>
+      </w:pPr>
+      <w:r>
+        <w:t>10.0.2.0/24</w:t>
+      </w:r>
+    </w:p>
+    <w:p>
+      <w:pPr>
+        <w:spacing w:after="0"/>
+      </w:pPr>
+      <w:r>
+        <w:t>We launch an EC2:</w:t>
+      </w:r>
+    </w:p>
+    <w:p>
+      <w:pPr>
+        <w:spacing w:after="0"/>
+      </w:pPr>
+      <w:r>
+        <w:t>EC2 Instance</w:t>
+      </w:r>
+    </w:p>
+    <w:p>
+      <w:pPr>
+        <w:spacing w:after="0"/>
+      </w:pPr>
+      <w:r>
+        <w:t xml:space="preserve">     ↓</w:t>
+      </w:r>
+    </w:p>
+    <w:p>
+      <w:pPr>
+        <w:spacing w:after="0"/>
+      </w:pPr>
+      <w:r>
+        <w:t>Primary ENI</w:t>
+      </w:r>
+    </w:p>
+    <w:p>
+      <w:pPr>
+        <w:spacing w:after="0"/>
+      </w:pPr>
+      <w:r>
+        <w:t xml:space="preserve">     ↓</w:t>
+      </w:r>
+    </w:p>
+    <w:p>
+      <w:pPr>
+        <w:spacing w:after="0"/>
+      </w:pPr>
+      <w:r>
+        <w:t>Private IP: 10.0.2.15</w:t>
+      </w:r>
+    </w:p>
+    <w:p>
+      <w:pPr>
+        <w:spacing w:after="0"/>
+      </w:pPr>
+      <w:r>
+        <w:t xml:space="preserve">     ↓</w:t>
+      </w:r>
+    </w:p>
+    <w:p>
+      <w:pPr>
+        <w:spacing w:after="0"/>
+      </w:pPr>
+      <w:r>
+        <w:lastRenderedPageBreak/>
+        <w:t>Security Group</w:t>
+      </w:r>
+    </w:p>
+    <w:p>
+      <w:pPr>
+        <w:spacing w:after="0"/>
+      </w:pPr>
+      <w:r>
+        <w:t xml:space="preserve">     ↓</w:t>
+      </w:r>
+    </w:p>
+    <w:p>
+      <w:pPr>
+        <w:spacing w:after="0"/>
+      </w:pPr>
+      <w:r>
+        <w:t>Private Subnet</w:t>
+      </w:r>
+    </w:p>
+    <w:p>
+      <w:pPr>
+        <w:spacing w:after="0"/>
+      </w:pPr>
+      <w:r>
+        <w:t>If it is a public EC2:</w:t>
+      </w:r>
+    </w:p>
+    <w:p>
+      <w:pPr>
+        <w:spacing w:after="0"/>
+      </w:pPr>
+      <w:r>
+        <w:t>EC2 Instance</w:t>
+      </w:r>
+    </w:p>
+    <w:p>
+      <w:pPr>
+        <w:spacing w:after="0"/>
+      </w:pPr>
+      <w:r>
+        <w:t xml:space="preserve">     ↓</w:t>
+      </w:r>
+    </w:p>
+    <w:p>
+      <w:pPr>
+        <w:spacing w:after="0"/>
+      </w:pPr>
+      <w:r>
+        <w:t>Primary ENI</w:t>
+      </w:r>
+    </w:p>
+    <w:p>
+      <w:pPr>
+        <w:spacing w:after="0"/>
+      </w:pPr>
+      <w:r>
+        <w:t xml:space="preserve">     ↓</w:t>
+      </w:r>
+    </w:p>
+    <w:p>
+      <w:pPr>
+        <w:spacing w:after="0"/>
+      </w:pPr>
+      <w:r>
+        <w:t>Private IP: 10.0.1.15</w:t>
+      </w:r>
+    </w:p>
+    <w:p>
+      <w:pPr>
+        <w:spacing w:after="0"/>
+      </w:pPr>
+      <w:r>
+        <w:t xml:space="preserve">     ↓</w:t>
+      </w:r>
+    </w:p>
+    <w:p>
+      <w:pPr>
+        <w:spacing w:after="0"/>
+      </w:pPr>
+      <w:r>
+        <w:t xml:space="preserve">Public IPv4: </w:t>
+      </w:r>
+      <w:proofErr w:type="spellStart"/>
+      <w:r>
+        <w:t>x.x.x.x</w:t>
+      </w:r>
+      <w:proofErr w:type="spellEnd"/>
+    </w:p>
+    <w:p>
+      <w:pPr>
+        <w:spacing w:after="0"/>
+      </w:pPr>
+      <w:r>
+        <w:rPr>
+          <w:b/>
+          <w:bCs/>
+        </w:rPr>
+        <w:t>Both have a private IP through their ENI.</w:t>
+      </w:r>
+    </w:p>
+    <w:p>
+      <w:pPr>
+        <w:spacing w:after="0"/>
+      </w:pPr>
+    </w:p>
+    <w:p>
+      <w:pPr>
+        <w:spacing w:after="0"/>
+      </w:pPr>
+    </w:p>
+    <w:p>
+      <w:r>
+        <w:t>Q.</w:t>
+      </w:r>
+      <w:r>
+        <w:t xml:space="preserve">"If a private server's OS is corrupted and an application is running on it, and I need the same Private IP for the new server, how can I use the same IP? Can I change the ENI </w:t>
+      </w:r>
+      <w:proofErr w:type="spellStart"/>
+      <w:r>
+        <w:t>behavior</w:t>
+      </w:r>
+      <w:proofErr w:type="spellEnd"/>
+      <w:r>
+        <w:t>, delete the server, and create the new server with the same ENI? Explain the whole process and concept, including how to select the ENI when creating the new server."</w:t>
+      </w:r>
+    </w:p>
+    <w:p>
+      <w:pPr>
+        <w:spacing w:after="0"/>
+      </w:pPr>
+      <w:r>
+        <w:pict w14:anchorId="149529B8">
+          <v:rect id="_x0000_i1215" style="width:0;height:.75pt" o:hralign="center" o:hrstd="t" o:hr="t" fillcolor="#a0a0a0" stroked="f"/>
+        </w:pict>
+      </w:r>
+    </w:p>
+    <w:p>
+      <w:pPr>
+        <w:spacing w:after="0"/>
+        <w:rPr>
+          <w:b/>
+          <w:bCs/>
+        </w:rPr>
+      </w:pPr>
+      <w:r>
+        <w:rPr>
+          <w:b/>
+          <w:bCs/>
+        </w:rPr>
+        <w:t>The Answer:</w:t>
+      </w:r>
+    </w:p>
+    <w:p>
+      <w:pPr>
+        <w:spacing w:after="0"/>
+      </w:pPr>
+      <w:r>
+        <w:t xml:space="preserve">Yes. You can do exactly this. You change the ENI's </w:t>
+      </w:r>
+      <w:r>
+        <w:rPr>
+          <w:b/>
+          <w:bCs/>
+        </w:rPr>
+        <w:t>"Delete on termination"</w:t>
+      </w:r>
+      <w:r>
+        <w:t xml:space="preserve"> </w:t>
+      </w:r>
+      <w:proofErr w:type="spellStart"/>
+      <w:r>
+        <w:t>behavior</w:t>
+      </w:r>
+      <w:proofErr w:type="spellEnd"/>
+      <w:r>
+        <w:t xml:space="preserve"> to </w:t>
+      </w:r>
+      <w:r>
+        <w:rPr>
+          <w:b/>
+          <w:bCs/>
+        </w:rPr>
+        <w:t>False</w:t>
+      </w:r>
+      <w:r>
+        <w:t>. Then you terminate the corrupted server. The ENI survives with its Private IP, Security Group, and Subnet. Then you launch a new server and attach this existing ENI to it. The new server gets the exact same Private IP.</w:t>
+      </w:r>
+    </w:p>
+    <w:p>
+      <w:pPr>
+        <w:spacing w:after="0"/>
+      </w:pPr>
+      <w:r>
+        <w:pict w14:anchorId="396E428C">
+          <v:rect id="_x0000_i1216" style="width:0;height:.75pt" o:hralign="center" o:hrstd="t" o:hr="t" fillcolor="#a0a0a0" stroked="f"/>
+        </w:pict>
+      </w:r>
+    </w:p>
+    <w:p>
+      <w:pPr>
+        <w:spacing w:after="0"/>
+        <w:rPr>
+          <w:b/>
+          <w:bCs/>
+        </w:rPr>
+      </w:pPr>
+      <w:r>
+        <w:rPr>
+          <w:b/>
+          <w:bCs/>
+        </w:rPr>
+        <w:t>Step-by-Step Notes (Concept &amp; Process)</w:t>
+      </w:r>
+    </w:p>
+    <w:p>
+      <w:pPr>
+        <w:spacing w:after="0"/>
+      </w:pPr>
+      <w:r>
+        <w:rPr>
+          <w:b/>
+          <w:bCs/>
+        </w:rPr>
+        <w:t>Topic: Reusing the Same Private IP for a New Server</w:t>
+      </w:r>
+    </w:p>
+    <w:p>
+      <w:pPr>
+        <w:spacing w:after="0"/>
+      </w:pPr>
+      <w:r>
+        <w:rPr>
+          <w:b/>
+          <w:bCs/>
+        </w:rPr>
+        <w:t>1. The Concept:</w:t>
+      </w:r>
+    </w:p>
+    <w:p>
+      <w:pPr>
+        <w:numPr>
+          <w:ilvl w:val="0"/>
+          <w:numId w:val="103"/>
+        </w:numPr>
+        <w:spacing w:after="0"/>
+      </w:pPr>
+      <w:r>
+        <w:t>The ENI (Elastic Network Interface) holds the Private IP, Security Group, Subnet, and MAC address.</w:t>
+      </w:r>
+    </w:p>
+    <w:p>
+      <w:pPr>
+        <w:numPr>
+          <w:ilvl w:val="0"/>
+          <w:numId w:val="103"/>
+        </w:numPr>
+        <w:spacing w:after="0"/>
+      </w:pPr>
+      <w:r>
+        <w:t xml:space="preserve">By default, the Primary ENI is set to </w:t>
+      </w:r>
+      <w:r>
+        <w:rPr>
+          <w:b/>
+          <w:bCs/>
+        </w:rPr>
+        <w:t>"Delete on termination = True"</w:t>
+      </w:r>
+      <w:r>
+        <w:t xml:space="preserve">. </w:t>
+      </w:r>
+      <w:proofErr w:type="gramStart"/>
+      <w:r>
+        <w:t>So</w:t>
+      </w:r>
+      <w:proofErr w:type="gramEnd"/>
+      <w:r>
+        <w:t xml:space="preserve"> it dies with the server.</w:t>
+      </w:r>
+    </w:p>
+    <w:p>
+      <w:pPr>
+        <w:numPr>
+          <w:ilvl w:val="0"/>
+          <w:numId w:val="103"/>
+        </w:numPr>
+        <w:spacing w:after="0"/>
+      </w:pPr>
+      <w:r>
+        <w:t xml:space="preserve">If you change this setting to </w:t>
+      </w:r>
+      <w:r>
+        <w:rPr>
+          <w:b/>
+          <w:bCs/>
+        </w:rPr>
+        <w:t>"Delete on termination = False"</w:t>
+      </w:r>
+      <w:r>
+        <w:t>, the ENI survives after the server is terminated.</w:t>
+      </w:r>
+    </w:p>
+    <w:p>
+      <w:pPr>
+        <w:numPr>
+          <w:ilvl w:val="0"/>
+          <w:numId w:val="103"/>
+        </w:numPr>
+        <w:spacing w:after="0"/>
+      </w:pPr>
+      <w:r>
+        <w:t>You can then attach this surviving ENI to a new server.</w:t>
+      </w:r>
+    </w:p>
+    <w:p>
+      <w:pPr>
+        <w:spacing w:after="0"/>
+      </w:pPr>
+      <w:r>
+        <w:rPr>
+          <w:b/>
+          <w:bCs/>
+        </w:rPr>
+        <w:t>2. Step-by-Step Process:</w:t>
+      </w:r>
+    </w:p>
+    <w:p>
+      <w:pPr>
+        <w:spacing w:after="0"/>
+      </w:pPr>
+      <w:r>
+        <w:rPr>
+          <w:b/>
+          <w:bCs/>
+        </w:rPr>
+        <w:t xml:space="preserve">Step 1: Change the ENI </w:t>
+      </w:r>
+      <w:proofErr w:type="spellStart"/>
+      <w:r>
+        <w:rPr>
+          <w:b/>
+          <w:bCs/>
+        </w:rPr>
+        <w:t>Behavior</w:t>
+      </w:r>
+      <w:proofErr w:type="spellEnd"/>
+    </w:p>
+    <w:p>
+      <w:pPr>
+        <w:numPr>
+          <w:ilvl w:val="0"/>
+          <w:numId w:val="104"/>
+        </w:numPr>
+        <w:spacing w:after="0"/>
+      </w:pPr>
+      <w:r>
+        <w:t>Go to the ENI settings of the corrupted server.</w:t>
+      </w:r>
+    </w:p>
+    <w:p>
+      <w:pPr>
+        <w:numPr>
+          <w:ilvl w:val="0"/>
+          <w:numId w:val="104"/>
+        </w:numPr>
+        <w:spacing w:after="0"/>
+      </w:pPr>
+      <w:r>
+        <w:t xml:space="preserve">Find the attribute </w:t>
+      </w:r>
+      <w:r>
+        <w:rPr>
+          <w:b/>
+          <w:bCs/>
+        </w:rPr>
+        <w:t>"Delete on termination"</w:t>
+      </w:r>
+      <w:r>
+        <w:t>.</w:t>
+      </w:r>
+    </w:p>
+    <w:p>
+      <w:pPr>
+        <w:numPr>
+          <w:ilvl w:val="0"/>
+          <w:numId w:val="104"/>
+        </w:numPr>
+        <w:spacing w:after="0"/>
+      </w:pPr>
+      <w:r>
+        <w:t xml:space="preserve">Change it </w:t>
+      </w:r>
+      <w:proofErr w:type="gramStart"/>
+      <w:r>
+        <w:t>to</w:t>
+      </w:r>
+      <w:proofErr w:type="gramEnd"/>
+      <w:r>
+        <w:t xml:space="preserve"> </w:t>
+      </w:r>
+      <w:r>
+        <w:rPr>
+          <w:b/>
+          <w:bCs/>
+        </w:rPr>
+        <w:t>False</w:t>
+      </w:r>
+      <w:r>
+        <w:t>.</w:t>
+      </w:r>
+    </w:p>
+    <w:p>
+      <w:pPr>
+        <w:spacing w:after="0"/>
+      </w:pPr>
+      <w:r>
+        <w:rPr>
+          <w:b/>
+          <w:bCs/>
+        </w:rPr>
+        <w:t>Step 2: Terminate the Corrupted Server</w:t>
+      </w:r>
+    </w:p>
+    <w:p>
+      <w:pPr>
+        <w:numPr>
+          <w:ilvl w:val="0"/>
+          <w:numId w:val="105"/>
+        </w:numPr>
+        <w:spacing w:after="0"/>
+      </w:pPr>
+      <w:r>
+        <w:t>Terminate the old EC2 instance.</w:t>
+      </w:r>
+    </w:p>
+    <w:p>
+      <w:pPr>
+        <w:numPr>
+          <w:ilvl w:val="0"/>
+          <w:numId w:val="105"/>
+        </w:numPr>
+        <w:spacing w:after="0"/>
+      </w:pPr>
+      <w:r>
+        <w:t>Because you changed the setting, the ENI stays in your AWS account.</w:t>
+      </w:r>
+    </w:p>
+    <w:p>
+      <w:pPr>
+        <w:numPr>
+          <w:ilvl w:val="0"/>
+          <w:numId w:val="105"/>
+        </w:numPr>
+        <w:spacing w:after="0"/>
+      </w:pPr>
+      <w:r>
+        <w:t xml:space="preserve">It will show as </w:t>
+      </w:r>
+      <w:r>
+        <w:rPr>
+          <w:b/>
+          <w:bCs/>
+        </w:rPr>
+        <w:t>"Available"</w:t>
+      </w:r>
+      <w:r>
+        <w:t xml:space="preserve"> in the ENI list.</w:t>
+      </w:r>
+    </w:p>
+    <w:p>
+      <w:pPr>
+        <w:spacing w:after="0"/>
+      </w:pPr>
+      <w:r>
+        <w:rPr>
+          <w:b/>
+          <w:bCs/>
+        </w:rPr>
+        <w:t>Step 3: Launch the New Server</w:t>
+      </w:r>
+    </w:p>
+    <w:p>
+      <w:pPr>
+        <w:numPr>
+          <w:ilvl w:val="0"/>
+          <w:numId w:val="106"/>
+        </w:numPr>
+        <w:spacing w:after="0"/>
+      </w:pPr>
+      <w:r>
+        <w:t xml:space="preserve">Click </w:t>
+      </w:r>
+      <w:r>
+        <w:rPr>
+          <w:b/>
+          <w:bCs/>
+        </w:rPr>
+        <w:t>Launch Instance</w:t>
+      </w:r>
+      <w:r>
+        <w:t>.</w:t>
+      </w:r>
+    </w:p>
+    <w:p>
+      <w:pPr>
+        <w:numPr>
+          <w:ilvl w:val="0"/>
+          <w:numId w:val="106"/>
+        </w:numPr>
+        <w:spacing w:after="0"/>
+      </w:pPr>
+      <w:r>
+        <w:t xml:space="preserve">Go to </w:t>
+      </w:r>
+      <w:r>
+        <w:rPr>
+          <w:b/>
+          <w:bCs/>
+        </w:rPr>
+        <w:t>Network Settings</w:t>
+      </w:r>
+      <w:r>
+        <w:t xml:space="preserve"> (Click Edit).</w:t>
+      </w:r>
+    </w:p>
+    <w:p>
+      <w:pPr>
+        <w:numPr>
+          <w:ilvl w:val="0"/>
+          <w:numId w:val="106"/>
+        </w:numPr>
+        <w:spacing w:after="0"/>
+      </w:pPr>
+      <w:r>
+        <w:t xml:space="preserve">Select the </w:t>
+      </w:r>
+      <w:r>
+        <w:rPr>
+          <w:b/>
+          <w:bCs/>
+        </w:rPr>
+        <w:t>VPC</w:t>
+      </w:r>
+      <w:r>
+        <w:t>.</w:t>
+      </w:r>
+    </w:p>
+    <w:p>
+      <w:pPr>
+        <w:numPr>
+          <w:ilvl w:val="0"/>
+          <w:numId w:val="106"/>
+        </w:numPr>
+        <w:spacing w:after="0"/>
+      </w:pPr>
+      <w:r>
+        <w:t xml:space="preserve">Go to </w:t>
+      </w:r>
+      <w:r>
+        <w:rPr>
+          <w:b/>
+          <w:bCs/>
+        </w:rPr>
+        <w:t>Advanced Network Configuration</w:t>
+      </w:r>
+      <w:r>
+        <w:t>.</w:t>
+      </w:r>
+    </w:p>
+    <w:p>
+      <w:pPr>
+        <w:numPr>
+          <w:ilvl w:val="0"/>
+          <w:numId w:val="106"/>
+        </w:numPr>
+        <w:spacing w:after="0"/>
+      </w:pPr>
+      <w:r>
+        <w:t xml:space="preserve">In the </w:t>
+      </w:r>
+      <w:r>
+        <w:rPr>
+          <w:b/>
+          <w:bCs/>
+        </w:rPr>
+        <w:t>Network Interface</w:t>
+      </w:r>
+      <w:r>
+        <w:t xml:space="preserve"> dropdown, select the </w:t>
+      </w:r>
+      <w:r>
+        <w:rPr>
+          <w:b/>
+          <w:bCs/>
+        </w:rPr>
+        <w:t>existing ENI</w:t>
+      </w:r>
+      <w:r>
+        <w:t xml:space="preserve"> you saved.</w:t>
+      </w:r>
+    </w:p>
+    <w:p>
+      <w:pPr>
+        <w:spacing w:after="0"/>
+      </w:pPr>
+      <w:r>
+        <w:rPr>
+          <w:b/>
+          <w:bCs/>
+        </w:rPr>
+        <w:t>Step 4: Verify and Launch</w:t>
+      </w:r>
+    </w:p>
+    <w:p>
+      <w:pPr>
+        <w:numPr>
+          <w:ilvl w:val="0"/>
+          <w:numId w:val="107"/>
+        </w:numPr>
+        <w:spacing w:after="0"/>
+      </w:pPr>
+      <w:r>
+        <w:t>The ENI already has the Private IP, Security Group, and Subnet.</w:t>
+      </w:r>
+    </w:p>
+    <w:p>
+      <w:pPr>
+        <w:numPr>
+          <w:ilvl w:val="0"/>
+          <w:numId w:val="107"/>
+        </w:numPr>
+        <w:spacing w:after="0"/>
+      </w:pPr>
+      <w:r>
+        <w:t>The new server will automatically use all of them.</w:t>
+      </w:r>
+    </w:p>
+    <w:p>
+      <w:pPr>
+        <w:numPr>
+          <w:ilvl w:val="0"/>
+          <w:numId w:val="107"/>
+        </w:numPr>
+        <w:spacing w:after="0"/>
+      </w:pPr>
+      <w:r>
+        <w:t>Launch the instance.</w:t>
+      </w:r>
+    </w:p>
+    <w:p>
+      <w:pPr>
+        <w:spacing w:after="0"/>
+      </w:pPr>
+      <w:r>
+        <w:rPr>
+          <w:b/>
+          <w:bCs/>
+        </w:rPr>
+        <w:t>3. The Result:</w:t>
+      </w:r>
+    </w:p>
+    <w:p>
+      <w:pPr>
+        <w:numPr>
+          <w:ilvl w:val="0"/>
+          <w:numId w:val="108"/>
+        </w:numPr>
+        <w:spacing w:after="0"/>
+      </w:pPr>
+      <w:r>
+        <w:t>New server.</w:t>
+      </w:r>
+    </w:p>
+    <w:p>
+      <w:pPr>
+        <w:numPr>
+          <w:ilvl w:val="0"/>
+          <w:numId w:val="108"/>
+        </w:numPr>
+        <w:spacing w:after="0"/>
+      </w:pPr>
+      <w:r>
+        <w:t>Same Private IP.</w:t>
+      </w:r>
+    </w:p>
+    <w:p>
+      <w:pPr>
+        <w:numPr>
+          <w:ilvl w:val="0"/>
+          <w:numId w:val="108"/>
+        </w:numPr>
+        <w:spacing w:after="0"/>
+      </w:pPr>
+      <w:r>
+        <w:t>Same Security Group.</w:t>
+      </w:r>
+    </w:p>
+    <w:p>
+      <w:pPr>
+        <w:numPr>
+          <w:ilvl w:val="0"/>
+          <w:numId w:val="108"/>
+        </w:numPr>
+        <w:spacing w:after="0"/>
+      </w:pPr>
+      <w:r>
+        <w:t>Same Subnet.</w:t>
+      </w:r>
+    </w:p>
+    <w:p>
+      <w:pPr>
+        <w:numPr>
+          <w:ilvl w:val="0"/>
+          <w:numId w:val="108"/>
+        </w:numPr>
+        <w:spacing w:after="0"/>
+      </w:pPr>
+      <w:r>
+        <w:t>No changes needed in your application configuration.</w:t>
+      </w:r>
+    </w:p>
+    <w:p>
+      <w:pPr>
+        <w:spacing w:after="0"/>
+      </w:pPr>
+      <w:r>
+        <w:rPr>
+          <w:b/>
+          <w:bCs/>
+        </w:rPr>
+        <w:t>4. Why This is Important:</w:t>
+      </w:r>
+    </w:p>
+    <w:p>
+      <w:pPr>
+        <w:numPr>
+          <w:ilvl w:val="0"/>
+          <w:numId w:val="109"/>
+        </w:numPr>
+        <w:spacing w:after="0"/>
+      </w:pPr>
+      <w:r>
+        <w:lastRenderedPageBreak/>
+        <w:t>This is how real-world engineers handle server failures.</w:t>
+      </w:r>
+    </w:p>
+    <w:p>
+      <w:pPr>
+        <w:numPr>
+          <w:ilvl w:val="0"/>
+          <w:numId w:val="109"/>
+        </w:numPr>
+        <w:spacing w:after="0"/>
+      </w:pPr>
+      <w:r>
+        <w:t>You keep the network identity (ENI) and just swap the compute (EC2 instance).</w:t>
+      </w:r>
+    </w:p>
+    <w:p>
+      <w:pPr>
+        <w:numPr>
+          <w:ilvl w:val="0"/>
+          <w:numId w:val="109"/>
+        </w:numPr>
+        <w:spacing w:after="0"/>
+      </w:pPr>
+      <w:r>
+        <w:t>The application doesn't know the server changed because the IP is the same.</w:t>
+      </w:r>
+    </w:p>
+    <w:p>
+      <w:pPr>
+        <w:spacing w:after="0"/>
+      </w:pPr>
+      <w:r>
+        <w:pict w14:anchorId="55FBD25E">
+          <v:rect id="_x0000_i1217" style="width:0;height:.75pt" o:hralign="center" o:hrstd="t" o:hr="t" fillcolor="#a0a0a0" stroked="f"/>
+        </w:pict>
+      </w:r>
+    </w:p>
+    <w:p>
+      <w:pPr>
+        <w:spacing w:after="0"/>
+        <w:rPr>
+          <w:b/>
+          <w:bCs/>
+        </w:rPr>
+      </w:pPr>
+      <w:r>
+        <w:rPr>
+          <w:rFonts w:ascii="Segoe UI Emoji" w:hAnsi="Segoe UI Emoji" w:cs="Segoe UI Emoji"/>
+          <w:b/>
+          <w:bCs/>
+        </w:rPr>
+        <w:t>🎤</w:t>
+      </w:r>
+      <w:r>
+        <w:rPr>
+          <w:b/>
+          <w:bCs/>
+        </w:rPr>
+        <w:t xml:space="preserve"> Interview Answer (Ready to Speak):</w:t>
+      </w:r>
+    </w:p>
+    <w:p>
+      <w:pPr>
+        <w:spacing w:after="0"/>
+      </w:pPr>
+      <w:r>
+        <w:t>"To reuse the same Private IP, we change the ENI's 'Delete on termination' attribute to False. Then we terminate the corrupted server. The ENI survives with its Private IP, Security Group, and Subnet intact. When we launch the new EC2 instance, we go to Advanced Network Settings and select this existing ENI. The new server instantly gets the same Private IP and network configuration. This is a common real-world practice for server recovery."</w:t>
+      </w:r>
     </w:p>
     <w:p>
       <w:pPr>
@@ -14061,6 +19024,304 @@
     </w:lvl>
   </w:abstractNum>
   <w:abstractNum w:abstractNumId="3" w15:restartNumberingAfterBreak="0">
+    <w:nsid w:val="05CE5E5C"/>
+    <w:multiLevelType w:val="multilevel"/>
+    <w:tmpl w:val="8190DDB4"/>
+    <w:lvl w:ilvl="0">
+      <w:start w:val="1"/>
+      <w:numFmt w:val="bullet"/>
+      <w:lvlText w:val=""/>
+      <w:lvlJc w:val="left"/>
+      <w:pPr>
+        <w:tabs>
+          <w:tab w:val="num" w:pos="720"/>
+        </w:tabs>
+        <w:ind w:left="720" w:hanging="360"/>
+      </w:pPr>
+      <w:rPr>
+        <w:rFonts w:ascii="Symbol" w:hAnsi="Symbol" w:hint="default"/>
+        <w:sz w:val="20"/>
+      </w:rPr>
+    </w:lvl>
+    <w:lvl w:ilvl="1" w:tentative="1">
+      <w:start w:val="1"/>
+      <w:numFmt w:val="bullet"/>
+      <w:lvlText w:val="o"/>
+      <w:lvlJc w:val="left"/>
+      <w:pPr>
+        <w:tabs>
+          <w:tab w:val="num" w:pos="1440"/>
+        </w:tabs>
+        <w:ind w:left="1440" w:hanging="360"/>
+      </w:pPr>
+      <w:rPr>
+        <w:rFonts w:ascii="Courier New" w:hAnsi="Courier New" w:hint="default"/>
+        <w:sz w:val="20"/>
+      </w:rPr>
+    </w:lvl>
+    <w:lvl w:ilvl="2" w:tentative="1">
+      <w:start w:val="1"/>
+      <w:numFmt w:val="bullet"/>
+      <w:lvlText w:val=""/>
+      <w:lvlJc w:val="left"/>
+      <w:pPr>
+        <w:tabs>
+          <w:tab w:val="num" w:pos="2160"/>
+        </w:tabs>
+        <w:ind w:left="2160" w:hanging="360"/>
+      </w:pPr>
+      <w:rPr>
+        <w:rFonts w:ascii="Wingdings" w:hAnsi="Wingdings" w:hint="default"/>
+        <w:sz w:val="20"/>
+      </w:rPr>
+    </w:lvl>
+    <w:lvl w:ilvl="3" w:tentative="1">
+      <w:start w:val="1"/>
+      <w:numFmt w:val="bullet"/>
+      <w:lvlText w:val=""/>
+      <w:lvlJc w:val="left"/>
+      <w:pPr>
+        <w:tabs>
+          <w:tab w:val="num" w:pos="2880"/>
+        </w:tabs>
+        <w:ind w:left="2880" w:hanging="360"/>
+      </w:pPr>
+      <w:rPr>
+        <w:rFonts w:ascii="Wingdings" w:hAnsi="Wingdings" w:hint="default"/>
+        <w:sz w:val="20"/>
+      </w:rPr>
+    </w:lvl>
+    <w:lvl w:ilvl="4" w:tentative="1">
+      <w:start w:val="1"/>
+      <w:numFmt w:val="bullet"/>
+      <w:lvlText w:val=""/>
+      <w:lvlJc w:val="left"/>
+      <w:pPr>
+        <w:tabs>
+          <w:tab w:val="num" w:pos="3600"/>
+        </w:tabs>
+        <w:ind w:left="3600" w:hanging="360"/>
+      </w:pPr>
+      <w:rPr>
+        <w:rFonts w:ascii="Wingdings" w:hAnsi="Wingdings" w:hint="default"/>
+        <w:sz w:val="20"/>
+      </w:rPr>
+    </w:lvl>
+    <w:lvl w:ilvl="5" w:tentative="1">
+      <w:start w:val="1"/>
+      <w:numFmt w:val="bullet"/>
+      <w:lvlText w:val=""/>
+      <w:lvlJc w:val="left"/>
+      <w:pPr>
+        <w:tabs>
+          <w:tab w:val="num" w:pos="4320"/>
+        </w:tabs>
+        <w:ind w:left="4320" w:hanging="360"/>
+      </w:pPr>
+      <w:rPr>
+        <w:rFonts w:ascii="Wingdings" w:hAnsi="Wingdings" w:hint="default"/>
+        <w:sz w:val="20"/>
+      </w:rPr>
+    </w:lvl>
+    <w:lvl w:ilvl="6" w:tentative="1">
+      <w:start w:val="1"/>
+      <w:numFmt w:val="bullet"/>
+      <w:lvlText w:val=""/>
+      <w:lvlJc w:val="left"/>
+      <w:pPr>
+        <w:tabs>
+          <w:tab w:val="num" w:pos="5040"/>
+        </w:tabs>
+        <w:ind w:left="5040" w:hanging="360"/>
+      </w:pPr>
+      <w:rPr>
+        <w:rFonts w:ascii="Wingdings" w:hAnsi="Wingdings" w:hint="default"/>
+        <w:sz w:val="20"/>
+      </w:rPr>
+    </w:lvl>
+    <w:lvl w:ilvl="7" w:tentative="1">
+      <w:start w:val="1"/>
+      <w:numFmt w:val="bullet"/>
+      <w:lvlText w:val=""/>
+      <w:lvlJc w:val="left"/>
+      <w:pPr>
+        <w:tabs>
+          <w:tab w:val="num" w:pos="5760"/>
+        </w:tabs>
+        <w:ind w:left="5760" w:hanging="360"/>
+      </w:pPr>
+      <w:rPr>
+        <w:rFonts w:ascii="Wingdings" w:hAnsi="Wingdings" w:hint="default"/>
+        <w:sz w:val="20"/>
+      </w:rPr>
+    </w:lvl>
+    <w:lvl w:ilvl="8" w:tentative="1">
+      <w:start w:val="1"/>
+      <w:numFmt w:val="bullet"/>
+      <w:lvlText w:val=""/>
+      <w:lvlJc w:val="left"/>
+      <w:pPr>
+        <w:tabs>
+          <w:tab w:val="num" w:pos="6480"/>
+        </w:tabs>
+        <w:ind w:left="6480" w:hanging="360"/>
+      </w:pPr>
+      <w:rPr>
+        <w:rFonts w:ascii="Wingdings" w:hAnsi="Wingdings" w:hint="default"/>
+        <w:sz w:val="20"/>
+      </w:rPr>
+    </w:lvl>
+  </w:abstractNum>
+  <w:abstractNum w:abstractNumId="4" w15:restartNumberingAfterBreak="0">
+    <w:nsid w:val="05F12902"/>
+    <w:multiLevelType w:val="multilevel"/>
+    <w:tmpl w:val="F2622508"/>
+    <w:lvl w:ilvl="0">
+      <w:start w:val="1"/>
+      <w:numFmt w:val="bullet"/>
+      <w:lvlText w:val=""/>
+      <w:lvlJc w:val="left"/>
+      <w:pPr>
+        <w:tabs>
+          <w:tab w:val="num" w:pos="720"/>
+        </w:tabs>
+        <w:ind w:left="720" w:hanging="360"/>
+      </w:pPr>
+      <w:rPr>
+        <w:rFonts w:ascii="Symbol" w:hAnsi="Symbol" w:hint="default"/>
+        <w:sz w:val="20"/>
+      </w:rPr>
+    </w:lvl>
+    <w:lvl w:ilvl="1" w:tentative="1">
+      <w:start w:val="1"/>
+      <w:numFmt w:val="bullet"/>
+      <w:lvlText w:val="o"/>
+      <w:lvlJc w:val="left"/>
+      <w:pPr>
+        <w:tabs>
+          <w:tab w:val="num" w:pos="1440"/>
+        </w:tabs>
+        <w:ind w:left="1440" w:hanging="360"/>
+      </w:pPr>
+      <w:rPr>
+        <w:rFonts w:ascii="Courier New" w:hAnsi="Courier New" w:hint="default"/>
+        <w:sz w:val="20"/>
+      </w:rPr>
+    </w:lvl>
+    <w:lvl w:ilvl="2" w:tentative="1">
+      <w:start w:val="1"/>
+      <w:numFmt w:val="bullet"/>
+      <w:lvlText w:val=""/>
+      <w:lvlJc w:val="left"/>
+      <w:pPr>
+        <w:tabs>
+          <w:tab w:val="num" w:pos="2160"/>
+        </w:tabs>
+        <w:ind w:left="2160" w:hanging="360"/>
+      </w:pPr>
+      <w:rPr>
+        <w:rFonts w:ascii="Wingdings" w:hAnsi="Wingdings" w:hint="default"/>
+        <w:sz w:val="20"/>
+      </w:rPr>
+    </w:lvl>
+    <w:lvl w:ilvl="3" w:tentative="1">
+      <w:start w:val="1"/>
+      <w:numFmt w:val="bullet"/>
+      <w:lvlText w:val=""/>
+      <w:lvlJc w:val="left"/>
+      <w:pPr>
+        <w:tabs>
+          <w:tab w:val="num" w:pos="2880"/>
+        </w:tabs>
+        <w:ind w:left="2880" w:hanging="360"/>
+      </w:pPr>
+      <w:rPr>
+        <w:rFonts w:ascii="Wingdings" w:hAnsi="Wingdings" w:hint="default"/>
+        <w:sz w:val="20"/>
+      </w:rPr>
+    </w:lvl>
+    <w:lvl w:ilvl="4" w:tentative="1">
+      <w:start w:val="1"/>
+      <w:numFmt w:val="bullet"/>
+      <w:lvlText w:val=""/>
+      <w:lvlJc w:val="left"/>
+      <w:pPr>
+        <w:tabs>
+          <w:tab w:val="num" w:pos="3600"/>
+        </w:tabs>
+        <w:ind w:left="3600" w:hanging="360"/>
+      </w:pPr>
+      <w:rPr>
+        <w:rFonts w:ascii="Wingdings" w:hAnsi="Wingdings" w:hint="default"/>
+        <w:sz w:val="20"/>
+      </w:rPr>
+    </w:lvl>
+    <w:lvl w:ilvl="5" w:tentative="1">
+      <w:start w:val="1"/>
+      <w:numFmt w:val="bullet"/>
+      <w:lvlText w:val=""/>
+      <w:lvlJc w:val="left"/>
+      <w:pPr>
+        <w:tabs>
+          <w:tab w:val="num" w:pos="4320"/>
+        </w:tabs>
+        <w:ind w:left="4320" w:hanging="360"/>
+      </w:pPr>
+      <w:rPr>
+        <w:rFonts w:ascii="Wingdings" w:hAnsi="Wingdings" w:hint="default"/>
+        <w:sz w:val="20"/>
+      </w:rPr>
+    </w:lvl>
+    <w:lvl w:ilvl="6" w:tentative="1">
+      <w:start w:val="1"/>
+      <w:numFmt w:val="bullet"/>
+      <w:lvlText w:val=""/>
+      <w:lvlJc w:val="left"/>
+      <w:pPr>
+        <w:tabs>
+          <w:tab w:val="num" w:pos="5040"/>
+        </w:tabs>
+        <w:ind w:left="5040" w:hanging="360"/>
+      </w:pPr>
+      <w:rPr>
+        <w:rFonts w:ascii="Wingdings" w:hAnsi="Wingdings" w:hint="default"/>
+        <w:sz w:val="20"/>
+      </w:rPr>
+    </w:lvl>
+    <w:lvl w:ilvl="7" w:tentative="1">
+      <w:start w:val="1"/>
+      <w:numFmt w:val="bullet"/>
+      <w:lvlText w:val=""/>
+      <w:lvlJc w:val="left"/>
+      <w:pPr>
+        <w:tabs>
+          <w:tab w:val="num" w:pos="5760"/>
+        </w:tabs>
+        <w:ind w:left="5760" w:hanging="360"/>
+      </w:pPr>
+      <w:rPr>
+        <w:rFonts w:ascii="Wingdings" w:hAnsi="Wingdings" w:hint="default"/>
+        <w:sz w:val="20"/>
+      </w:rPr>
+    </w:lvl>
+    <w:lvl w:ilvl="8" w:tentative="1">
+      <w:start w:val="1"/>
+      <w:numFmt w:val="bullet"/>
+      <w:lvlText w:val=""/>
+      <w:lvlJc w:val="left"/>
+      <w:pPr>
+        <w:tabs>
+          <w:tab w:val="num" w:pos="6480"/>
+        </w:tabs>
+        <w:ind w:left="6480" w:hanging="360"/>
+      </w:pPr>
+      <w:rPr>
+        <w:rFonts w:ascii="Wingdings" w:hAnsi="Wingdings" w:hint="default"/>
+        <w:sz w:val="20"/>
+      </w:rPr>
+    </w:lvl>
+  </w:abstractNum>
+  <w:abstractNum w:abstractNumId="5" w15:restartNumberingAfterBreak="0">
     <w:nsid w:val="09DB4C69"/>
     <w:multiLevelType w:val="multilevel"/>
     <w:tmpl w:val="41605D46"/>
@@ -14173,7 +19434,7 @@
       </w:pPr>
     </w:lvl>
   </w:abstractNum>
-  <w:abstractNum w:abstractNumId="4" w15:restartNumberingAfterBreak="0">
+  <w:abstractNum w:abstractNumId="6" w15:restartNumberingAfterBreak="0">
     <w:nsid w:val="09E13C81"/>
     <w:multiLevelType w:val="multilevel"/>
     <w:tmpl w:val="9EF0FB14"/>
@@ -14322,7 +19583,7 @@
       </w:rPr>
     </w:lvl>
   </w:abstractNum>
-  <w:abstractNum w:abstractNumId="5" w15:restartNumberingAfterBreak="0">
+  <w:abstractNum w:abstractNumId="7" w15:restartNumberingAfterBreak="0">
     <w:nsid w:val="0BAC700C"/>
     <w:multiLevelType w:val="multilevel"/>
     <w:tmpl w:val="A258A69C"/>
@@ -14471,7 +19732,7 @@
       </w:rPr>
     </w:lvl>
   </w:abstractNum>
-  <w:abstractNum w:abstractNumId="6" w15:restartNumberingAfterBreak="0">
+  <w:abstractNum w:abstractNumId="8" w15:restartNumberingAfterBreak="0">
     <w:nsid w:val="0D3B4C34"/>
     <w:multiLevelType w:val="multilevel"/>
     <w:tmpl w:val="46B63102"/>
@@ -14620,7 +19881,305 @@
       </w:rPr>
     </w:lvl>
   </w:abstractNum>
-  <w:abstractNum w:abstractNumId="7" w15:restartNumberingAfterBreak="0">
+  <w:abstractNum w:abstractNumId="9" w15:restartNumberingAfterBreak="0">
+    <w:nsid w:val="0D7A2B06"/>
+    <w:multiLevelType w:val="multilevel"/>
+    <w:tmpl w:val="64DA7568"/>
+    <w:lvl w:ilvl="0">
+      <w:start w:val="1"/>
+      <w:numFmt w:val="bullet"/>
+      <w:lvlText w:val=""/>
+      <w:lvlJc w:val="left"/>
+      <w:pPr>
+        <w:tabs>
+          <w:tab w:val="num" w:pos="720"/>
+        </w:tabs>
+        <w:ind w:left="720" w:hanging="360"/>
+      </w:pPr>
+      <w:rPr>
+        <w:rFonts w:ascii="Symbol" w:hAnsi="Symbol" w:hint="default"/>
+        <w:sz w:val="20"/>
+      </w:rPr>
+    </w:lvl>
+    <w:lvl w:ilvl="1" w:tentative="1">
+      <w:start w:val="1"/>
+      <w:numFmt w:val="bullet"/>
+      <w:lvlText w:val="o"/>
+      <w:lvlJc w:val="left"/>
+      <w:pPr>
+        <w:tabs>
+          <w:tab w:val="num" w:pos="1440"/>
+        </w:tabs>
+        <w:ind w:left="1440" w:hanging="360"/>
+      </w:pPr>
+      <w:rPr>
+        <w:rFonts w:ascii="Courier New" w:hAnsi="Courier New" w:hint="default"/>
+        <w:sz w:val="20"/>
+      </w:rPr>
+    </w:lvl>
+    <w:lvl w:ilvl="2" w:tentative="1">
+      <w:start w:val="1"/>
+      <w:numFmt w:val="bullet"/>
+      <w:lvlText w:val=""/>
+      <w:lvlJc w:val="left"/>
+      <w:pPr>
+        <w:tabs>
+          <w:tab w:val="num" w:pos="2160"/>
+        </w:tabs>
+        <w:ind w:left="2160" w:hanging="360"/>
+      </w:pPr>
+      <w:rPr>
+        <w:rFonts w:ascii="Wingdings" w:hAnsi="Wingdings" w:hint="default"/>
+        <w:sz w:val="20"/>
+      </w:rPr>
+    </w:lvl>
+    <w:lvl w:ilvl="3" w:tentative="1">
+      <w:start w:val="1"/>
+      <w:numFmt w:val="bullet"/>
+      <w:lvlText w:val=""/>
+      <w:lvlJc w:val="left"/>
+      <w:pPr>
+        <w:tabs>
+          <w:tab w:val="num" w:pos="2880"/>
+        </w:tabs>
+        <w:ind w:left="2880" w:hanging="360"/>
+      </w:pPr>
+      <w:rPr>
+        <w:rFonts w:ascii="Wingdings" w:hAnsi="Wingdings" w:hint="default"/>
+        <w:sz w:val="20"/>
+      </w:rPr>
+    </w:lvl>
+    <w:lvl w:ilvl="4" w:tentative="1">
+      <w:start w:val="1"/>
+      <w:numFmt w:val="bullet"/>
+      <w:lvlText w:val=""/>
+      <w:lvlJc w:val="left"/>
+      <w:pPr>
+        <w:tabs>
+          <w:tab w:val="num" w:pos="3600"/>
+        </w:tabs>
+        <w:ind w:left="3600" w:hanging="360"/>
+      </w:pPr>
+      <w:rPr>
+        <w:rFonts w:ascii="Wingdings" w:hAnsi="Wingdings" w:hint="default"/>
+        <w:sz w:val="20"/>
+      </w:rPr>
+    </w:lvl>
+    <w:lvl w:ilvl="5" w:tentative="1">
+      <w:start w:val="1"/>
+      <w:numFmt w:val="bullet"/>
+      <w:lvlText w:val=""/>
+      <w:lvlJc w:val="left"/>
+      <w:pPr>
+        <w:tabs>
+          <w:tab w:val="num" w:pos="4320"/>
+        </w:tabs>
+        <w:ind w:left="4320" w:hanging="360"/>
+      </w:pPr>
+      <w:rPr>
+        <w:rFonts w:ascii="Wingdings" w:hAnsi="Wingdings" w:hint="default"/>
+        <w:sz w:val="20"/>
+      </w:rPr>
+    </w:lvl>
+    <w:lvl w:ilvl="6" w:tentative="1">
+      <w:start w:val="1"/>
+      <w:numFmt w:val="bullet"/>
+      <w:lvlText w:val=""/>
+      <w:lvlJc w:val="left"/>
+      <w:pPr>
+        <w:tabs>
+          <w:tab w:val="num" w:pos="5040"/>
+        </w:tabs>
+        <w:ind w:left="5040" w:hanging="360"/>
+      </w:pPr>
+      <w:rPr>
+        <w:rFonts w:ascii="Wingdings" w:hAnsi="Wingdings" w:hint="default"/>
+        <w:sz w:val="20"/>
+      </w:rPr>
+    </w:lvl>
+    <w:lvl w:ilvl="7" w:tentative="1">
+      <w:start w:val="1"/>
+      <w:numFmt w:val="bullet"/>
+      <w:lvlText w:val=""/>
+      <w:lvlJc w:val="left"/>
+      <w:pPr>
+        <w:tabs>
+          <w:tab w:val="num" w:pos="5760"/>
+        </w:tabs>
+        <w:ind w:left="5760" w:hanging="360"/>
+      </w:pPr>
+      <w:rPr>
+        <w:rFonts w:ascii="Wingdings" w:hAnsi="Wingdings" w:hint="default"/>
+        <w:sz w:val="20"/>
+      </w:rPr>
+    </w:lvl>
+    <w:lvl w:ilvl="8" w:tentative="1">
+      <w:start w:val="1"/>
+      <w:numFmt w:val="bullet"/>
+      <w:lvlText w:val=""/>
+      <w:lvlJc w:val="left"/>
+      <w:pPr>
+        <w:tabs>
+          <w:tab w:val="num" w:pos="6480"/>
+        </w:tabs>
+        <w:ind w:left="6480" w:hanging="360"/>
+      </w:pPr>
+      <w:rPr>
+        <w:rFonts w:ascii="Wingdings" w:hAnsi="Wingdings" w:hint="default"/>
+        <w:sz w:val="20"/>
+      </w:rPr>
+    </w:lvl>
+  </w:abstractNum>
+  <w:abstractNum w:abstractNumId="10" w15:restartNumberingAfterBreak="0">
+    <w:nsid w:val="0DAA5FC9"/>
+    <w:multiLevelType w:val="multilevel"/>
+    <w:tmpl w:val="E3968470"/>
+    <w:lvl w:ilvl="0">
+      <w:start w:val="1"/>
+      <w:numFmt w:val="bullet"/>
+      <w:lvlText w:val=""/>
+      <w:lvlJc w:val="left"/>
+      <w:pPr>
+        <w:tabs>
+          <w:tab w:val="num" w:pos="720"/>
+        </w:tabs>
+        <w:ind w:left="720" w:hanging="360"/>
+      </w:pPr>
+      <w:rPr>
+        <w:rFonts w:ascii="Symbol" w:hAnsi="Symbol" w:hint="default"/>
+        <w:sz w:val="20"/>
+      </w:rPr>
+    </w:lvl>
+    <w:lvl w:ilvl="1" w:tentative="1">
+      <w:start w:val="1"/>
+      <w:numFmt w:val="bullet"/>
+      <w:lvlText w:val="o"/>
+      <w:lvlJc w:val="left"/>
+      <w:pPr>
+        <w:tabs>
+          <w:tab w:val="num" w:pos="1440"/>
+        </w:tabs>
+        <w:ind w:left="1440" w:hanging="360"/>
+      </w:pPr>
+      <w:rPr>
+        <w:rFonts w:ascii="Courier New" w:hAnsi="Courier New" w:hint="default"/>
+        <w:sz w:val="20"/>
+      </w:rPr>
+    </w:lvl>
+    <w:lvl w:ilvl="2" w:tentative="1">
+      <w:start w:val="1"/>
+      <w:numFmt w:val="bullet"/>
+      <w:lvlText w:val=""/>
+      <w:lvlJc w:val="left"/>
+      <w:pPr>
+        <w:tabs>
+          <w:tab w:val="num" w:pos="2160"/>
+        </w:tabs>
+        <w:ind w:left="2160" w:hanging="360"/>
+      </w:pPr>
+      <w:rPr>
+        <w:rFonts w:ascii="Wingdings" w:hAnsi="Wingdings" w:hint="default"/>
+        <w:sz w:val="20"/>
+      </w:rPr>
+    </w:lvl>
+    <w:lvl w:ilvl="3" w:tentative="1">
+      <w:start w:val="1"/>
+      <w:numFmt w:val="bullet"/>
+      <w:lvlText w:val=""/>
+      <w:lvlJc w:val="left"/>
+      <w:pPr>
+        <w:tabs>
+          <w:tab w:val="num" w:pos="2880"/>
+        </w:tabs>
+        <w:ind w:left="2880" w:hanging="360"/>
+      </w:pPr>
+      <w:rPr>
+        <w:rFonts w:ascii="Wingdings" w:hAnsi="Wingdings" w:hint="default"/>
+        <w:sz w:val="20"/>
+      </w:rPr>
+    </w:lvl>
+    <w:lvl w:ilvl="4" w:tentative="1">
+      <w:start w:val="1"/>
+      <w:numFmt w:val="bullet"/>
+      <w:lvlText w:val=""/>
+      <w:lvlJc w:val="left"/>
+      <w:pPr>
+        <w:tabs>
+          <w:tab w:val="num" w:pos="3600"/>
+        </w:tabs>
+        <w:ind w:left="3600" w:hanging="360"/>
+      </w:pPr>
+      <w:rPr>
+        <w:rFonts w:ascii="Wingdings" w:hAnsi="Wingdings" w:hint="default"/>
+        <w:sz w:val="20"/>
+      </w:rPr>
+    </w:lvl>
+    <w:lvl w:ilvl="5" w:tentative="1">
+      <w:start w:val="1"/>
+      <w:numFmt w:val="bullet"/>
+      <w:lvlText w:val=""/>
+      <w:lvlJc w:val="left"/>
+      <w:pPr>
+        <w:tabs>
+          <w:tab w:val="num" w:pos="4320"/>
+        </w:tabs>
+        <w:ind w:left="4320" w:hanging="360"/>
+      </w:pPr>
+      <w:rPr>
+        <w:rFonts w:ascii="Wingdings" w:hAnsi="Wingdings" w:hint="default"/>
+        <w:sz w:val="20"/>
+      </w:rPr>
+    </w:lvl>
+    <w:lvl w:ilvl="6" w:tentative="1">
+      <w:start w:val="1"/>
+      <w:numFmt w:val="bullet"/>
+      <w:lvlText w:val=""/>
+      <w:lvlJc w:val="left"/>
+      <w:pPr>
+        <w:tabs>
+          <w:tab w:val="num" w:pos="5040"/>
+        </w:tabs>
+        <w:ind w:left="5040" w:hanging="360"/>
+      </w:pPr>
+      <w:rPr>
+        <w:rFonts w:ascii="Wingdings" w:hAnsi="Wingdings" w:hint="default"/>
+        <w:sz w:val="20"/>
+      </w:rPr>
+    </w:lvl>
+    <w:lvl w:ilvl="7" w:tentative="1">
+      <w:start w:val="1"/>
+      <w:numFmt w:val="bullet"/>
+      <w:lvlText w:val=""/>
+      <w:lvlJc w:val="left"/>
+      <w:pPr>
+        <w:tabs>
+          <w:tab w:val="num" w:pos="5760"/>
+        </w:tabs>
+        <w:ind w:left="5760" w:hanging="360"/>
+      </w:pPr>
+      <w:rPr>
+        <w:rFonts w:ascii="Wingdings" w:hAnsi="Wingdings" w:hint="default"/>
+        <w:sz w:val="20"/>
+      </w:rPr>
+    </w:lvl>
+    <w:lvl w:ilvl="8" w:tentative="1">
+      <w:start w:val="1"/>
+      <w:numFmt w:val="bullet"/>
+      <w:lvlText w:val=""/>
+      <w:lvlJc w:val="left"/>
+      <w:pPr>
+        <w:tabs>
+          <w:tab w:val="num" w:pos="6480"/>
+        </w:tabs>
+        <w:ind w:left="6480" w:hanging="360"/>
+      </w:pPr>
+      <w:rPr>
+        <w:rFonts w:ascii="Wingdings" w:hAnsi="Wingdings" w:hint="default"/>
+        <w:sz w:val="20"/>
+      </w:rPr>
+    </w:lvl>
+  </w:abstractNum>
+  <w:abstractNum w:abstractNumId="11" w15:restartNumberingAfterBreak="0">
     <w:nsid w:val="0EFC159A"/>
     <w:multiLevelType w:val="multilevel"/>
     <w:tmpl w:val="B1361A88"/>
@@ -14769,7 +20328,7 @@
       </w:rPr>
     </w:lvl>
   </w:abstractNum>
-  <w:abstractNum w:abstractNumId="8" w15:restartNumberingAfterBreak="0">
+  <w:abstractNum w:abstractNumId="12" w15:restartNumberingAfterBreak="0">
     <w:nsid w:val="0F020173"/>
     <w:multiLevelType w:val="multilevel"/>
     <w:tmpl w:val="8C1A3F9C"/>
@@ -14918,7 +20477,7 @@
       </w:rPr>
     </w:lvl>
   </w:abstractNum>
-  <w:abstractNum w:abstractNumId="9" w15:restartNumberingAfterBreak="0">
+  <w:abstractNum w:abstractNumId="13" w15:restartNumberingAfterBreak="0">
     <w:nsid w:val="0F125698"/>
     <w:multiLevelType w:val="multilevel"/>
     <w:tmpl w:val="AD784E44"/>
@@ -15067,7 +20626,7 @@
       </w:rPr>
     </w:lvl>
   </w:abstractNum>
-  <w:abstractNum w:abstractNumId="10" w15:restartNumberingAfterBreak="0">
+  <w:abstractNum w:abstractNumId="14" w15:restartNumberingAfterBreak="0">
     <w:nsid w:val="10862048"/>
     <w:multiLevelType w:val="multilevel"/>
     <w:tmpl w:val="2C18FB9E"/>
@@ -15216,7 +20775,7 @@
       </w:rPr>
     </w:lvl>
   </w:abstractNum>
-  <w:abstractNum w:abstractNumId="11" w15:restartNumberingAfterBreak="0">
+  <w:abstractNum w:abstractNumId="15" w15:restartNumberingAfterBreak="0">
     <w:nsid w:val="11603737"/>
     <w:multiLevelType w:val="multilevel"/>
     <w:tmpl w:val="0C5A2B9A"/>
@@ -15365,7 +20924,7 @@
       </w:rPr>
     </w:lvl>
   </w:abstractNum>
-  <w:abstractNum w:abstractNumId="12" w15:restartNumberingAfterBreak="0">
+  <w:abstractNum w:abstractNumId="16" w15:restartNumberingAfterBreak="0">
     <w:nsid w:val="11A47904"/>
     <w:multiLevelType w:val="multilevel"/>
     <w:tmpl w:val="CF7093AC"/>
@@ -15478,7 +21037,7 @@
       </w:pPr>
     </w:lvl>
   </w:abstractNum>
-  <w:abstractNum w:abstractNumId="13" w15:restartNumberingAfterBreak="0">
+  <w:abstractNum w:abstractNumId="17" w15:restartNumberingAfterBreak="0">
     <w:nsid w:val="12092908"/>
     <w:multiLevelType w:val="multilevel"/>
     <w:tmpl w:val="C5C259FE"/>
@@ -15627,7 +21186,7 @@
       </w:rPr>
     </w:lvl>
   </w:abstractNum>
-  <w:abstractNum w:abstractNumId="14" w15:restartNumberingAfterBreak="0">
+  <w:abstractNum w:abstractNumId="18" w15:restartNumberingAfterBreak="0">
     <w:nsid w:val="12BF68DC"/>
     <w:multiLevelType w:val="multilevel"/>
     <w:tmpl w:val="1F94DB20"/>
@@ -15776,7 +21335,7 @@
       </w:rPr>
     </w:lvl>
   </w:abstractNum>
-  <w:abstractNum w:abstractNumId="15" w15:restartNumberingAfterBreak="0">
+  <w:abstractNum w:abstractNumId="19" w15:restartNumberingAfterBreak="0">
     <w:nsid w:val="140360A9"/>
     <w:multiLevelType w:val="multilevel"/>
     <w:tmpl w:val="F32A29FA"/>
@@ -15925,7 +21484,7 @@
       </w:rPr>
     </w:lvl>
   </w:abstractNum>
-  <w:abstractNum w:abstractNumId="16" w15:restartNumberingAfterBreak="0">
+  <w:abstractNum w:abstractNumId="20" w15:restartNumberingAfterBreak="0">
     <w:nsid w:val="141E6F1A"/>
     <w:multiLevelType w:val="multilevel"/>
     <w:tmpl w:val="0FA6BC46"/>
@@ -16074,7 +21633,269 @@
       </w:rPr>
     </w:lvl>
   </w:abstractNum>
-  <w:abstractNum w:abstractNumId="17" w15:restartNumberingAfterBreak="0">
+  <w:abstractNum w:abstractNumId="21" w15:restartNumberingAfterBreak="0">
+    <w:nsid w:val="1767708F"/>
+    <w:multiLevelType w:val="multilevel"/>
+    <w:tmpl w:val="F07ED150"/>
+    <w:lvl w:ilvl="0">
+      <w:start w:val="1"/>
+      <w:numFmt w:val="bullet"/>
+      <w:lvlText w:val=""/>
+      <w:lvlJc w:val="left"/>
+      <w:pPr>
+        <w:tabs>
+          <w:tab w:val="num" w:pos="720"/>
+        </w:tabs>
+        <w:ind w:left="720" w:hanging="360"/>
+      </w:pPr>
+      <w:rPr>
+        <w:rFonts w:ascii="Symbol" w:hAnsi="Symbol" w:hint="default"/>
+        <w:sz w:val="20"/>
+      </w:rPr>
+    </w:lvl>
+    <w:lvl w:ilvl="1" w:tentative="1">
+      <w:start w:val="1"/>
+      <w:numFmt w:val="bullet"/>
+      <w:lvlText w:val="o"/>
+      <w:lvlJc w:val="left"/>
+      <w:pPr>
+        <w:tabs>
+          <w:tab w:val="num" w:pos="1440"/>
+        </w:tabs>
+        <w:ind w:left="1440" w:hanging="360"/>
+      </w:pPr>
+      <w:rPr>
+        <w:rFonts w:ascii="Courier New" w:hAnsi="Courier New" w:hint="default"/>
+        <w:sz w:val="20"/>
+      </w:rPr>
+    </w:lvl>
+    <w:lvl w:ilvl="2" w:tentative="1">
+      <w:start w:val="1"/>
+      <w:numFmt w:val="bullet"/>
+      <w:lvlText w:val=""/>
+      <w:lvlJc w:val="left"/>
+      <w:pPr>
+        <w:tabs>
+          <w:tab w:val="num" w:pos="2160"/>
+        </w:tabs>
+        <w:ind w:left="2160" w:hanging="360"/>
+      </w:pPr>
+      <w:rPr>
+        <w:rFonts w:ascii="Wingdings" w:hAnsi="Wingdings" w:hint="default"/>
+        <w:sz w:val="20"/>
+      </w:rPr>
+    </w:lvl>
+    <w:lvl w:ilvl="3" w:tentative="1">
+      <w:start w:val="1"/>
+      <w:numFmt w:val="bullet"/>
+      <w:lvlText w:val=""/>
+      <w:lvlJc w:val="left"/>
+      <w:pPr>
+        <w:tabs>
+          <w:tab w:val="num" w:pos="2880"/>
+        </w:tabs>
+        <w:ind w:left="2880" w:hanging="360"/>
+      </w:pPr>
+      <w:rPr>
+        <w:rFonts w:ascii="Wingdings" w:hAnsi="Wingdings" w:hint="default"/>
+        <w:sz w:val="20"/>
+      </w:rPr>
+    </w:lvl>
+    <w:lvl w:ilvl="4" w:tentative="1">
+      <w:start w:val="1"/>
+      <w:numFmt w:val="bullet"/>
+      <w:lvlText w:val=""/>
+      <w:lvlJc w:val="left"/>
+      <w:pPr>
+        <w:tabs>
+          <w:tab w:val="num" w:pos="3600"/>
+        </w:tabs>
+        <w:ind w:left="3600" w:hanging="360"/>
+      </w:pPr>
+      <w:rPr>
+        <w:rFonts w:ascii="Wingdings" w:hAnsi="Wingdings" w:hint="default"/>
+        <w:sz w:val="20"/>
+      </w:rPr>
+    </w:lvl>
+    <w:lvl w:ilvl="5" w:tentative="1">
+      <w:start w:val="1"/>
+      <w:numFmt w:val="bullet"/>
+      <w:lvlText w:val=""/>
+      <w:lvlJc w:val="left"/>
+      <w:pPr>
+        <w:tabs>
+          <w:tab w:val="num" w:pos="4320"/>
+        </w:tabs>
+        <w:ind w:left="4320" w:hanging="360"/>
+      </w:pPr>
+      <w:rPr>
+        <w:rFonts w:ascii="Wingdings" w:hAnsi="Wingdings" w:hint="default"/>
+        <w:sz w:val="20"/>
+      </w:rPr>
+    </w:lvl>
+    <w:lvl w:ilvl="6" w:tentative="1">
+      <w:start w:val="1"/>
+      <w:numFmt w:val="bullet"/>
+      <w:lvlText w:val=""/>
+      <w:lvlJc w:val="left"/>
+      <w:pPr>
+        <w:tabs>
+          <w:tab w:val="num" w:pos="5040"/>
+        </w:tabs>
+        <w:ind w:left="5040" w:hanging="360"/>
+      </w:pPr>
+      <w:rPr>
+        <w:rFonts w:ascii="Wingdings" w:hAnsi="Wingdings" w:hint="default"/>
+        <w:sz w:val="20"/>
+      </w:rPr>
+    </w:lvl>
+    <w:lvl w:ilvl="7" w:tentative="1">
+      <w:start w:val="1"/>
+      <w:numFmt w:val="bullet"/>
+      <w:lvlText w:val=""/>
+      <w:lvlJc w:val="left"/>
+      <w:pPr>
+        <w:tabs>
+          <w:tab w:val="num" w:pos="5760"/>
+        </w:tabs>
+        <w:ind w:left="5760" w:hanging="360"/>
+      </w:pPr>
+      <w:rPr>
+        <w:rFonts w:ascii="Wingdings" w:hAnsi="Wingdings" w:hint="default"/>
+        <w:sz w:val="20"/>
+      </w:rPr>
+    </w:lvl>
+    <w:lvl w:ilvl="8" w:tentative="1">
+      <w:start w:val="1"/>
+      <w:numFmt w:val="bullet"/>
+      <w:lvlText w:val=""/>
+      <w:lvlJc w:val="left"/>
+      <w:pPr>
+        <w:tabs>
+          <w:tab w:val="num" w:pos="6480"/>
+        </w:tabs>
+        <w:ind w:left="6480" w:hanging="360"/>
+      </w:pPr>
+      <w:rPr>
+        <w:rFonts w:ascii="Wingdings" w:hAnsi="Wingdings" w:hint="default"/>
+        <w:sz w:val="20"/>
+      </w:rPr>
+    </w:lvl>
+  </w:abstractNum>
+  <w:abstractNum w:abstractNumId="22" w15:restartNumberingAfterBreak="0">
+    <w:nsid w:val="17C05C2D"/>
+    <w:multiLevelType w:val="multilevel"/>
+    <w:tmpl w:val="DA42D454"/>
+    <w:lvl w:ilvl="0">
+      <w:start w:val="1"/>
+      <w:numFmt w:val="decimal"/>
+      <w:lvlText w:val="%1."/>
+      <w:lvlJc w:val="left"/>
+      <w:pPr>
+        <w:tabs>
+          <w:tab w:val="num" w:pos="720"/>
+        </w:tabs>
+        <w:ind w:left="720" w:hanging="360"/>
+      </w:pPr>
+    </w:lvl>
+    <w:lvl w:ilvl="1" w:tentative="1">
+      <w:start w:val="1"/>
+      <w:numFmt w:val="decimal"/>
+      <w:lvlText w:val="%2."/>
+      <w:lvlJc w:val="left"/>
+      <w:pPr>
+        <w:tabs>
+          <w:tab w:val="num" w:pos="1440"/>
+        </w:tabs>
+        <w:ind w:left="1440" w:hanging="360"/>
+      </w:pPr>
+    </w:lvl>
+    <w:lvl w:ilvl="2" w:tentative="1">
+      <w:start w:val="1"/>
+      <w:numFmt w:val="decimal"/>
+      <w:lvlText w:val="%3."/>
+      <w:lvlJc w:val="left"/>
+      <w:pPr>
+        <w:tabs>
+          <w:tab w:val="num" w:pos="2160"/>
+        </w:tabs>
+        <w:ind w:left="2160" w:hanging="360"/>
+      </w:pPr>
+    </w:lvl>
+    <w:lvl w:ilvl="3" w:tentative="1">
+      <w:start w:val="1"/>
+      <w:numFmt w:val="decimal"/>
+      <w:lvlText w:val="%4."/>
+      <w:lvlJc w:val="left"/>
+      <w:pPr>
+        <w:tabs>
+          <w:tab w:val="num" w:pos="2880"/>
+        </w:tabs>
+        <w:ind w:left="2880" w:hanging="360"/>
+      </w:pPr>
+    </w:lvl>
+    <w:lvl w:ilvl="4" w:tentative="1">
+      <w:start w:val="1"/>
+      <w:numFmt w:val="decimal"/>
+      <w:lvlText w:val="%5."/>
+      <w:lvlJc w:val="left"/>
+      <w:pPr>
+        <w:tabs>
+          <w:tab w:val="num" w:pos="3600"/>
+        </w:tabs>
+        <w:ind w:left="3600" w:hanging="360"/>
+      </w:pPr>
+    </w:lvl>
+    <w:lvl w:ilvl="5" w:tentative="1">
+      <w:start w:val="1"/>
+      <w:numFmt w:val="decimal"/>
+      <w:lvlText w:val="%6."/>
+      <w:lvlJc w:val="left"/>
+      <w:pPr>
+        <w:tabs>
+          <w:tab w:val="num" w:pos="4320"/>
+        </w:tabs>
+        <w:ind w:left="4320" w:hanging="360"/>
+      </w:pPr>
+    </w:lvl>
+    <w:lvl w:ilvl="6" w:tentative="1">
+      <w:start w:val="1"/>
+      <w:numFmt w:val="decimal"/>
+      <w:lvlText w:val="%7."/>
+      <w:lvlJc w:val="left"/>
+      <w:pPr>
+        <w:tabs>
+          <w:tab w:val="num" w:pos="5040"/>
+        </w:tabs>
+        <w:ind w:left="5040" w:hanging="360"/>
+      </w:pPr>
+    </w:lvl>
+    <w:lvl w:ilvl="7" w:tentative="1">
+      <w:start w:val="1"/>
+      <w:numFmt w:val="decimal"/>
+      <w:lvlText w:val="%8."/>
+      <w:lvlJc w:val="left"/>
+      <w:pPr>
+        <w:tabs>
+          <w:tab w:val="num" w:pos="5760"/>
+        </w:tabs>
+        <w:ind w:left="5760" w:hanging="360"/>
+      </w:pPr>
+    </w:lvl>
+    <w:lvl w:ilvl="8" w:tentative="1">
+      <w:start w:val="1"/>
+      <w:numFmt w:val="decimal"/>
+      <w:lvlText w:val="%9."/>
+      <w:lvlJc w:val="left"/>
+      <w:pPr>
+        <w:tabs>
+          <w:tab w:val="num" w:pos="6480"/>
+        </w:tabs>
+        <w:ind w:left="6480" w:hanging="360"/>
+      </w:pPr>
+    </w:lvl>
+  </w:abstractNum>
+  <w:abstractNum w:abstractNumId="23" w15:restartNumberingAfterBreak="0">
     <w:nsid w:val="184139DF"/>
     <w:multiLevelType w:val="multilevel"/>
     <w:tmpl w:val="C54465BA"/>
@@ -16223,7 +22044,7 @@
       </w:rPr>
     </w:lvl>
   </w:abstractNum>
-  <w:abstractNum w:abstractNumId="18" w15:restartNumberingAfterBreak="0">
+  <w:abstractNum w:abstractNumId="24" w15:restartNumberingAfterBreak="0">
     <w:nsid w:val="18B21AFD"/>
     <w:multiLevelType w:val="multilevel"/>
     <w:tmpl w:val="389644BC"/>
@@ -16372,7 +22193,7 @@
       </w:rPr>
     </w:lvl>
   </w:abstractNum>
-  <w:abstractNum w:abstractNumId="19" w15:restartNumberingAfterBreak="0">
+  <w:abstractNum w:abstractNumId="25" w15:restartNumberingAfterBreak="0">
     <w:nsid w:val="18C20F62"/>
     <w:multiLevelType w:val="multilevel"/>
     <w:tmpl w:val="9872C9E4"/>
@@ -16521,7 +22342,7 @@
       </w:rPr>
     </w:lvl>
   </w:abstractNum>
-  <w:abstractNum w:abstractNumId="20" w15:restartNumberingAfterBreak="0">
+  <w:abstractNum w:abstractNumId="26" w15:restartNumberingAfterBreak="0">
     <w:nsid w:val="19F50918"/>
     <w:multiLevelType w:val="multilevel"/>
     <w:tmpl w:val="1506D962"/>
@@ -16670,7 +22491,7 @@
       </w:rPr>
     </w:lvl>
   </w:abstractNum>
-  <w:abstractNum w:abstractNumId="21" w15:restartNumberingAfterBreak="0">
+  <w:abstractNum w:abstractNumId="27" w15:restartNumberingAfterBreak="0">
     <w:nsid w:val="1AEE4149"/>
     <w:multiLevelType w:val="multilevel"/>
     <w:tmpl w:val="7DD6F732"/>
@@ -16819,7 +22640,305 @@
       </w:rPr>
     </w:lvl>
   </w:abstractNum>
-  <w:abstractNum w:abstractNumId="22" w15:restartNumberingAfterBreak="0">
+  <w:abstractNum w:abstractNumId="28" w15:restartNumberingAfterBreak="0">
+    <w:nsid w:val="1D30750E"/>
+    <w:multiLevelType w:val="multilevel"/>
+    <w:tmpl w:val="F36AC03C"/>
+    <w:lvl w:ilvl="0">
+      <w:start w:val="1"/>
+      <w:numFmt w:val="bullet"/>
+      <w:lvlText w:val=""/>
+      <w:lvlJc w:val="left"/>
+      <w:pPr>
+        <w:tabs>
+          <w:tab w:val="num" w:pos="720"/>
+        </w:tabs>
+        <w:ind w:left="720" w:hanging="360"/>
+      </w:pPr>
+      <w:rPr>
+        <w:rFonts w:ascii="Symbol" w:hAnsi="Symbol" w:hint="default"/>
+        <w:sz w:val="20"/>
+      </w:rPr>
+    </w:lvl>
+    <w:lvl w:ilvl="1" w:tentative="1">
+      <w:start w:val="1"/>
+      <w:numFmt w:val="bullet"/>
+      <w:lvlText w:val="o"/>
+      <w:lvlJc w:val="left"/>
+      <w:pPr>
+        <w:tabs>
+          <w:tab w:val="num" w:pos="1440"/>
+        </w:tabs>
+        <w:ind w:left="1440" w:hanging="360"/>
+      </w:pPr>
+      <w:rPr>
+        <w:rFonts w:ascii="Courier New" w:hAnsi="Courier New" w:hint="default"/>
+        <w:sz w:val="20"/>
+      </w:rPr>
+    </w:lvl>
+    <w:lvl w:ilvl="2" w:tentative="1">
+      <w:start w:val="1"/>
+      <w:numFmt w:val="bullet"/>
+      <w:lvlText w:val=""/>
+      <w:lvlJc w:val="left"/>
+      <w:pPr>
+        <w:tabs>
+          <w:tab w:val="num" w:pos="2160"/>
+        </w:tabs>
+        <w:ind w:left="2160" w:hanging="360"/>
+      </w:pPr>
+      <w:rPr>
+        <w:rFonts w:ascii="Wingdings" w:hAnsi="Wingdings" w:hint="default"/>
+        <w:sz w:val="20"/>
+      </w:rPr>
+    </w:lvl>
+    <w:lvl w:ilvl="3" w:tentative="1">
+      <w:start w:val="1"/>
+      <w:numFmt w:val="bullet"/>
+      <w:lvlText w:val=""/>
+      <w:lvlJc w:val="left"/>
+      <w:pPr>
+        <w:tabs>
+          <w:tab w:val="num" w:pos="2880"/>
+        </w:tabs>
+        <w:ind w:left="2880" w:hanging="360"/>
+      </w:pPr>
+      <w:rPr>
+        <w:rFonts w:ascii="Wingdings" w:hAnsi="Wingdings" w:hint="default"/>
+        <w:sz w:val="20"/>
+      </w:rPr>
+    </w:lvl>
+    <w:lvl w:ilvl="4" w:tentative="1">
+      <w:start w:val="1"/>
+      <w:numFmt w:val="bullet"/>
+      <w:lvlText w:val=""/>
+      <w:lvlJc w:val="left"/>
+      <w:pPr>
+        <w:tabs>
+          <w:tab w:val="num" w:pos="3600"/>
+        </w:tabs>
+        <w:ind w:left="3600" w:hanging="360"/>
+      </w:pPr>
+      <w:rPr>
+        <w:rFonts w:ascii="Wingdings" w:hAnsi="Wingdings" w:hint="default"/>
+        <w:sz w:val="20"/>
+      </w:rPr>
+    </w:lvl>
+    <w:lvl w:ilvl="5" w:tentative="1">
+      <w:start w:val="1"/>
+      <w:numFmt w:val="bullet"/>
+      <w:lvlText w:val=""/>
+      <w:lvlJc w:val="left"/>
+      <w:pPr>
+        <w:tabs>
+          <w:tab w:val="num" w:pos="4320"/>
+        </w:tabs>
+        <w:ind w:left="4320" w:hanging="360"/>
+      </w:pPr>
+      <w:rPr>
+        <w:rFonts w:ascii="Wingdings" w:hAnsi="Wingdings" w:hint="default"/>
+        <w:sz w:val="20"/>
+      </w:rPr>
+    </w:lvl>
+    <w:lvl w:ilvl="6" w:tentative="1">
+      <w:start w:val="1"/>
+      <w:numFmt w:val="bullet"/>
+      <w:lvlText w:val=""/>
+      <w:lvlJc w:val="left"/>
+      <w:pPr>
+        <w:tabs>
+          <w:tab w:val="num" w:pos="5040"/>
+        </w:tabs>
+        <w:ind w:left="5040" w:hanging="360"/>
+      </w:pPr>
+      <w:rPr>
+        <w:rFonts w:ascii="Wingdings" w:hAnsi="Wingdings" w:hint="default"/>
+        <w:sz w:val="20"/>
+      </w:rPr>
+    </w:lvl>
+    <w:lvl w:ilvl="7" w:tentative="1">
+      <w:start w:val="1"/>
+      <w:numFmt w:val="bullet"/>
+      <w:lvlText w:val=""/>
+      <w:lvlJc w:val="left"/>
+      <w:pPr>
+        <w:tabs>
+          <w:tab w:val="num" w:pos="5760"/>
+        </w:tabs>
+        <w:ind w:left="5760" w:hanging="360"/>
+      </w:pPr>
+      <w:rPr>
+        <w:rFonts w:ascii="Wingdings" w:hAnsi="Wingdings" w:hint="default"/>
+        <w:sz w:val="20"/>
+      </w:rPr>
+    </w:lvl>
+    <w:lvl w:ilvl="8" w:tentative="1">
+      <w:start w:val="1"/>
+      <w:numFmt w:val="bullet"/>
+      <w:lvlText w:val=""/>
+      <w:lvlJc w:val="left"/>
+      <w:pPr>
+        <w:tabs>
+          <w:tab w:val="num" w:pos="6480"/>
+        </w:tabs>
+        <w:ind w:left="6480" w:hanging="360"/>
+      </w:pPr>
+      <w:rPr>
+        <w:rFonts w:ascii="Wingdings" w:hAnsi="Wingdings" w:hint="default"/>
+        <w:sz w:val="20"/>
+      </w:rPr>
+    </w:lvl>
+  </w:abstractNum>
+  <w:abstractNum w:abstractNumId="29" w15:restartNumberingAfterBreak="0">
+    <w:nsid w:val="1D381C2F"/>
+    <w:multiLevelType w:val="multilevel"/>
+    <w:tmpl w:val="C25CEFE8"/>
+    <w:lvl w:ilvl="0">
+      <w:start w:val="1"/>
+      <w:numFmt w:val="bullet"/>
+      <w:lvlText w:val=""/>
+      <w:lvlJc w:val="left"/>
+      <w:pPr>
+        <w:tabs>
+          <w:tab w:val="num" w:pos="720"/>
+        </w:tabs>
+        <w:ind w:left="720" w:hanging="360"/>
+      </w:pPr>
+      <w:rPr>
+        <w:rFonts w:ascii="Symbol" w:hAnsi="Symbol" w:hint="default"/>
+        <w:sz w:val="20"/>
+      </w:rPr>
+    </w:lvl>
+    <w:lvl w:ilvl="1" w:tentative="1">
+      <w:start w:val="1"/>
+      <w:numFmt w:val="bullet"/>
+      <w:lvlText w:val="o"/>
+      <w:lvlJc w:val="left"/>
+      <w:pPr>
+        <w:tabs>
+          <w:tab w:val="num" w:pos="1440"/>
+        </w:tabs>
+        <w:ind w:left="1440" w:hanging="360"/>
+      </w:pPr>
+      <w:rPr>
+        <w:rFonts w:ascii="Courier New" w:hAnsi="Courier New" w:hint="default"/>
+        <w:sz w:val="20"/>
+      </w:rPr>
+    </w:lvl>
+    <w:lvl w:ilvl="2" w:tentative="1">
+      <w:start w:val="1"/>
+      <w:numFmt w:val="bullet"/>
+      <w:lvlText w:val=""/>
+      <w:lvlJc w:val="left"/>
+      <w:pPr>
+        <w:tabs>
+          <w:tab w:val="num" w:pos="2160"/>
+        </w:tabs>
+        <w:ind w:left="2160" w:hanging="360"/>
+      </w:pPr>
+      <w:rPr>
+        <w:rFonts w:ascii="Wingdings" w:hAnsi="Wingdings" w:hint="default"/>
+        <w:sz w:val="20"/>
+      </w:rPr>
+    </w:lvl>
+    <w:lvl w:ilvl="3" w:tentative="1">
+      <w:start w:val="1"/>
+      <w:numFmt w:val="bullet"/>
+      <w:lvlText w:val=""/>
+      <w:lvlJc w:val="left"/>
+      <w:pPr>
+        <w:tabs>
+          <w:tab w:val="num" w:pos="2880"/>
+        </w:tabs>
+        <w:ind w:left="2880" w:hanging="360"/>
+      </w:pPr>
+      <w:rPr>
+        <w:rFonts w:ascii="Wingdings" w:hAnsi="Wingdings" w:hint="default"/>
+        <w:sz w:val="20"/>
+      </w:rPr>
+    </w:lvl>
+    <w:lvl w:ilvl="4" w:tentative="1">
+      <w:start w:val="1"/>
+      <w:numFmt w:val="bullet"/>
+      <w:lvlText w:val=""/>
+      <w:lvlJc w:val="left"/>
+      <w:pPr>
+        <w:tabs>
+          <w:tab w:val="num" w:pos="3600"/>
+        </w:tabs>
+        <w:ind w:left="3600" w:hanging="360"/>
+      </w:pPr>
+      <w:rPr>
+        <w:rFonts w:ascii="Wingdings" w:hAnsi="Wingdings" w:hint="default"/>
+        <w:sz w:val="20"/>
+      </w:rPr>
+    </w:lvl>
+    <w:lvl w:ilvl="5" w:tentative="1">
+      <w:start w:val="1"/>
+      <w:numFmt w:val="bullet"/>
+      <w:lvlText w:val=""/>
+      <w:lvlJc w:val="left"/>
+      <w:pPr>
+        <w:tabs>
+          <w:tab w:val="num" w:pos="4320"/>
+        </w:tabs>
+        <w:ind w:left="4320" w:hanging="360"/>
+      </w:pPr>
+      <w:rPr>
+        <w:rFonts w:ascii="Wingdings" w:hAnsi="Wingdings" w:hint="default"/>
+        <w:sz w:val="20"/>
+      </w:rPr>
+    </w:lvl>
+    <w:lvl w:ilvl="6" w:tentative="1">
+      <w:start w:val="1"/>
+      <w:numFmt w:val="bullet"/>
+      <w:lvlText w:val=""/>
+      <w:lvlJc w:val="left"/>
+      <w:pPr>
+        <w:tabs>
+          <w:tab w:val="num" w:pos="5040"/>
+        </w:tabs>
+        <w:ind w:left="5040" w:hanging="360"/>
+      </w:pPr>
+      <w:rPr>
+        <w:rFonts w:ascii="Wingdings" w:hAnsi="Wingdings" w:hint="default"/>
+        <w:sz w:val="20"/>
+      </w:rPr>
+    </w:lvl>
+    <w:lvl w:ilvl="7" w:tentative="1">
+      <w:start w:val="1"/>
+      <w:numFmt w:val="bullet"/>
+      <w:lvlText w:val=""/>
+      <w:lvlJc w:val="left"/>
+      <w:pPr>
+        <w:tabs>
+          <w:tab w:val="num" w:pos="5760"/>
+        </w:tabs>
+        <w:ind w:left="5760" w:hanging="360"/>
+      </w:pPr>
+      <w:rPr>
+        <w:rFonts w:ascii="Wingdings" w:hAnsi="Wingdings" w:hint="default"/>
+        <w:sz w:val="20"/>
+      </w:rPr>
+    </w:lvl>
+    <w:lvl w:ilvl="8" w:tentative="1">
+      <w:start w:val="1"/>
+      <w:numFmt w:val="bullet"/>
+      <w:lvlText w:val=""/>
+      <w:lvlJc w:val="left"/>
+      <w:pPr>
+        <w:tabs>
+          <w:tab w:val="num" w:pos="6480"/>
+        </w:tabs>
+        <w:ind w:left="6480" w:hanging="360"/>
+      </w:pPr>
+      <w:rPr>
+        <w:rFonts w:ascii="Wingdings" w:hAnsi="Wingdings" w:hint="default"/>
+        <w:sz w:val="20"/>
+      </w:rPr>
+    </w:lvl>
+  </w:abstractNum>
+  <w:abstractNum w:abstractNumId="30" w15:restartNumberingAfterBreak="0">
     <w:nsid w:val="1E611C2A"/>
     <w:multiLevelType w:val="multilevel"/>
     <w:tmpl w:val="47B8ED96"/>
@@ -16968,7 +23087,7 @@
       </w:rPr>
     </w:lvl>
   </w:abstractNum>
-  <w:abstractNum w:abstractNumId="23" w15:restartNumberingAfterBreak="0">
+  <w:abstractNum w:abstractNumId="31" w15:restartNumberingAfterBreak="0">
     <w:nsid w:val="21D06348"/>
     <w:multiLevelType w:val="multilevel"/>
     <w:tmpl w:val="F9A8381C"/>
@@ -17081,7 +23200,7 @@
       </w:pPr>
     </w:lvl>
   </w:abstractNum>
-  <w:abstractNum w:abstractNumId="24" w15:restartNumberingAfterBreak="0">
+  <w:abstractNum w:abstractNumId="32" w15:restartNumberingAfterBreak="0">
     <w:nsid w:val="225D71C1"/>
     <w:multiLevelType w:val="multilevel"/>
     <w:tmpl w:val="8F2E5EF2"/>
@@ -17230,7 +23349,7 @@
       </w:rPr>
     </w:lvl>
   </w:abstractNum>
-  <w:abstractNum w:abstractNumId="25" w15:restartNumberingAfterBreak="0">
+  <w:abstractNum w:abstractNumId="33" w15:restartNumberingAfterBreak="0">
     <w:nsid w:val="22C10DC1"/>
     <w:multiLevelType w:val="multilevel"/>
     <w:tmpl w:val="9E4072E2"/>
@@ -17379,7 +23498,7 @@
       </w:rPr>
     </w:lvl>
   </w:abstractNum>
-  <w:abstractNum w:abstractNumId="26" w15:restartNumberingAfterBreak="0">
+  <w:abstractNum w:abstractNumId="34" w15:restartNumberingAfterBreak="0">
     <w:nsid w:val="23022CDD"/>
     <w:multiLevelType w:val="multilevel"/>
     <w:tmpl w:val="941EB1DE"/>
@@ -17528,7 +23647,7 @@
       </w:rPr>
     </w:lvl>
   </w:abstractNum>
-  <w:abstractNum w:abstractNumId="27" w15:restartNumberingAfterBreak="0">
+  <w:abstractNum w:abstractNumId="35" w15:restartNumberingAfterBreak="0">
     <w:nsid w:val="23511FC7"/>
     <w:multiLevelType w:val="multilevel"/>
     <w:tmpl w:val="AAFACFD6"/>
@@ -17677,7 +23796,7 @@
       </w:rPr>
     </w:lvl>
   </w:abstractNum>
-  <w:abstractNum w:abstractNumId="28" w15:restartNumberingAfterBreak="0">
+  <w:abstractNum w:abstractNumId="36" w15:restartNumberingAfterBreak="0">
     <w:nsid w:val="2B56476C"/>
     <w:multiLevelType w:val="multilevel"/>
     <w:tmpl w:val="56C89D60"/>
@@ -17826,7 +23945,7 @@
       </w:rPr>
     </w:lvl>
   </w:abstractNum>
-  <w:abstractNum w:abstractNumId="29" w15:restartNumberingAfterBreak="0">
+  <w:abstractNum w:abstractNumId="37" w15:restartNumberingAfterBreak="0">
     <w:nsid w:val="2B8129D8"/>
     <w:multiLevelType w:val="multilevel"/>
     <w:tmpl w:val="FE6048F2"/>
@@ -17975,7 +24094,7 @@
       </w:rPr>
     </w:lvl>
   </w:abstractNum>
-  <w:abstractNum w:abstractNumId="30" w15:restartNumberingAfterBreak="0">
+  <w:abstractNum w:abstractNumId="38" w15:restartNumberingAfterBreak="0">
     <w:nsid w:val="2B907D62"/>
     <w:multiLevelType w:val="multilevel"/>
     <w:tmpl w:val="D02CE05A"/>
@@ -18124,7 +24243,7 @@
       </w:rPr>
     </w:lvl>
   </w:abstractNum>
-  <w:abstractNum w:abstractNumId="31" w15:restartNumberingAfterBreak="0">
+  <w:abstractNum w:abstractNumId="39" w15:restartNumberingAfterBreak="0">
     <w:nsid w:val="2E1B04C0"/>
     <w:multiLevelType w:val="multilevel"/>
     <w:tmpl w:val="E57091CC"/>
@@ -18237,7 +24356,7 @@
       </w:pPr>
     </w:lvl>
   </w:abstractNum>
-  <w:abstractNum w:abstractNumId="32" w15:restartNumberingAfterBreak="0">
+  <w:abstractNum w:abstractNumId="40" w15:restartNumberingAfterBreak="0">
     <w:nsid w:val="2E954DA2"/>
     <w:multiLevelType w:val="multilevel"/>
     <w:tmpl w:val="FDC86B14"/>
@@ -18386,7 +24505,7 @@
       </w:rPr>
     </w:lvl>
   </w:abstractNum>
-  <w:abstractNum w:abstractNumId="33" w15:restartNumberingAfterBreak="0">
+  <w:abstractNum w:abstractNumId="41" w15:restartNumberingAfterBreak="0">
     <w:nsid w:val="2E9F42A0"/>
     <w:multiLevelType w:val="multilevel"/>
     <w:tmpl w:val="4CC80F94"/>
@@ -18535,7 +24654,7 @@
       </w:rPr>
     </w:lvl>
   </w:abstractNum>
-  <w:abstractNum w:abstractNumId="34" w15:restartNumberingAfterBreak="0">
+  <w:abstractNum w:abstractNumId="42" w15:restartNumberingAfterBreak="0">
     <w:nsid w:val="2F2E3384"/>
     <w:multiLevelType w:val="multilevel"/>
     <w:tmpl w:val="07CED7B2"/>
@@ -18684,7 +24803,7 @@
       </w:rPr>
     </w:lvl>
   </w:abstractNum>
-  <w:abstractNum w:abstractNumId="35" w15:restartNumberingAfterBreak="0">
+  <w:abstractNum w:abstractNumId="43" w15:restartNumberingAfterBreak="0">
     <w:nsid w:val="2F405CC0"/>
     <w:multiLevelType w:val="multilevel"/>
     <w:tmpl w:val="19EA6B90"/>
@@ -18833,7 +24952,7 @@
       </w:rPr>
     </w:lvl>
   </w:abstractNum>
-  <w:abstractNum w:abstractNumId="36" w15:restartNumberingAfterBreak="0">
+  <w:abstractNum w:abstractNumId="44" w15:restartNumberingAfterBreak="0">
     <w:nsid w:val="307652CD"/>
     <w:multiLevelType w:val="multilevel"/>
     <w:tmpl w:val="8F4489FC"/>
@@ -18982,7 +25101,7 @@
       </w:rPr>
     </w:lvl>
   </w:abstractNum>
-  <w:abstractNum w:abstractNumId="37" w15:restartNumberingAfterBreak="0">
+  <w:abstractNum w:abstractNumId="45" w15:restartNumberingAfterBreak="0">
     <w:nsid w:val="307D792C"/>
     <w:multiLevelType w:val="multilevel"/>
     <w:tmpl w:val="C4FEE2D0"/>
@@ -19131,7 +25250,156 @@
       </w:rPr>
     </w:lvl>
   </w:abstractNum>
-  <w:abstractNum w:abstractNumId="38" w15:restartNumberingAfterBreak="0">
+  <w:abstractNum w:abstractNumId="46" w15:restartNumberingAfterBreak="0">
+    <w:nsid w:val="31DE42CE"/>
+    <w:multiLevelType w:val="multilevel"/>
+    <w:tmpl w:val="4BA43F0E"/>
+    <w:lvl w:ilvl="0">
+      <w:start w:val="1"/>
+      <w:numFmt w:val="bullet"/>
+      <w:lvlText w:val=""/>
+      <w:lvlJc w:val="left"/>
+      <w:pPr>
+        <w:tabs>
+          <w:tab w:val="num" w:pos="720"/>
+        </w:tabs>
+        <w:ind w:left="720" w:hanging="360"/>
+      </w:pPr>
+      <w:rPr>
+        <w:rFonts w:ascii="Symbol" w:hAnsi="Symbol" w:hint="default"/>
+        <w:sz w:val="20"/>
+      </w:rPr>
+    </w:lvl>
+    <w:lvl w:ilvl="1" w:tentative="1">
+      <w:start w:val="1"/>
+      <w:numFmt w:val="bullet"/>
+      <w:lvlText w:val="o"/>
+      <w:lvlJc w:val="left"/>
+      <w:pPr>
+        <w:tabs>
+          <w:tab w:val="num" w:pos="1440"/>
+        </w:tabs>
+        <w:ind w:left="1440" w:hanging="360"/>
+      </w:pPr>
+      <w:rPr>
+        <w:rFonts w:ascii="Courier New" w:hAnsi="Courier New" w:hint="default"/>
+        <w:sz w:val="20"/>
+      </w:rPr>
+    </w:lvl>
+    <w:lvl w:ilvl="2" w:tentative="1">
+      <w:start w:val="1"/>
+      <w:numFmt w:val="bullet"/>
+      <w:lvlText w:val=""/>
+      <w:lvlJc w:val="left"/>
+      <w:pPr>
+        <w:tabs>
+          <w:tab w:val="num" w:pos="2160"/>
+        </w:tabs>
+        <w:ind w:left="2160" w:hanging="360"/>
+      </w:pPr>
+      <w:rPr>
+        <w:rFonts w:ascii="Wingdings" w:hAnsi="Wingdings" w:hint="default"/>
+        <w:sz w:val="20"/>
+      </w:rPr>
+    </w:lvl>
+    <w:lvl w:ilvl="3" w:tentative="1">
+      <w:start w:val="1"/>
+      <w:numFmt w:val="bullet"/>
+      <w:lvlText w:val=""/>
+      <w:lvlJc w:val="left"/>
+      <w:pPr>
+        <w:tabs>
+          <w:tab w:val="num" w:pos="2880"/>
+        </w:tabs>
+        <w:ind w:left="2880" w:hanging="360"/>
+      </w:pPr>
+      <w:rPr>
+        <w:rFonts w:ascii="Wingdings" w:hAnsi="Wingdings" w:hint="default"/>
+        <w:sz w:val="20"/>
+      </w:rPr>
+    </w:lvl>
+    <w:lvl w:ilvl="4" w:tentative="1">
+      <w:start w:val="1"/>
+      <w:numFmt w:val="bullet"/>
+      <w:lvlText w:val=""/>
+      <w:lvlJc w:val="left"/>
+      <w:pPr>
+        <w:tabs>
+          <w:tab w:val="num" w:pos="3600"/>
+        </w:tabs>
+        <w:ind w:left="3600" w:hanging="360"/>
+      </w:pPr>
+      <w:rPr>
+        <w:rFonts w:ascii="Wingdings" w:hAnsi="Wingdings" w:hint="default"/>
+        <w:sz w:val="20"/>
+      </w:rPr>
+    </w:lvl>
+    <w:lvl w:ilvl="5" w:tentative="1">
+      <w:start w:val="1"/>
+      <w:numFmt w:val="bullet"/>
+      <w:lvlText w:val=""/>
+      <w:lvlJc w:val="left"/>
+      <w:pPr>
+        <w:tabs>
+          <w:tab w:val="num" w:pos="4320"/>
+        </w:tabs>
+        <w:ind w:left="4320" w:hanging="360"/>
+      </w:pPr>
+      <w:rPr>
+        <w:rFonts w:ascii="Wingdings" w:hAnsi="Wingdings" w:hint="default"/>
+        <w:sz w:val="20"/>
+      </w:rPr>
+    </w:lvl>
+    <w:lvl w:ilvl="6" w:tentative="1">
+      <w:start w:val="1"/>
+      <w:numFmt w:val="bullet"/>
+      <w:lvlText w:val=""/>
+      <w:lvlJc w:val="left"/>
+      <w:pPr>
+        <w:tabs>
+          <w:tab w:val="num" w:pos="5040"/>
+        </w:tabs>
+        <w:ind w:left="5040" w:hanging="360"/>
+      </w:pPr>
+      <w:rPr>
+        <w:rFonts w:ascii="Wingdings" w:hAnsi="Wingdings" w:hint="default"/>
+        <w:sz w:val="20"/>
+      </w:rPr>
+    </w:lvl>
+    <w:lvl w:ilvl="7" w:tentative="1">
+      <w:start w:val="1"/>
+      <w:numFmt w:val="bullet"/>
+      <w:lvlText w:val=""/>
+      <w:lvlJc w:val="left"/>
+      <w:pPr>
+        <w:tabs>
+          <w:tab w:val="num" w:pos="5760"/>
+        </w:tabs>
+        <w:ind w:left="5760" w:hanging="360"/>
+      </w:pPr>
+      <w:rPr>
+        <w:rFonts w:ascii="Wingdings" w:hAnsi="Wingdings" w:hint="default"/>
+        <w:sz w:val="20"/>
+      </w:rPr>
+    </w:lvl>
+    <w:lvl w:ilvl="8" w:tentative="1">
+      <w:start w:val="1"/>
+      <w:numFmt w:val="bullet"/>
+      <w:lvlText w:val=""/>
+      <w:lvlJc w:val="left"/>
+      <w:pPr>
+        <w:tabs>
+          <w:tab w:val="num" w:pos="6480"/>
+        </w:tabs>
+        <w:ind w:left="6480" w:hanging="360"/>
+      </w:pPr>
+      <w:rPr>
+        <w:rFonts w:ascii="Wingdings" w:hAnsi="Wingdings" w:hint="default"/>
+        <w:sz w:val="20"/>
+      </w:rPr>
+    </w:lvl>
+  </w:abstractNum>
+  <w:abstractNum w:abstractNumId="47" w15:restartNumberingAfterBreak="0">
     <w:nsid w:val="362617D2"/>
     <w:multiLevelType w:val="multilevel"/>
     <w:tmpl w:val="0F80E410"/>
@@ -19280,7 +25548,7 @@
       </w:rPr>
     </w:lvl>
   </w:abstractNum>
-  <w:abstractNum w:abstractNumId="39" w15:restartNumberingAfterBreak="0">
+  <w:abstractNum w:abstractNumId="48" w15:restartNumberingAfterBreak="0">
     <w:nsid w:val="389D0C85"/>
     <w:multiLevelType w:val="multilevel"/>
     <w:tmpl w:val="1CDEE39A"/>
@@ -19429,7 +25697,7 @@
       </w:rPr>
     </w:lvl>
   </w:abstractNum>
-  <w:abstractNum w:abstractNumId="40" w15:restartNumberingAfterBreak="0">
+  <w:abstractNum w:abstractNumId="49" w15:restartNumberingAfterBreak="0">
     <w:nsid w:val="38B77521"/>
     <w:multiLevelType w:val="multilevel"/>
     <w:tmpl w:val="87322300"/>
@@ -19578,7 +25846,454 @@
       </w:rPr>
     </w:lvl>
   </w:abstractNum>
-  <w:abstractNum w:abstractNumId="41" w15:restartNumberingAfterBreak="0">
+  <w:abstractNum w:abstractNumId="50" w15:restartNumberingAfterBreak="0">
+    <w:nsid w:val="3B927F11"/>
+    <w:multiLevelType w:val="multilevel"/>
+    <w:tmpl w:val="1DFCBE66"/>
+    <w:lvl w:ilvl="0">
+      <w:start w:val="1"/>
+      <w:numFmt w:val="bullet"/>
+      <w:lvlText w:val=""/>
+      <w:lvlJc w:val="left"/>
+      <w:pPr>
+        <w:tabs>
+          <w:tab w:val="num" w:pos="720"/>
+        </w:tabs>
+        <w:ind w:left="720" w:hanging="360"/>
+      </w:pPr>
+      <w:rPr>
+        <w:rFonts w:ascii="Symbol" w:hAnsi="Symbol" w:hint="default"/>
+        <w:sz w:val="20"/>
+      </w:rPr>
+    </w:lvl>
+    <w:lvl w:ilvl="1" w:tentative="1">
+      <w:start w:val="1"/>
+      <w:numFmt w:val="bullet"/>
+      <w:lvlText w:val="o"/>
+      <w:lvlJc w:val="left"/>
+      <w:pPr>
+        <w:tabs>
+          <w:tab w:val="num" w:pos="1440"/>
+        </w:tabs>
+        <w:ind w:left="1440" w:hanging="360"/>
+      </w:pPr>
+      <w:rPr>
+        <w:rFonts w:ascii="Courier New" w:hAnsi="Courier New" w:hint="default"/>
+        <w:sz w:val="20"/>
+      </w:rPr>
+    </w:lvl>
+    <w:lvl w:ilvl="2" w:tentative="1">
+      <w:start w:val="1"/>
+      <w:numFmt w:val="bullet"/>
+      <w:lvlText w:val=""/>
+      <w:lvlJc w:val="left"/>
+      <w:pPr>
+        <w:tabs>
+          <w:tab w:val="num" w:pos="2160"/>
+        </w:tabs>
+        <w:ind w:left="2160" w:hanging="360"/>
+      </w:pPr>
+      <w:rPr>
+        <w:rFonts w:ascii="Wingdings" w:hAnsi="Wingdings" w:hint="default"/>
+        <w:sz w:val="20"/>
+      </w:rPr>
+    </w:lvl>
+    <w:lvl w:ilvl="3" w:tentative="1">
+      <w:start w:val="1"/>
+      <w:numFmt w:val="bullet"/>
+      <w:lvlText w:val=""/>
+      <w:lvlJc w:val="left"/>
+      <w:pPr>
+        <w:tabs>
+          <w:tab w:val="num" w:pos="2880"/>
+        </w:tabs>
+        <w:ind w:left="2880" w:hanging="360"/>
+      </w:pPr>
+      <w:rPr>
+        <w:rFonts w:ascii="Wingdings" w:hAnsi="Wingdings" w:hint="default"/>
+        <w:sz w:val="20"/>
+      </w:rPr>
+    </w:lvl>
+    <w:lvl w:ilvl="4" w:tentative="1">
+      <w:start w:val="1"/>
+      <w:numFmt w:val="bullet"/>
+      <w:lvlText w:val=""/>
+      <w:lvlJc w:val="left"/>
+      <w:pPr>
+        <w:tabs>
+          <w:tab w:val="num" w:pos="3600"/>
+        </w:tabs>
+        <w:ind w:left="3600" w:hanging="360"/>
+      </w:pPr>
+      <w:rPr>
+        <w:rFonts w:ascii="Wingdings" w:hAnsi="Wingdings" w:hint="default"/>
+        <w:sz w:val="20"/>
+      </w:rPr>
+    </w:lvl>
+    <w:lvl w:ilvl="5" w:tentative="1">
+      <w:start w:val="1"/>
+      <w:numFmt w:val="bullet"/>
+      <w:lvlText w:val=""/>
+      <w:lvlJc w:val="left"/>
+      <w:pPr>
+        <w:tabs>
+          <w:tab w:val="num" w:pos="4320"/>
+        </w:tabs>
+        <w:ind w:left="4320" w:hanging="360"/>
+      </w:pPr>
+      <w:rPr>
+        <w:rFonts w:ascii="Wingdings" w:hAnsi="Wingdings" w:hint="default"/>
+        <w:sz w:val="20"/>
+      </w:rPr>
+    </w:lvl>
+    <w:lvl w:ilvl="6" w:tentative="1">
+      <w:start w:val="1"/>
+      <w:numFmt w:val="bullet"/>
+      <w:lvlText w:val=""/>
+      <w:lvlJc w:val="left"/>
+      <w:pPr>
+        <w:tabs>
+          <w:tab w:val="num" w:pos="5040"/>
+        </w:tabs>
+        <w:ind w:left="5040" w:hanging="360"/>
+      </w:pPr>
+      <w:rPr>
+        <w:rFonts w:ascii="Wingdings" w:hAnsi="Wingdings" w:hint="default"/>
+        <w:sz w:val="20"/>
+      </w:rPr>
+    </w:lvl>
+    <w:lvl w:ilvl="7" w:tentative="1">
+      <w:start w:val="1"/>
+      <w:numFmt w:val="bullet"/>
+      <w:lvlText w:val=""/>
+      <w:lvlJc w:val="left"/>
+      <w:pPr>
+        <w:tabs>
+          <w:tab w:val="num" w:pos="5760"/>
+        </w:tabs>
+        <w:ind w:left="5760" w:hanging="360"/>
+      </w:pPr>
+      <w:rPr>
+        <w:rFonts w:ascii="Wingdings" w:hAnsi="Wingdings" w:hint="default"/>
+        <w:sz w:val="20"/>
+      </w:rPr>
+    </w:lvl>
+    <w:lvl w:ilvl="8" w:tentative="1">
+      <w:start w:val="1"/>
+      <w:numFmt w:val="bullet"/>
+      <w:lvlText w:val=""/>
+      <w:lvlJc w:val="left"/>
+      <w:pPr>
+        <w:tabs>
+          <w:tab w:val="num" w:pos="6480"/>
+        </w:tabs>
+        <w:ind w:left="6480" w:hanging="360"/>
+      </w:pPr>
+      <w:rPr>
+        <w:rFonts w:ascii="Wingdings" w:hAnsi="Wingdings" w:hint="default"/>
+        <w:sz w:val="20"/>
+      </w:rPr>
+    </w:lvl>
+  </w:abstractNum>
+  <w:abstractNum w:abstractNumId="51" w15:restartNumberingAfterBreak="0">
+    <w:nsid w:val="3CEA1BA1"/>
+    <w:multiLevelType w:val="multilevel"/>
+    <w:tmpl w:val="623614EE"/>
+    <w:lvl w:ilvl="0">
+      <w:start w:val="1"/>
+      <w:numFmt w:val="bullet"/>
+      <w:lvlText w:val=""/>
+      <w:lvlJc w:val="left"/>
+      <w:pPr>
+        <w:tabs>
+          <w:tab w:val="num" w:pos="720"/>
+        </w:tabs>
+        <w:ind w:left="720" w:hanging="360"/>
+      </w:pPr>
+      <w:rPr>
+        <w:rFonts w:ascii="Symbol" w:hAnsi="Symbol" w:hint="default"/>
+        <w:sz w:val="20"/>
+      </w:rPr>
+    </w:lvl>
+    <w:lvl w:ilvl="1" w:tentative="1">
+      <w:start w:val="1"/>
+      <w:numFmt w:val="bullet"/>
+      <w:lvlText w:val="o"/>
+      <w:lvlJc w:val="left"/>
+      <w:pPr>
+        <w:tabs>
+          <w:tab w:val="num" w:pos="1440"/>
+        </w:tabs>
+        <w:ind w:left="1440" w:hanging="360"/>
+      </w:pPr>
+      <w:rPr>
+        <w:rFonts w:ascii="Courier New" w:hAnsi="Courier New" w:hint="default"/>
+        <w:sz w:val="20"/>
+      </w:rPr>
+    </w:lvl>
+    <w:lvl w:ilvl="2" w:tentative="1">
+      <w:start w:val="1"/>
+      <w:numFmt w:val="bullet"/>
+      <w:lvlText w:val=""/>
+      <w:lvlJc w:val="left"/>
+      <w:pPr>
+        <w:tabs>
+          <w:tab w:val="num" w:pos="2160"/>
+        </w:tabs>
+        <w:ind w:left="2160" w:hanging="360"/>
+      </w:pPr>
+      <w:rPr>
+        <w:rFonts w:ascii="Wingdings" w:hAnsi="Wingdings" w:hint="default"/>
+        <w:sz w:val="20"/>
+      </w:rPr>
+    </w:lvl>
+    <w:lvl w:ilvl="3" w:tentative="1">
+      <w:start w:val="1"/>
+      <w:numFmt w:val="bullet"/>
+      <w:lvlText w:val=""/>
+      <w:lvlJc w:val="left"/>
+      <w:pPr>
+        <w:tabs>
+          <w:tab w:val="num" w:pos="2880"/>
+        </w:tabs>
+        <w:ind w:left="2880" w:hanging="360"/>
+      </w:pPr>
+      <w:rPr>
+        <w:rFonts w:ascii="Wingdings" w:hAnsi="Wingdings" w:hint="default"/>
+        <w:sz w:val="20"/>
+      </w:rPr>
+    </w:lvl>
+    <w:lvl w:ilvl="4" w:tentative="1">
+      <w:start w:val="1"/>
+      <w:numFmt w:val="bullet"/>
+      <w:lvlText w:val=""/>
+      <w:lvlJc w:val="left"/>
+      <w:pPr>
+        <w:tabs>
+          <w:tab w:val="num" w:pos="3600"/>
+        </w:tabs>
+        <w:ind w:left="3600" w:hanging="360"/>
+      </w:pPr>
+      <w:rPr>
+        <w:rFonts w:ascii="Wingdings" w:hAnsi="Wingdings" w:hint="default"/>
+        <w:sz w:val="20"/>
+      </w:rPr>
+    </w:lvl>
+    <w:lvl w:ilvl="5" w:tentative="1">
+      <w:start w:val="1"/>
+      <w:numFmt w:val="bullet"/>
+      <w:lvlText w:val=""/>
+      <w:lvlJc w:val="left"/>
+      <w:pPr>
+        <w:tabs>
+          <w:tab w:val="num" w:pos="4320"/>
+        </w:tabs>
+        <w:ind w:left="4320" w:hanging="360"/>
+      </w:pPr>
+      <w:rPr>
+        <w:rFonts w:ascii="Wingdings" w:hAnsi="Wingdings" w:hint="default"/>
+        <w:sz w:val="20"/>
+      </w:rPr>
+    </w:lvl>
+    <w:lvl w:ilvl="6" w:tentative="1">
+      <w:start w:val="1"/>
+      <w:numFmt w:val="bullet"/>
+      <w:lvlText w:val=""/>
+      <w:lvlJc w:val="left"/>
+      <w:pPr>
+        <w:tabs>
+          <w:tab w:val="num" w:pos="5040"/>
+        </w:tabs>
+        <w:ind w:left="5040" w:hanging="360"/>
+      </w:pPr>
+      <w:rPr>
+        <w:rFonts w:ascii="Wingdings" w:hAnsi="Wingdings" w:hint="default"/>
+        <w:sz w:val="20"/>
+      </w:rPr>
+    </w:lvl>
+    <w:lvl w:ilvl="7" w:tentative="1">
+      <w:start w:val="1"/>
+      <w:numFmt w:val="bullet"/>
+      <w:lvlText w:val=""/>
+      <w:lvlJc w:val="left"/>
+      <w:pPr>
+        <w:tabs>
+          <w:tab w:val="num" w:pos="5760"/>
+        </w:tabs>
+        <w:ind w:left="5760" w:hanging="360"/>
+      </w:pPr>
+      <w:rPr>
+        <w:rFonts w:ascii="Wingdings" w:hAnsi="Wingdings" w:hint="default"/>
+        <w:sz w:val="20"/>
+      </w:rPr>
+    </w:lvl>
+    <w:lvl w:ilvl="8" w:tentative="1">
+      <w:start w:val="1"/>
+      <w:numFmt w:val="bullet"/>
+      <w:lvlText w:val=""/>
+      <w:lvlJc w:val="left"/>
+      <w:pPr>
+        <w:tabs>
+          <w:tab w:val="num" w:pos="6480"/>
+        </w:tabs>
+        <w:ind w:left="6480" w:hanging="360"/>
+      </w:pPr>
+      <w:rPr>
+        <w:rFonts w:ascii="Wingdings" w:hAnsi="Wingdings" w:hint="default"/>
+        <w:sz w:val="20"/>
+      </w:rPr>
+    </w:lvl>
+  </w:abstractNum>
+  <w:abstractNum w:abstractNumId="52" w15:restartNumberingAfterBreak="0">
+    <w:nsid w:val="3D8F496F"/>
+    <w:multiLevelType w:val="multilevel"/>
+    <w:tmpl w:val="B39C15AA"/>
+    <w:lvl w:ilvl="0">
+      <w:start w:val="1"/>
+      <w:numFmt w:val="bullet"/>
+      <w:lvlText w:val=""/>
+      <w:lvlJc w:val="left"/>
+      <w:pPr>
+        <w:tabs>
+          <w:tab w:val="num" w:pos="720"/>
+        </w:tabs>
+        <w:ind w:left="720" w:hanging="360"/>
+      </w:pPr>
+      <w:rPr>
+        <w:rFonts w:ascii="Symbol" w:hAnsi="Symbol" w:hint="default"/>
+        <w:sz w:val="20"/>
+      </w:rPr>
+    </w:lvl>
+    <w:lvl w:ilvl="1" w:tentative="1">
+      <w:start w:val="1"/>
+      <w:numFmt w:val="bullet"/>
+      <w:lvlText w:val="o"/>
+      <w:lvlJc w:val="left"/>
+      <w:pPr>
+        <w:tabs>
+          <w:tab w:val="num" w:pos="1440"/>
+        </w:tabs>
+        <w:ind w:left="1440" w:hanging="360"/>
+      </w:pPr>
+      <w:rPr>
+        <w:rFonts w:ascii="Courier New" w:hAnsi="Courier New" w:hint="default"/>
+        <w:sz w:val="20"/>
+      </w:rPr>
+    </w:lvl>
+    <w:lvl w:ilvl="2" w:tentative="1">
+      <w:start w:val="1"/>
+      <w:numFmt w:val="bullet"/>
+      <w:lvlText w:val=""/>
+      <w:lvlJc w:val="left"/>
+      <w:pPr>
+        <w:tabs>
+          <w:tab w:val="num" w:pos="2160"/>
+        </w:tabs>
+        <w:ind w:left="2160" w:hanging="360"/>
+      </w:pPr>
+      <w:rPr>
+        <w:rFonts w:ascii="Wingdings" w:hAnsi="Wingdings" w:hint="default"/>
+        <w:sz w:val="20"/>
+      </w:rPr>
+    </w:lvl>
+    <w:lvl w:ilvl="3" w:tentative="1">
+      <w:start w:val="1"/>
+      <w:numFmt w:val="bullet"/>
+      <w:lvlText w:val=""/>
+      <w:lvlJc w:val="left"/>
+      <w:pPr>
+        <w:tabs>
+          <w:tab w:val="num" w:pos="2880"/>
+        </w:tabs>
+        <w:ind w:left="2880" w:hanging="360"/>
+      </w:pPr>
+      <w:rPr>
+        <w:rFonts w:ascii="Wingdings" w:hAnsi="Wingdings" w:hint="default"/>
+        <w:sz w:val="20"/>
+      </w:rPr>
+    </w:lvl>
+    <w:lvl w:ilvl="4" w:tentative="1">
+      <w:start w:val="1"/>
+      <w:numFmt w:val="bullet"/>
+      <w:lvlText w:val=""/>
+      <w:lvlJc w:val="left"/>
+      <w:pPr>
+        <w:tabs>
+          <w:tab w:val="num" w:pos="3600"/>
+        </w:tabs>
+        <w:ind w:left="3600" w:hanging="360"/>
+      </w:pPr>
+      <w:rPr>
+        <w:rFonts w:ascii="Wingdings" w:hAnsi="Wingdings" w:hint="default"/>
+        <w:sz w:val="20"/>
+      </w:rPr>
+    </w:lvl>
+    <w:lvl w:ilvl="5" w:tentative="1">
+      <w:start w:val="1"/>
+      <w:numFmt w:val="bullet"/>
+      <w:lvlText w:val=""/>
+      <w:lvlJc w:val="left"/>
+      <w:pPr>
+        <w:tabs>
+          <w:tab w:val="num" w:pos="4320"/>
+        </w:tabs>
+        <w:ind w:left="4320" w:hanging="360"/>
+      </w:pPr>
+      <w:rPr>
+        <w:rFonts w:ascii="Wingdings" w:hAnsi="Wingdings" w:hint="default"/>
+        <w:sz w:val="20"/>
+      </w:rPr>
+    </w:lvl>
+    <w:lvl w:ilvl="6" w:tentative="1">
+      <w:start w:val="1"/>
+      <w:numFmt w:val="bullet"/>
+      <w:lvlText w:val=""/>
+      <w:lvlJc w:val="left"/>
+      <w:pPr>
+        <w:tabs>
+          <w:tab w:val="num" w:pos="5040"/>
+        </w:tabs>
+        <w:ind w:left="5040" w:hanging="360"/>
+      </w:pPr>
+      <w:rPr>
+        <w:rFonts w:ascii="Wingdings" w:hAnsi="Wingdings" w:hint="default"/>
+        <w:sz w:val="20"/>
+      </w:rPr>
+    </w:lvl>
+    <w:lvl w:ilvl="7" w:tentative="1">
+      <w:start w:val="1"/>
+      <w:numFmt w:val="bullet"/>
+      <w:lvlText w:val=""/>
+      <w:lvlJc w:val="left"/>
+      <w:pPr>
+        <w:tabs>
+          <w:tab w:val="num" w:pos="5760"/>
+        </w:tabs>
+        <w:ind w:left="5760" w:hanging="360"/>
+      </w:pPr>
+      <w:rPr>
+        <w:rFonts w:ascii="Wingdings" w:hAnsi="Wingdings" w:hint="default"/>
+        <w:sz w:val="20"/>
+      </w:rPr>
+    </w:lvl>
+    <w:lvl w:ilvl="8" w:tentative="1">
+      <w:start w:val="1"/>
+      <w:numFmt w:val="bullet"/>
+      <w:lvlText w:val=""/>
+      <w:lvlJc w:val="left"/>
+      <w:pPr>
+        <w:tabs>
+          <w:tab w:val="num" w:pos="6480"/>
+        </w:tabs>
+        <w:ind w:left="6480" w:hanging="360"/>
+      </w:pPr>
+      <w:rPr>
+        <w:rFonts w:ascii="Wingdings" w:hAnsi="Wingdings" w:hint="default"/>
+        <w:sz w:val="20"/>
+      </w:rPr>
+    </w:lvl>
+  </w:abstractNum>
+  <w:abstractNum w:abstractNumId="53" w15:restartNumberingAfterBreak="0">
     <w:nsid w:val="3FC9319A"/>
     <w:multiLevelType w:val="multilevel"/>
     <w:tmpl w:val="2AF2FFEC"/>
@@ -19727,7 +26442,7 @@
       </w:rPr>
     </w:lvl>
   </w:abstractNum>
-  <w:abstractNum w:abstractNumId="42" w15:restartNumberingAfterBreak="0">
+  <w:abstractNum w:abstractNumId="54" w15:restartNumberingAfterBreak="0">
     <w:nsid w:val="420E627C"/>
     <w:multiLevelType w:val="multilevel"/>
     <w:tmpl w:val="E60636F6"/>
@@ -19876,7 +26591,7 @@
       </w:rPr>
     </w:lvl>
   </w:abstractNum>
-  <w:abstractNum w:abstractNumId="43" w15:restartNumberingAfterBreak="0">
+  <w:abstractNum w:abstractNumId="55" w15:restartNumberingAfterBreak="0">
     <w:nsid w:val="427263F2"/>
     <w:multiLevelType w:val="multilevel"/>
     <w:tmpl w:val="FF4A73AA"/>
@@ -20025,7 +26740,305 @@
       </w:rPr>
     </w:lvl>
   </w:abstractNum>
-  <w:abstractNum w:abstractNumId="44" w15:restartNumberingAfterBreak="0">
+  <w:abstractNum w:abstractNumId="56" w15:restartNumberingAfterBreak="0">
+    <w:nsid w:val="42C7044E"/>
+    <w:multiLevelType w:val="multilevel"/>
+    <w:tmpl w:val="AEB4BC34"/>
+    <w:lvl w:ilvl="0">
+      <w:start w:val="1"/>
+      <w:numFmt w:val="bullet"/>
+      <w:lvlText w:val=""/>
+      <w:lvlJc w:val="left"/>
+      <w:pPr>
+        <w:tabs>
+          <w:tab w:val="num" w:pos="720"/>
+        </w:tabs>
+        <w:ind w:left="720" w:hanging="360"/>
+      </w:pPr>
+      <w:rPr>
+        <w:rFonts w:ascii="Symbol" w:hAnsi="Symbol" w:hint="default"/>
+        <w:sz w:val="20"/>
+      </w:rPr>
+    </w:lvl>
+    <w:lvl w:ilvl="1" w:tentative="1">
+      <w:start w:val="1"/>
+      <w:numFmt w:val="bullet"/>
+      <w:lvlText w:val="o"/>
+      <w:lvlJc w:val="left"/>
+      <w:pPr>
+        <w:tabs>
+          <w:tab w:val="num" w:pos="1440"/>
+        </w:tabs>
+        <w:ind w:left="1440" w:hanging="360"/>
+      </w:pPr>
+      <w:rPr>
+        <w:rFonts w:ascii="Courier New" w:hAnsi="Courier New" w:hint="default"/>
+        <w:sz w:val="20"/>
+      </w:rPr>
+    </w:lvl>
+    <w:lvl w:ilvl="2" w:tentative="1">
+      <w:start w:val="1"/>
+      <w:numFmt w:val="bullet"/>
+      <w:lvlText w:val=""/>
+      <w:lvlJc w:val="left"/>
+      <w:pPr>
+        <w:tabs>
+          <w:tab w:val="num" w:pos="2160"/>
+        </w:tabs>
+        <w:ind w:left="2160" w:hanging="360"/>
+      </w:pPr>
+      <w:rPr>
+        <w:rFonts w:ascii="Wingdings" w:hAnsi="Wingdings" w:hint="default"/>
+        <w:sz w:val="20"/>
+      </w:rPr>
+    </w:lvl>
+    <w:lvl w:ilvl="3" w:tentative="1">
+      <w:start w:val="1"/>
+      <w:numFmt w:val="bullet"/>
+      <w:lvlText w:val=""/>
+      <w:lvlJc w:val="left"/>
+      <w:pPr>
+        <w:tabs>
+          <w:tab w:val="num" w:pos="2880"/>
+        </w:tabs>
+        <w:ind w:left="2880" w:hanging="360"/>
+      </w:pPr>
+      <w:rPr>
+        <w:rFonts w:ascii="Wingdings" w:hAnsi="Wingdings" w:hint="default"/>
+        <w:sz w:val="20"/>
+      </w:rPr>
+    </w:lvl>
+    <w:lvl w:ilvl="4" w:tentative="1">
+      <w:start w:val="1"/>
+      <w:numFmt w:val="bullet"/>
+      <w:lvlText w:val=""/>
+      <w:lvlJc w:val="left"/>
+      <w:pPr>
+        <w:tabs>
+          <w:tab w:val="num" w:pos="3600"/>
+        </w:tabs>
+        <w:ind w:left="3600" w:hanging="360"/>
+      </w:pPr>
+      <w:rPr>
+        <w:rFonts w:ascii="Wingdings" w:hAnsi="Wingdings" w:hint="default"/>
+        <w:sz w:val="20"/>
+      </w:rPr>
+    </w:lvl>
+    <w:lvl w:ilvl="5" w:tentative="1">
+      <w:start w:val="1"/>
+      <w:numFmt w:val="bullet"/>
+      <w:lvlText w:val=""/>
+      <w:lvlJc w:val="left"/>
+      <w:pPr>
+        <w:tabs>
+          <w:tab w:val="num" w:pos="4320"/>
+        </w:tabs>
+        <w:ind w:left="4320" w:hanging="360"/>
+      </w:pPr>
+      <w:rPr>
+        <w:rFonts w:ascii="Wingdings" w:hAnsi="Wingdings" w:hint="default"/>
+        <w:sz w:val="20"/>
+      </w:rPr>
+    </w:lvl>
+    <w:lvl w:ilvl="6" w:tentative="1">
+      <w:start w:val="1"/>
+      <w:numFmt w:val="bullet"/>
+      <w:lvlText w:val=""/>
+      <w:lvlJc w:val="left"/>
+      <w:pPr>
+        <w:tabs>
+          <w:tab w:val="num" w:pos="5040"/>
+        </w:tabs>
+        <w:ind w:left="5040" w:hanging="360"/>
+      </w:pPr>
+      <w:rPr>
+        <w:rFonts w:ascii="Wingdings" w:hAnsi="Wingdings" w:hint="default"/>
+        <w:sz w:val="20"/>
+      </w:rPr>
+    </w:lvl>
+    <w:lvl w:ilvl="7" w:tentative="1">
+      <w:start w:val="1"/>
+      <w:numFmt w:val="bullet"/>
+      <w:lvlText w:val=""/>
+      <w:lvlJc w:val="left"/>
+      <w:pPr>
+        <w:tabs>
+          <w:tab w:val="num" w:pos="5760"/>
+        </w:tabs>
+        <w:ind w:left="5760" w:hanging="360"/>
+      </w:pPr>
+      <w:rPr>
+        <w:rFonts w:ascii="Wingdings" w:hAnsi="Wingdings" w:hint="default"/>
+        <w:sz w:val="20"/>
+      </w:rPr>
+    </w:lvl>
+    <w:lvl w:ilvl="8" w:tentative="1">
+      <w:start w:val="1"/>
+      <w:numFmt w:val="bullet"/>
+      <w:lvlText w:val=""/>
+      <w:lvlJc w:val="left"/>
+      <w:pPr>
+        <w:tabs>
+          <w:tab w:val="num" w:pos="6480"/>
+        </w:tabs>
+        <w:ind w:left="6480" w:hanging="360"/>
+      </w:pPr>
+      <w:rPr>
+        <w:rFonts w:ascii="Wingdings" w:hAnsi="Wingdings" w:hint="default"/>
+        <w:sz w:val="20"/>
+      </w:rPr>
+    </w:lvl>
+  </w:abstractNum>
+  <w:abstractNum w:abstractNumId="57" w15:restartNumberingAfterBreak="0">
+    <w:nsid w:val="42EB67E4"/>
+    <w:multiLevelType w:val="multilevel"/>
+    <w:tmpl w:val="B9C2D86A"/>
+    <w:lvl w:ilvl="0">
+      <w:start w:val="1"/>
+      <w:numFmt w:val="bullet"/>
+      <w:lvlText w:val=""/>
+      <w:lvlJc w:val="left"/>
+      <w:pPr>
+        <w:tabs>
+          <w:tab w:val="num" w:pos="720"/>
+        </w:tabs>
+        <w:ind w:left="720" w:hanging="360"/>
+      </w:pPr>
+      <w:rPr>
+        <w:rFonts w:ascii="Symbol" w:hAnsi="Symbol" w:hint="default"/>
+        <w:sz w:val="20"/>
+      </w:rPr>
+    </w:lvl>
+    <w:lvl w:ilvl="1" w:tentative="1">
+      <w:start w:val="1"/>
+      <w:numFmt w:val="bullet"/>
+      <w:lvlText w:val="o"/>
+      <w:lvlJc w:val="left"/>
+      <w:pPr>
+        <w:tabs>
+          <w:tab w:val="num" w:pos="1440"/>
+        </w:tabs>
+        <w:ind w:left="1440" w:hanging="360"/>
+      </w:pPr>
+      <w:rPr>
+        <w:rFonts w:ascii="Courier New" w:hAnsi="Courier New" w:hint="default"/>
+        <w:sz w:val="20"/>
+      </w:rPr>
+    </w:lvl>
+    <w:lvl w:ilvl="2" w:tentative="1">
+      <w:start w:val="1"/>
+      <w:numFmt w:val="bullet"/>
+      <w:lvlText w:val=""/>
+      <w:lvlJc w:val="left"/>
+      <w:pPr>
+        <w:tabs>
+          <w:tab w:val="num" w:pos="2160"/>
+        </w:tabs>
+        <w:ind w:left="2160" w:hanging="360"/>
+      </w:pPr>
+      <w:rPr>
+        <w:rFonts w:ascii="Wingdings" w:hAnsi="Wingdings" w:hint="default"/>
+        <w:sz w:val="20"/>
+      </w:rPr>
+    </w:lvl>
+    <w:lvl w:ilvl="3" w:tentative="1">
+      <w:start w:val="1"/>
+      <w:numFmt w:val="bullet"/>
+      <w:lvlText w:val=""/>
+      <w:lvlJc w:val="left"/>
+      <w:pPr>
+        <w:tabs>
+          <w:tab w:val="num" w:pos="2880"/>
+        </w:tabs>
+        <w:ind w:left="2880" w:hanging="360"/>
+      </w:pPr>
+      <w:rPr>
+        <w:rFonts w:ascii="Wingdings" w:hAnsi="Wingdings" w:hint="default"/>
+        <w:sz w:val="20"/>
+      </w:rPr>
+    </w:lvl>
+    <w:lvl w:ilvl="4" w:tentative="1">
+      <w:start w:val="1"/>
+      <w:numFmt w:val="bullet"/>
+      <w:lvlText w:val=""/>
+      <w:lvlJc w:val="left"/>
+      <w:pPr>
+        <w:tabs>
+          <w:tab w:val="num" w:pos="3600"/>
+        </w:tabs>
+        <w:ind w:left="3600" w:hanging="360"/>
+      </w:pPr>
+      <w:rPr>
+        <w:rFonts w:ascii="Wingdings" w:hAnsi="Wingdings" w:hint="default"/>
+        <w:sz w:val="20"/>
+      </w:rPr>
+    </w:lvl>
+    <w:lvl w:ilvl="5" w:tentative="1">
+      <w:start w:val="1"/>
+      <w:numFmt w:val="bullet"/>
+      <w:lvlText w:val=""/>
+      <w:lvlJc w:val="left"/>
+      <w:pPr>
+        <w:tabs>
+          <w:tab w:val="num" w:pos="4320"/>
+        </w:tabs>
+        <w:ind w:left="4320" w:hanging="360"/>
+      </w:pPr>
+      <w:rPr>
+        <w:rFonts w:ascii="Wingdings" w:hAnsi="Wingdings" w:hint="default"/>
+        <w:sz w:val="20"/>
+      </w:rPr>
+    </w:lvl>
+    <w:lvl w:ilvl="6" w:tentative="1">
+      <w:start w:val="1"/>
+      <w:numFmt w:val="bullet"/>
+      <w:lvlText w:val=""/>
+      <w:lvlJc w:val="left"/>
+      <w:pPr>
+        <w:tabs>
+          <w:tab w:val="num" w:pos="5040"/>
+        </w:tabs>
+        <w:ind w:left="5040" w:hanging="360"/>
+      </w:pPr>
+      <w:rPr>
+        <w:rFonts w:ascii="Wingdings" w:hAnsi="Wingdings" w:hint="default"/>
+        <w:sz w:val="20"/>
+      </w:rPr>
+    </w:lvl>
+    <w:lvl w:ilvl="7" w:tentative="1">
+      <w:start w:val="1"/>
+      <w:numFmt w:val="bullet"/>
+      <w:lvlText w:val=""/>
+      <w:lvlJc w:val="left"/>
+      <w:pPr>
+        <w:tabs>
+          <w:tab w:val="num" w:pos="5760"/>
+        </w:tabs>
+        <w:ind w:left="5760" w:hanging="360"/>
+      </w:pPr>
+      <w:rPr>
+        <w:rFonts w:ascii="Wingdings" w:hAnsi="Wingdings" w:hint="default"/>
+        <w:sz w:val="20"/>
+      </w:rPr>
+    </w:lvl>
+    <w:lvl w:ilvl="8" w:tentative="1">
+      <w:start w:val="1"/>
+      <w:numFmt w:val="bullet"/>
+      <w:lvlText w:val=""/>
+      <w:lvlJc w:val="left"/>
+      <w:pPr>
+        <w:tabs>
+          <w:tab w:val="num" w:pos="6480"/>
+        </w:tabs>
+        <w:ind w:left="6480" w:hanging="360"/>
+      </w:pPr>
+      <w:rPr>
+        <w:rFonts w:ascii="Wingdings" w:hAnsi="Wingdings" w:hint="default"/>
+        <w:sz w:val="20"/>
+      </w:rPr>
+    </w:lvl>
+  </w:abstractNum>
+  <w:abstractNum w:abstractNumId="58" w15:restartNumberingAfterBreak="0">
     <w:nsid w:val="448027E1"/>
     <w:multiLevelType w:val="multilevel"/>
     <w:tmpl w:val="2CE6BC4C"/>
@@ -20174,7 +27187,7 @@
       </w:rPr>
     </w:lvl>
   </w:abstractNum>
-  <w:abstractNum w:abstractNumId="45" w15:restartNumberingAfterBreak="0">
+  <w:abstractNum w:abstractNumId="59" w15:restartNumberingAfterBreak="0">
     <w:nsid w:val="468A519A"/>
     <w:multiLevelType w:val="multilevel"/>
     <w:tmpl w:val="8A986066"/>
@@ -20323,7 +27336,7 @@
       </w:rPr>
     </w:lvl>
   </w:abstractNum>
-  <w:abstractNum w:abstractNumId="46" w15:restartNumberingAfterBreak="0">
+  <w:abstractNum w:abstractNumId="60" w15:restartNumberingAfterBreak="0">
     <w:nsid w:val="471C3234"/>
     <w:multiLevelType w:val="multilevel"/>
     <w:tmpl w:val="8988974C"/>
@@ -20472,7 +27485,7 @@
       </w:rPr>
     </w:lvl>
   </w:abstractNum>
-  <w:abstractNum w:abstractNumId="47" w15:restartNumberingAfterBreak="0">
+  <w:abstractNum w:abstractNumId="61" w15:restartNumberingAfterBreak="0">
     <w:nsid w:val="48AC25C7"/>
     <w:multiLevelType w:val="multilevel"/>
     <w:tmpl w:val="17CC35CA"/>
@@ -20585,7 +27598,7 @@
       </w:pPr>
     </w:lvl>
   </w:abstractNum>
-  <w:abstractNum w:abstractNumId="48" w15:restartNumberingAfterBreak="0">
+  <w:abstractNum w:abstractNumId="62" w15:restartNumberingAfterBreak="0">
     <w:nsid w:val="492149A3"/>
     <w:multiLevelType w:val="multilevel"/>
     <w:tmpl w:val="4D6A2E84"/>
@@ -20734,7 +27747,7 @@
       </w:rPr>
     </w:lvl>
   </w:abstractNum>
-  <w:abstractNum w:abstractNumId="49" w15:restartNumberingAfterBreak="0">
+  <w:abstractNum w:abstractNumId="63" w15:restartNumberingAfterBreak="0">
     <w:nsid w:val="4A0F5985"/>
     <w:multiLevelType w:val="multilevel"/>
     <w:tmpl w:val="1E642B5C"/>
@@ -20883,7 +27896,7 @@
       </w:rPr>
     </w:lvl>
   </w:abstractNum>
-  <w:abstractNum w:abstractNumId="50" w15:restartNumberingAfterBreak="0">
+  <w:abstractNum w:abstractNumId="64" w15:restartNumberingAfterBreak="0">
     <w:nsid w:val="4F2B59C4"/>
     <w:multiLevelType w:val="multilevel"/>
     <w:tmpl w:val="DD56EC7C"/>
@@ -21032,7 +28045,7 @@
       </w:rPr>
     </w:lvl>
   </w:abstractNum>
-  <w:abstractNum w:abstractNumId="51" w15:restartNumberingAfterBreak="0">
+  <w:abstractNum w:abstractNumId="65" w15:restartNumberingAfterBreak="0">
     <w:nsid w:val="4FF23FE7"/>
     <w:multiLevelType w:val="multilevel"/>
     <w:tmpl w:val="90A0D346"/>
@@ -21181,7 +28194,156 @@
       </w:rPr>
     </w:lvl>
   </w:abstractNum>
-  <w:abstractNum w:abstractNumId="52" w15:restartNumberingAfterBreak="0">
+  <w:abstractNum w:abstractNumId="66" w15:restartNumberingAfterBreak="0">
+    <w:nsid w:val="51806199"/>
+    <w:multiLevelType w:val="multilevel"/>
+    <w:tmpl w:val="DE96DE62"/>
+    <w:lvl w:ilvl="0">
+      <w:start w:val="1"/>
+      <w:numFmt w:val="bullet"/>
+      <w:lvlText w:val=""/>
+      <w:lvlJc w:val="left"/>
+      <w:pPr>
+        <w:tabs>
+          <w:tab w:val="num" w:pos="720"/>
+        </w:tabs>
+        <w:ind w:left="720" w:hanging="360"/>
+      </w:pPr>
+      <w:rPr>
+        <w:rFonts w:ascii="Symbol" w:hAnsi="Symbol" w:hint="default"/>
+        <w:sz w:val="20"/>
+      </w:rPr>
+    </w:lvl>
+    <w:lvl w:ilvl="1" w:tentative="1">
+      <w:start w:val="1"/>
+      <w:numFmt w:val="bullet"/>
+      <w:lvlText w:val="o"/>
+      <w:lvlJc w:val="left"/>
+      <w:pPr>
+        <w:tabs>
+          <w:tab w:val="num" w:pos="1440"/>
+        </w:tabs>
+        <w:ind w:left="1440" w:hanging="360"/>
+      </w:pPr>
+      <w:rPr>
+        <w:rFonts w:ascii="Courier New" w:hAnsi="Courier New" w:hint="default"/>
+        <w:sz w:val="20"/>
+      </w:rPr>
+    </w:lvl>
+    <w:lvl w:ilvl="2" w:tentative="1">
+      <w:start w:val="1"/>
+      <w:numFmt w:val="bullet"/>
+      <w:lvlText w:val=""/>
+      <w:lvlJc w:val="left"/>
+      <w:pPr>
+        <w:tabs>
+          <w:tab w:val="num" w:pos="2160"/>
+        </w:tabs>
+        <w:ind w:left="2160" w:hanging="360"/>
+      </w:pPr>
+      <w:rPr>
+        <w:rFonts w:ascii="Wingdings" w:hAnsi="Wingdings" w:hint="default"/>
+        <w:sz w:val="20"/>
+      </w:rPr>
+    </w:lvl>
+    <w:lvl w:ilvl="3" w:tentative="1">
+      <w:start w:val="1"/>
+      <w:numFmt w:val="bullet"/>
+      <w:lvlText w:val=""/>
+      <w:lvlJc w:val="left"/>
+      <w:pPr>
+        <w:tabs>
+          <w:tab w:val="num" w:pos="2880"/>
+        </w:tabs>
+        <w:ind w:left="2880" w:hanging="360"/>
+      </w:pPr>
+      <w:rPr>
+        <w:rFonts w:ascii="Wingdings" w:hAnsi="Wingdings" w:hint="default"/>
+        <w:sz w:val="20"/>
+      </w:rPr>
+    </w:lvl>
+    <w:lvl w:ilvl="4" w:tentative="1">
+      <w:start w:val="1"/>
+      <w:numFmt w:val="bullet"/>
+      <w:lvlText w:val=""/>
+      <w:lvlJc w:val="left"/>
+      <w:pPr>
+        <w:tabs>
+          <w:tab w:val="num" w:pos="3600"/>
+        </w:tabs>
+        <w:ind w:left="3600" w:hanging="360"/>
+      </w:pPr>
+      <w:rPr>
+        <w:rFonts w:ascii="Wingdings" w:hAnsi="Wingdings" w:hint="default"/>
+        <w:sz w:val="20"/>
+      </w:rPr>
+    </w:lvl>
+    <w:lvl w:ilvl="5" w:tentative="1">
+      <w:start w:val="1"/>
+      <w:numFmt w:val="bullet"/>
+      <w:lvlText w:val=""/>
+      <w:lvlJc w:val="left"/>
+      <w:pPr>
+        <w:tabs>
+          <w:tab w:val="num" w:pos="4320"/>
+        </w:tabs>
+        <w:ind w:left="4320" w:hanging="360"/>
+      </w:pPr>
+      <w:rPr>
+        <w:rFonts w:ascii="Wingdings" w:hAnsi="Wingdings" w:hint="default"/>
+        <w:sz w:val="20"/>
+      </w:rPr>
+    </w:lvl>
+    <w:lvl w:ilvl="6" w:tentative="1">
+      <w:start w:val="1"/>
+      <w:numFmt w:val="bullet"/>
+      <w:lvlText w:val=""/>
+      <w:lvlJc w:val="left"/>
+      <w:pPr>
+        <w:tabs>
+          <w:tab w:val="num" w:pos="5040"/>
+        </w:tabs>
+        <w:ind w:left="5040" w:hanging="360"/>
+      </w:pPr>
+      <w:rPr>
+        <w:rFonts w:ascii="Wingdings" w:hAnsi="Wingdings" w:hint="default"/>
+        <w:sz w:val="20"/>
+      </w:rPr>
+    </w:lvl>
+    <w:lvl w:ilvl="7" w:tentative="1">
+      <w:start w:val="1"/>
+      <w:numFmt w:val="bullet"/>
+      <w:lvlText w:val=""/>
+      <w:lvlJc w:val="left"/>
+      <w:pPr>
+        <w:tabs>
+          <w:tab w:val="num" w:pos="5760"/>
+        </w:tabs>
+        <w:ind w:left="5760" w:hanging="360"/>
+      </w:pPr>
+      <w:rPr>
+        <w:rFonts w:ascii="Wingdings" w:hAnsi="Wingdings" w:hint="default"/>
+        <w:sz w:val="20"/>
+      </w:rPr>
+    </w:lvl>
+    <w:lvl w:ilvl="8" w:tentative="1">
+      <w:start w:val="1"/>
+      <w:numFmt w:val="bullet"/>
+      <w:lvlText w:val=""/>
+      <w:lvlJc w:val="left"/>
+      <w:pPr>
+        <w:tabs>
+          <w:tab w:val="num" w:pos="6480"/>
+        </w:tabs>
+        <w:ind w:left="6480" w:hanging="360"/>
+      </w:pPr>
+      <w:rPr>
+        <w:rFonts w:ascii="Wingdings" w:hAnsi="Wingdings" w:hint="default"/>
+        <w:sz w:val="20"/>
+      </w:rPr>
+    </w:lvl>
+  </w:abstractNum>
+  <w:abstractNum w:abstractNumId="67" w15:restartNumberingAfterBreak="0">
     <w:nsid w:val="527A5240"/>
     <w:multiLevelType w:val="multilevel"/>
     <w:tmpl w:val="342CD0D8"/>
@@ -21330,7 +28492,7 @@
       </w:rPr>
     </w:lvl>
   </w:abstractNum>
-  <w:abstractNum w:abstractNumId="53" w15:restartNumberingAfterBreak="0">
+  <w:abstractNum w:abstractNumId="68" w15:restartNumberingAfterBreak="0">
     <w:nsid w:val="55B957CF"/>
     <w:multiLevelType w:val="multilevel"/>
     <w:tmpl w:val="B11E5796"/>
@@ -21479,7 +28641,7 @@
       </w:rPr>
     </w:lvl>
   </w:abstractNum>
-  <w:abstractNum w:abstractNumId="54" w15:restartNumberingAfterBreak="0">
+  <w:abstractNum w:abstractNumId="69" w15:restartNumberingAfterBreak="0">
     <w:nsid w:val="55E60E59"/>
     <w:multiLevelType w:val="multilevel"/>
     <w:tmpl w:val="3FDE8B58"/>
@@ -21592,7 +28754,7 @@
       </w:pPr>
     </w:lvl>
   </w:abstractNum>
-  <w:abstractNum w:abstractNumId="55" w15:restartNumberingAfterBreak="0">
+  <w:abstractNum w:abstractNumId="70" w15:restartNumberingAfterBreak="0">
     <w:nsid w:val="59FC5B50"/>
     <w:multiLevelType w:val="multilevel"/>
     <w:tmpl w:val="B32E969A"/>
@@ -21741,7 +28903,7 @@
       </w:rPr>
     </w:lvl>
   </w:abstractNum>
-  <w:abstractNum w:abstractNumId="56" w15:restartNumberingAfterBreak="0">
+  <w:abstractNum w:abstractNumId="71" w15:restartNumberingAfterBreak="0">
     <w:nsid w:val="5A23367E"/>
     <w:multiLevelType w:val="multilevel"/>
     <w:tmpl w:val="566E3812"/>
@@ -21890,7 +29052,7 @@
       </w:rPr>
     </w:lvl>
   </w:abstractNum>
-  <w:abstractNum w:abstractNumId="57" w15:restartNumberingAfterBreak="0">
+  <w:abstractNum w:abstractNumId="72" w15:restartNumberingAfterBreak="0">
     <w:nsid w:val="5B0D5026"/>
     <w:multiLevelType w:val="multilevel"/>
     <w:tmpl w:val="031EEC4C"/>
@@ -22039,7 +29201,7 @@
       </w:rPr>
     </w:lvl>
   </w:abstractNum>
-  <w:abstractNum w:abstractNumId="58" w15:restartNumberingAfterBreak="0">
+  <w:abstractNum w:abstractNumId="73" w15:restartNumberingAfterBreak="0">
     <w:nsid w:val="5C697E12"/>
     <w:multiLevelType w:val="multilevel"/>
     <w:tmpl w:val="A7C48E76"/>
@@ -22188,7 +29350,7 @@
       </w:rPr>
     </w:lvl>
   </w:abstractNum>
-  <w:abstractNum w:abstractNumId="59" w15:restartNumberingAfterBreak="0">
+  <w:abstractNum w:abstractNumId="74" w15:restartNumberingAfterBreak="0">
     <w:nsid w:val="5F9471E4"/>
     <w:multiLevelType w:val="multilevel"/>
     <w:tmpl w:val="FE58FFF8"/>
@@ -22337,7 +29499,156 @@
       </w:rPr>
     </w:lvl>
   </w:abstractNum>
-  <w:abstractNum w:abstractNumId="60" w15:restartNumberingAfterBreak="0">
+  <w:abstractNum w:abstractNumId="75" w15:restartNumberingAfterBreak="0">
+    <w:nsid w:val="5FEA6E77"/>
+    <w:multiLevelType w:val="multilevel"/>
+    <w:tmpl w:val="4348A7E4"/>
+    <w:lvl w:ilvl="0">
+      <w:start w:val="1"/>
+      <w:numFmt w:val="bullet"/>
+      <w:lvlText w:val=""/>
+      <w:lvlJc w:val="left"/>
+      <w:pPr>
+        <w:tabs>
+          <w:tab w:val="num" w:pos="720"/>
+        </w:tabs>
+        <w:ind w:left="720" w:hanging="360"/>
+      </w:pPr>
+      <w:rPr>
+        <w:rFonts w:ascii="Symbol" w:hAnsi="Symbol" w:hint="default"/>
+        <w:sz w:val="20"/>
+      </w:rPr>
+    </w:lvl>
+    <w:lvl w:ilvl="1" w:tentative="1">
+      <w:start w:val="1"/>
+      <w:numFmt w:val="bullet"/>
+      <w:lvlText w:val="o"/>
+      <w:lvlJc w:val="left"/>
+      <w:pPr>
+        <w:tabs>
+          <w:tab w:val="num" w:pos="1440"/>
+        </w:tabs>
+        <w:ind w:left="1440" w:hanging="360"/>
+      </w:pPr>
+      <w:rPr>
+        <w:rFonts w:ascii="Courier New" w:hAnsi="Courier New" w:hint="default"/>
+        <w:sz w:val="20"/>
+      </w:rPr>
+    </w:lvl>
+    <w:lvl w:ilvl="2" w:tentative="1">
+      <w:start w:val="1"/>
+      <w:numFmt w:val="bullet"/>
+      <w:lvlText w:val=""/>
+      <w:lvlJc w:val="left"/>
+      <w:pPr>
+        <w:tabs>
+          <w:tab w:val="num" w:pos="2160"/>
+        </w:tabs>
+        <w:ind w:left="2160" w:hanging="360"/>
+      </w:pPr>
+      <w:rPr>
+        <w:rFonts w:ascii="Wingdings" w:hAnsi="Wingdings" w:hint="default"/>
+        <w:sz w:val="20"/>
+      </w:rPr>
+    </w:lvl>
+    <w:lvl w:ilvl="3" w:tentative="1">
+      <w:start w:val="1"/>
+      <w:numFmt w:val="bullet"/>
+      <w:lvlText w:val=""/>
+      <w:lvlJc w:val="left"/>
+      <w:pPr>
+        <w:tabs>
+          <w:tab w:val="num" w:pos="2880"/>
+        </w:tabs>
+        <w:ind w:left="2880" w:hanging="360"/>
+      </w:pPr>
+      <w:rPr>
+        <w:rFonts w:ascii="Wingdings" w:hAnsi="Wingdings" w:hint="default"/>
+        <w:sz w:val="20"/>
+      </w:rPr>
+    </w:lvl>
+    <w:lvl w:ilvl="4" w:tentative="1">
+      <w:start w:val="1"/>
+      <w:numFmt w:val="bullet"/>
+      <w:lvlText w:val=""/>
+      <w:lvlJc w:val="left"/>
+      <w:pPr>
+        <w:tabs>
+          <w:tab w:val="num" w:pos="3600"/>
+        </w:tabs>
+        <w:ind w:left="3600" w:hanging="360"/>
+      </w:pPr>
+      <w:rPr>
+        <w:rFonts w:ascii="Wingdings" w:hAnsi="Wingdings" w:hint="default"/>
+        <w:sz w:val="20"/>
+      </w:rPr>
+    </w:lvl>
+    <w:lvl w:ilvl="5" w:tentative="1">
+      <w:start w:val="1"/>
+      <w:numFmt w:val="bullet"/>
+      <w:lvlText w:val=""/>
+      <w:lvlJc w:val="left"/>
+      <w:pPr>
+        <w:tabs>
+          <w:tab w:val="num" w:pos="4320"/>
+        </w:tabs>
+        <w:ind w:left="4320" w:hanging="360"/>
+      </w:pPr>
+      <w:rPr>
+        <w:rFonts w:ascii="Wingdings" w:hAnsi="Wingdings" w:hint="default"/>
+        <w:sz w:val="20"/>
+      </w:rPr>
+    </w:lvl>
+    <w:lvl w:ilvl="6" w:tentative="1">
+      <w:start w:val="1"/>
+      <w:numFmt w:val="bullet"/>
+      <w:lvlText w:val=""/>
+      <w:lvlJc w:val="left"/>
+      <w:pPr>
+        <w:tabs>
+          <w:tab w:val="num" w:pos="5040"/>
+        </w:tabs>
+        <w:ind w:left="5040" w:hanging="360"/>
+      </w:pPr>
+      <w:rPr>
+        <w:rFonts w:ascii="Wingdings" w:hAnsi="Wingdings" w:hint="default"/>
+        <w:sz w:val="20"/>
+      </w:rPr>
+    </w:lvl>
+    <w:lvl w:ilvl="7" w:tentative="1">
+      <w:start w:val="1"/>
+      <w:numFmt w:val="bullet"/>
+      <w:lvlText w:val=""/>
+      <w:lvlJc w:val="left"/>
+      <w:pPr>
+        <w:tabs>
+          <w:tab w:val="num" w:pos="5760"/>
+        </w:tabs>
+        <w:ind w:left="5760" w:hanging="360"/>
+      </w:pPr>
+      <w:rPr>
+        <w:rFonts w:ascii="Wingdings" w:hAnsi="Wingdings" w:hint="default"/>
+        <w:sz w:val="20"/>
+      </w:rPr>
+    </w:lvl>
+    <w:lvl w:ilvl="8" w:tentative="1">
+      <w:start w:val="1"/>
+      <w:numFmt w:val="bullet"/>
+      <w:lvlText w:val=""/>
+      <w:lvlJc w:val="left"/>
+      <w:pPr>
+        <w:tabs>
+          <w:tab w:val="num" w:pos="6480"/>
+        </w:tabs>
+        <w:ind w:left="6480" w:hanging="360"/>
+      </w:pPr>
+      <w:rPr>
+        <w:rFonts w:ascii="Wingdings" w:hAnsi="Wingdings" w:hint="default"/>
+        <w:sz w:val="20"/>
+      </w:rPr>
+    </w:lvl>
+  </w:abstractNum>
+  <w:abstractNum w:abstractNumId="76" w15:restartNumberingAfterBreak="0">
     <w:nsid w:val="60235D23"/>
     <w:multiLevelType w:val="multilevel"/>
     <w:tmpl w:val="AF1066A0"/>
@@ -22486,7 +29797,7 @@
       </w:rPr>
     </w:lvl>
   </w:abstractNum>
-  <w:abstractNum w:abstractNumId="61" w15:restartNumberingAfterBreak="0">
+  <w:abstractNum w:abstractNumId="77" w15:restartNumberingAfterBreak="0">
     <w:nsid w:val="60365215"/>
     <w:multiLevelType w:val="multilevel"/>
     <w:tmpl w:val="67C8F94C"/>
@@ -22635,7 +29946,7 @@
       </w:rPr>
     </w:lvl>
   </w:abstractNum>
-  <w:abstractNum w:abstractNumId="62" w15:restartNumberingAfterBreak="0">
+  <w:abstractNum w:abstractNumId="78" w15:restartNumberingAfterBreak="0">
     <w:nsid w:val="605A392D"/>
     <w:multiLevelType w:val="multilevel"/>
     <w:tmpl w:val="7328458A"/>
@@ -22784,7 +30095,7 @@
       </w:rPr>
     </w:lvl>
   </w:abstractNum>
-  <w:abstractNum w:abstractNumId="63" w15:restartNumberingAfterBreak="0">
+  <w:abstractNum w:abstractNumId="79" w15:restartNumberingAfterBreak="0">
     <w:nsid w:val="618B4D68"/>
     <w:multiLevelType w:val="multilevel"/>
     <w:tmpl w:val="B64063FC"/>
@@ -22933,7 +30244,7 @@
       </w:rPr>
     </w:lvl>
   </w:abstractNum>
-  <w:abstractNum w:abstractNumId="64" w15:restartNumberingAfterBreak="0">
+  <w:abstractNum w:abstractNumId="80" w15:restartNumberingAfterBreak="0">
     <w:nsid w:val="61CA3E09"/>
     <w:multiLevelType w:val="multilevel"/>
     <w:tmpl w:val="2BE2E9EA"/>
@@ -23082,7 +30393,7 @@
       </w:rPr>
     </w:lvl>
   </w:abstractNum>
-  <w:abstractNum w:abstractNumId="65" w15:restartNumberingAfterBreak="0">
+  <w:abstractNum w:abstractNumId="81" w15:restartNumberingAfterBreak="0">
     <w:nsid w:val="64A671B3"/>
     <w:multiLevelType w:val="multilevel"/>
     <w:tmpl w:val="6DDAD7D6"/>
@@ -23231,7 +30542,7 @@
       </w:rPr>
     </w:lvl>
   </w:abstractNum>
-  <w:abstractNum w:abstractNumId="66" w15:restartNumberingAfterBreak="0">
+  <w:abstractNum w:abstractNumId="82" w15:restartNumberingAfterBreak="0">
     <w:nsid w:val="65AC3103"/>
     <w:multiLevelType w:val="multilevel"/>
     <w:tmpl w:val="1F82003E"/>
@@ -23380,7 +30691,7 @@
       </w:rPr>
     </w:lvl>
   </w:abstractNum>
-  <w:abstractNum w:abstractNumId="67" w15:restartNumberingAfterBreak="0">
+  <w:abstractNum w:abstractNumId="83" w15:restartNumberingAfterBreak="0">
     <w:nsid w:val="668E19D4"/>
     <w:multiLevelType w:val="multilevel"/>
     <w:tmpl w:val="1FD2372A"/>
@@ -23493,7 +30804,7 @@
       </w:pPr>
     </w:lvl>
   </w:abstractNum>
-  <w:abstractNum w:abstractNumId="68" w15:restartNumberingAfterBreak="0">
+  <w:abstractNum w:abstractNumId="84" w15:restartNumberingAfterBreak="0">
     <w:nsid w:val="69B81850"/>
     <w:multiLevelType w:val="multilevel"/>
     <w:tmpl w:val="ED7C7114"/>
@@ -23606,7 +30917,7 @@
       </w:pPr>
     </w:lvl>
   </w:abstractNum>
-  <w:abstractNum w:abstractNumId="69" w15:restartNumberingAfterBreak="0">
+  <w:abstractNum w:abstractNumId="85" w15:restartNumberingAfterBreak="0">
     <w:nsid w:val="69DD0992"/>
     <w:multiLevelType w:val="multilevel"/>
     <w:tmpl w:val="AF3E6C74"/>
@@ -23755,7 +31066,7 @@
       </w:rPr>
     </w:lvl>
   </w:abstractNum>
-  <w:abstractNum w:abstractNumId="70" w15:restartNumberingAfterBreak="0">
+  <w:abstractNum w:abstractNumId="86" w15:restartNumberingAfterBreak="0">
     <w:nsid w:val="6C832B7E"/>
     <w:multiLevelType w:val="multilevel"/>
     <w:tmpl w:val="7180A5B8"/>
@@ -23904,7 +31215,7 @@
       </w:rPr>
     </w:lvl>
   </w:abstractNum>
-  <w:abstractNum w:abstractNumId="71" w15:restartNumberingAfterBreak="0">
+  <w:abstractNum w:abstractNumId="87" w15:restartNumberingAfterBreak="0">
     <w:nsid w:val="6D0A614A"/>
     <w:multiLevelType w:val="multilevel"/>
     <w:tmpl w:val="5A1C3CA8"/>
@@ -24053,7 +31364,7 @@
       </w:rPr>
     </w:lvl>
   </w:abstractNum>
-  <w:abstractNum w:abstractNumId="72" w15:restartNumberingAfterBreak="0">
+  <w:abstractNum w:abstractNumId="88" w15:restartNumberingAfterBreak="0">
     <w:nsid w:val="6DDE27EF"/>
     <w:multiLevelType w:val="multilevel"/>
     <w:tmpl w:val="46F22FD6"/>
@@ -24202,7 +31513,7 @@
       </w:rPr>
     </w:lvl>
   </w:abstractNum>
-  <w:abstractNum w:abstractNumId="73" w15:restartNumberingAfterBreak="0">
+  <w:abstractNum w:abstractNumId="89" w15:restartNumberingAfterBreak="0">
     <w:nsid w:val="6EC4165D"/>
     <w:multiLevelType w:val="multilevel"/>
     <w:tmpl w:val="59FED8D6"/>
@@ -24351,7 +31662,7 @@
       </w:rPr>
     </w:lvl>
   </w:abstractNum>
-  <w:abstractNum w:abstractNumId="74" w15:restartNumberingAfterBreak="0">
+  <w:abstractNum w:abstractNumId="90" w15:restartNumberingAfterBreak="0">
     <w:nsid w:val="6F3878BE"/>
     <w:multiLevelType w:val="multilevel"/>
     <w:tmpl w:val="B568D364"/>
@@ -24500,7 +31811,7 @@
       </w:rPr>
     </w:lvl>
   </w:abstractNum>
-  <w:abstractNum w:abstractNumId="75" w15:restartNumberingAfterBreak="0">
+  <w:abstractNum w:abstractNumId="91" w15:restartNumberingAfterBreak="0">
     <w:nsid w:val="716041F4"/>
     <w:multiLevelType w:val="multilevel"/>
     <w:tmpl w:val="E612DF1E"/>
@@ -24649,7 +31960,7 @@
       </w:rPr>
     </w:lvl>
   </w:abstractNum>
-  <w:abstractNum w:abstractNumId="76" w15:restartNumberingAfterBreak="0">
+  <w:abstractNum w:abstractNumId="92" w15:restartNumberingAfterBreak="0">
     <w:nsid w:val="71AD4561"/>
     <w:multiLevelType w:val="multilevel"/>
     <w:tmpl w:val="B2E238A4"/>
@@ -24798,7 +32109,7 @@
       </w:rPr>
     </w:lvl>
   </w:abstractNum>
-  <w:abstractNum w:abstractNumId="77" w15:restartNumberingAfterBreak="0">
+  <w:abstractNum w:abstractNumId="93" w15:restartNumberingAfterBreak="0">
     <w:nsid w:val="71B575AD"/>
     <w:multiLevelType w:val="multilevel"/>
     <w:tmpl w:val="6A84A6BE"/>
@@ -24947,7 +32258,7 @@
       </w:rPr>
     </w:lvl>
   </w:abstractNum>
-  <w:abstractNum w:abstractNumId="78" w15:restartNumberingAfterBreak="0">
+  <w:abstractNum w:abstractNumId="94" w15:restartNumberingAfterBreak="0">
     <w:nsid w:val="720A2DAA"/>
     <w:multiLevelType w:val="multilevel"/>
     <w:tmpl w:val="0484A3FC"/>
@@ -25096,7 +32407,7 @@
       </w:rPr>
     </w:lvl>
   </w:abstractNum>
-  <w:abstractNum w:abstractNumId="79" w15:restartNumberingAfterBreak="0">
+  <w:abstractNum w:abstractNumId="95" w15:restartNumberingAfterBreak="0">
     <w:nsid w:val="72236986"/>
     <w:multiLevelType w:val="multilevel"/>
     <w:tmpl w:val="F6780F0C"/>
@@ -25245,7 +32556,7 @@
       </w:rPr>
     </w:lvl>
   </w:abstractNum>
-  <w:abstractNum w:abstractNumId="80" w15:restartNumberingAfterBreak="0">
+  <w:abstractNum w:abstractNumId="96" w15:restartNumberingAfterBreak="0">
     <w:nsid w:val="72243271"/>
     <w:multiLevelType w:val="multilevel"/>
     <w:tmpl w:val="C14E587E"/>
@@ -25394,7 +32705,7 @@
       </w:rPr>
     </w:lvl>
   </w:abstractNum>
-  <w:abstractNum w:abstractNumId="81" w15:restartNumberingAfterBreak="0">
+  <w:abstractNum w:abstractNumId="97" w15:restartNumberingAfterBreak="0">
     <w:nsid w:val="73850F33"/>
     <w:multiLevelType w:val="multilevel"/>
     <w:tmpl w:val="B072A7B0"/>
@@ -25543,7 +32854,7 @@
       </w:rPr>
     </w:lvl>
   </w:abstractNum>
-  <w:abstractNum w:abstractNumId="82" w15:restartNumberingAfterBreak="0">
+  <w:abstractNum w:abstractNumId="98" w15:restartNumberingAfterBreak="0">
     <w:nsid w:val="740D6800"/>
     <w:multiLevelType w:val="multilevel"/>
     <w:tmpl w:val="4C00FEE6"/>
@@ -25692,7 +33003,7 @@
       </w:rPr>
     </w:lvl>
   </w:abstractNum>
-  <w:abstractNum w:abstractNumId="83" w15:restartNumberingAfterBreak="0">
+  <w:abstractNum w:abstractNumId="99" w15:restartNumberingAfterBreak="0">
     <w:nsid w:val="74511B05"/>
     <w:multiLevelType w:val="multilevel"/>
     <w:tmpl w:val="7390DD54"/>
@@ -25841,7 +33152,156 @@
       </w:rPr>
     </w:lvl>
   </w:abstractNum>
-  <w:abstractNum w:abstractNumId="84" w15:restartNumberingAfterBreak="0">
+  <w:abstractNum w:abstractNumId="100" w15:restartNumberingAfterBreak="0">
+    <w:nsid w:val="74FD55D8"/>
+    <w:multiLevelType w:val="multilevel"/>
+    <w:tmpl w:val="F4CCE854"/>
+    <w:lvl w:ilvl="0">
+      <w:start w:val="1"/>
+      <w:numFmt w:val="bullet"/>
+      <w:lvlText w:val=""/>
+      <w:lvlJc w:val="left"/>
+      <w:pPr>
+        <w:tabs>
+          <w:tab w:val="num" w:pos="720"/>
+        </w:tabs>
+        <w:ind w:left="720" w:hanging="360"/>
+      </w:pPr>
+      <w:rPr>
+        <w:rFonts w:ascii="Symbol" w:hAnsi="Symbol" w:hint="default"/>
+        <w:sz w:val="20"/>
+      </w:rPr>
+    </w:lvl>
+    <w:lvl w:ilvl="1" w:tentative="1">
+      <w:start w:val="1"/>
+      <w:numFmt w:val="bullet"/>
+      <w:lvlText w:val="o"/>
+      <w:lvlJc w:val="left"/>
+      <w:pPr>
+        <w:tabs>
+          <w:tab w:val="num" w:pos="1440"/>
+        </w:tabs>
+        <w:ind w:left="1440" w:hanging="360"/>
+      </w:pPr>
+      <w:rPr>
+        <w:rFonts w:ascii="Courier New" w:hAnsi="Courier New" w:hint="default"/>
+        <w:sz w:val="20"/>
+      </w:rPr>
+    </w:lvl>
+    <w:lvl w:ilvl="2" w:tentative="1">
+      <w:start w:val="1"/>
+      <w:numFmt w:val="bullet"/>
+      <w:lvlText w:val=""/>
+      <w:lvlJc w:val="left"/>
+      <w:pPr>
+        <w:tabs>
+          <w:tab w:val="num" w:pos="2160"/>
+        </w:tabs>
+        <w:ind w:left="2160" w:hanging="360"/>
+      </w:pPr>
+      <w:rPr>
+        <w:rFonts w:ascii="Wingdings" w:hAnsi="Wingdings" w:hint="default"/>
+        <w:sz w:val="20"/>
+      </w:rPr>
+    </w:lvl>
+    <w:lvl w:ilvl="3" w:tentative="1">
+      <w:start w:val="1"/>
+      <w:numFmt w:val="bullet"/>
+      <w:lvlText w:val=""/>
+      <w:lvlJc w:val="left"/>
+      <w:pPr>
+        <w:tabs>
+          <w:tab w:val="num" w:pos="2880"/>
+        </w:tabs>
+        <w:ind w:left="2880" w:hanging="360"/>
+      </w:pPr>
+      <w:rPr>
+        <w:rFonts w:ascii="Wingdings" w:hAnsi="Wingdings" w:hint="default"/>
+        <w:sz w:val="20"/>
+      </w:rPr>
+    </w:lvl>
+    <w:lvl w:ilvl="4" w:tentative="1">
+      <w:start w:val="1"/>
+      <w:numFmt w:val="bullet"/>
+      <w:lvlText w:val=""/>
+      <w:lvlJc w:val="left"/>
+      <w:pPr>
+        <w:tabs>
+          <w:tab w:val="num" w:pos="3600"/>
+        </w:tabs>
+        <w:ind w:left="3600" w:hanging="360"/>
+      </w:pPr>
+      <w:rPr>
+        <w:rFonts w:ascii="Wingdings" w:hAnsi="Wingdings" w:hint="default"/>
+        <w:sz w:val="20"/>
+      </w:rPr>
+    </w:lvl>
+    <w:lvl w:ilvl="5" w:tentative="1">
+      <w:start w:val="1"/>
+      <w:numFmt w:val="bullet"/>
+      <w:lvlText w:val=""/>
+      <w:lvlJc w:val="left"/>
+      <w:pPr>
+        <w:tabs>
+          <w:tab w:val="num" w:pos="4320"/>
+        </w:tabs>
+        <w:ind w:left="4320" w:hanging="360"/>
+      </w:pPr>
+      <w:rPr>
+        <w:rFonts w:ascii="Wingdings" w:hAnsi="Wingdings" w:hint="default"/>
+        <w:sz w:val="20"/>
+      </w:rPr>
+    </w:lvl>
+    <w:lvl w:ilvl="6" w:tentative="1">
+      <w:start w:val="1"/>
+      <w:numFmt w:val="bullet"/>
+      <w:lvlText w:val=""/>
+      <w:lvlJc w:val="left"/>
+      <w:pPr>
+        <w:tabs>
+          <w:tab w:val="num" w:pos="5040"/>
+        </w:tabs>
+        <w:ind w:left="5040" w:hanging="360"/>
+      </w:pPr>
+      <w:rPr>
+        <w:rFonts w:ascii="Wingdings" w:hAnsi="Wingdings" w:hint="default"/>
+        <w:sz w:val="20"/>
+      </w:rPr>
+    </w:lvl>
+    <w:lvl w:ilvl="7" w:tentative="1">
+      <w:start w:val="1"/>
+      <w:numFmt w:val="bullet"/>
+      <w:lvlText w:val=""/>
+      <w:lvlJc w:val="left"/>
+      <w:pPr>
+        <w:tabs>
+          <w:tab w:val="num" w:pos="5760"/>
+        </w:tabs>
+        <w:ind w:left="5760" w:hanging="360"/>
+      </w:pPr>
+      <w:rPr>
+        <w:rFonts w:ascii="Wingdings" w:hAnsi="Wingdings" w:hint="default"/>
+        <w:sz w:val="20"/>
+      </w:rPr>
+    </w:lvl>
+    <w:lvl w:ilvl="8" w:tentative="1">
+      <w:start w:val="1"/>
+      <w:numFmt w:val="bullet"/>
+      <w:lvlText w:val=""/>
+      <w:lvlJc w:val="left"/>
+      <w:pPr>
+        <w:tabs>
+          <w:tab w:val="num" w:pos="6480"/>
+        </w:tabs>
+        <w:ind w:left="6480" w:hanging="360"/>
+      </w:pPr>
+      <w:rPr>
+        <w:rFonts w:ascii="Wingdings" w:hAnsi="Wingdings" w:hint="default"/>
+        <w:sz w:val="20"/>
+      </w:rPr>
+    </w:lvl>
+  </w:abstractNum>
+  <w:abstractNum w:abstractNumId="101" w15:restartNumberingAfterBreak="0">
     <w:nsid w:val="75812B52"/>
     <w:multiLevelType w:val="multilevel"/>
     <w:tmpl w:val="655E5748"/>
@@ -25990,7 +33450,7 @@
       </w:rPr>
     </w:lvl>
   </w:abstractNum>
-  <w:abstractNum w:abstractNumId="85" w15:restartNumberingAfterBreak="0">
+  <w:abstractNum w:abstractNumId="102" w15:restartNumberingAfterBreak="0">
     <w:nsid w:val="780A66B3"/>
     <w:multiLevelType w:val="multilevel"/>
     <w:tmpl w:val="38E296A8"/>
@@ -26139,7 +33599,7 @@
       </w:rPr>
     </w:lvl>
   </w:abstractNum>
-  <w:abstractNum w:abstractNumId="86" w15:restartNumberingAfterBreak="0">
+  <w:abstractNum w:abstractNumId="103" w15:restartNumberingAfterBreak="0">
     <w:nsid w:val="78646A18"/>
     <w:multiLevelType w:val="multilevel"/>
     <w:tmpl w:val="CB0E8D14"/>
@@ -26288,7 +33748,7 @@
       </w:rPr>
     </w:lvl>
   </w:abstractNum>
-  <w:abstractNum w:abstractNumId="87" w15:restartNumberingAfterBreak="0">
+  <w:abstractNum w:abstractNumId="104" w15:restartNumberingAfterBreak="0">
     <w:nsid w:val="7AA273CA"/>
     <w:multiLevelType w:val="multilevel"/>
     <w:tmpl w:val="D110EB2C"/>
@@ -26437,7 +33897,7 @@
       </w:rPr>
     </w:lvl>
   </w:abstractNum>
-  <w:abstractNum w:abstractNumId="88" w15:restartNumberingAfterBreak="0">
+  <w:abstractNum w:abstractNumId="105" w15:restartNumberingAfterBreak="0">
     <w:nsid w:val="7C64618C"/>
     <w:multiLevelType w:val="multilevel"/>
     <w:tmpl w:val="165AD680"/>
@@ -26586,7 +34046,7 @@
       </w:rPr>
     </w:lvl>
   </w:abstractNum>
-  <w:abstractNum w:abstractNumId="89" w15:restartNumberingAfterBreak="0">
+  <w:abstractNum w:abstractNumId="106" w15:restartNumberingAfterBreak="0">
     <w:nsid w:val="7DAB6CCF"/>
     <w:multiLevelType w:val="multilevel"/>
     <w:tmpl w:val="27705888"/>
@@ -26735,7 +34195,7 @@
       </w:rPr>
     </w:lvl>
   </w:abstractNum>
-  <w:abstractNum w:abstractNumId="90" w15:restartNumberingAfterBreak="0">
+  <w:abstractNum w:abstractNumId="107" w15:restartNumberingAfterBreak="0">
     <w:nsid w:val="7E6E1187"/>
     <w:multiLevelType w:val="multilevel"/>
     <w:tmpl w:val="2758B46C"/>
@@ -26884,7 +34344,7 @@
       </w:rPr>
     </w:lvl>
   </w:abstractNum>
-  <w:abstractNum w:abstractNumId="91" w15:restartNumberingAfterBreak="0">
+  <w:abstractNum w:abstractNumId="108" w15:restartNumberingAfterBreak="0">
     <w:nsid w:val="7F971806"/>
     <w:multiLevelType w:val="multilevel"/>
     <w:tmpl w:val="8924CC02"/>
@@ -27034,282 +34494,333 @@
     </w:lvl>
   </w:abstractNum>
   <w:num w:numId="1" w16cid:durableId="1883251842">
-    <w:abstractNumId w:val="57"/>
+    <w:abstractNumId w:val="72"/>
   </w:num>
   <w:num w:numId="2" w16cid:durableId="1386642225">
-    <w:abstractNumId w:val="61"/>
+    <w:abstractNumId w:val="77"/>
   </w:num>
   <w:num w:numId="3" w16cid:durableId="505021531">
-    <w:abstractNumId w:val="75"/>
+    <w:abstractNumId w:val="91"/>
   </w:num>
   <w:num w:numId="4" w16cid:durableId="818612433">
-    <w:abstractNumId w:val="6"/>
+    <w:abstractNumId w:val="8"/>
   </w:num>
   <w:num w:numId="5" w16cid:durableId="951865755">
-    <w:abstractNumId w:val="88"/>
+    <w:abstractNumId w:val="105"/>
   </w:num>
   <w:num w:numId="6" w16cid:durableId="1561361681">
-    <w:abstractNumId w:val="58"/>
+    <w:abstractNumId w:val="73"/>
   </w:num>
   <w:num w:numId="7" w16cid:durableId="1002850627">
-    <w:abstractNumId w:val="52"/>
+    <w:abstractNumId w:val="67"/>
   </w:num>
   <w:num w:numId="8" w16cid:durableId="1546214986">
-    <w:abstractNumId w:val="15"/>
+    <w:abstractNumId w:val="19"/>
   </w:num>
   <w:num w:numId="9" w16cid:durableId="1245871320">
-    <w:abstractNumId w:val="8"/>
+    <w:abstractNumId w:val="12"/>
   </w:num>
   <w:num w:numId="10" w16cid:durableId="89743443">
-    <w:abstractNumId w:val="35"/>
+    <w:abstractNumId w:val="43"/>
   </w:num>
   <w:num w:numId="11" w16cid:durableId="2074115025">
-    <w:abstractNumId w:val="28"/>
+    <w:abstractNumId w:val="36"/>
   </w:num>
   <w:num w:numId="12" w16cid:durableId="762074156">
-    <w:abstractNumId w:val="56"/>
+    <w:abstractNumId w:val="71"/>
   </w:num>
   <w:num w:numId="13" w16cid:durableId="904217762">
-    <w:abstractNumId w:val="53"/>
+    <w:abstractNumId w:val="68"/>
   </w:num>
   <w:num w:numId="14" w16cid:durableId="153883963">
-    <w:abstractNumId w:val="63"/>
+    <w:abstractNumId w:val="79"/>
   </w:num>
   <w:num w:numId="15" w16cid:durableId="987246422">
+    <w:abstractNumId w:val="40"/>
+  </w:num>
+  <w:num w:numId="16" w16cid:durableId="161819433">
+    <w:abstractNumId w:val="49"/>
+  </w:num>
+  <w:num w:numId="17" w16cid:durableId="875502977">
+    <w:abstractNumId w:val="98"/>
+  </w:num>
+  <w:num w:numId="18" w16cid:durableId="1137333200">
+    <w:abstractNumId w:val="38"/>
+  </w:num>
+  <w:num w:numId="19" w16cid:durableId="343360328">
+    <w:abstractNumId w:val="7"/>
+  </w:num>
+  <w:num w:numId="20" w16cid:durableId="472915692">
+    <w:abstractNumId w:val="80"/>
+  </w:num>
+  <w:num w:numId="21" w16cid:durableId="1753963093">
+    <w:abstractNumId w:val="101"/>
+  </w:num>
+  <w:num w:numId="22" w16cid:durableId="1860504408">
+    <w:abstractNumId w:val="18"/>
+  </w:num>
+  <w:num w:numId="23" w16cid:durableId="598373685">
+    <w:abstractNumId w:val="96"/>
+  </w:num>
+  <w:num w:numId="24" w16cid:durableId="1579825252">
+    <w:abstractNumId w:val="55"/>
+  </w:num>
+  <w:num w:numId="25" w16cid:durableId="1863350882">
     <w:abstractNumId w:val="32"/>
   </w:num>
-  <w:num w:numId="16" w16cid:durableId="161819433">
-    <w:abstractNumId w:val="40"/>
-  </w:num>
-  <w:num w:numId="17" w16cid:durableId="875502977">
-    <w:abstractNumId w:val="82"/>
-  </w:num>
-  <w:num w:numId="18" w16cid:durableId="1137333200">
-    <w:abstractNumId w:val="30"/>
-  </w:num>
-  <w:num w:numId="19" w16cid:durableId="343360328">
-    <w:abstractNumId w:val="5"/>
-  </w:num>
-  <w:num w:numId="20" w16cid:durableId="472915692">
-    <w:abstractNumId w:val="64"/>
-  </w:num>
-  <w:num w:numId="21" w16cid:durableId="1753963093">
-    <w:abstractNumId w:val="84"/>
-  </w:num>
-  <w:num w:numId="22" w16cid:durableId="1860504408">
-    <w:abstractNumId w:val="14"/>
-  </w:num>
-  <w:num w:numId="23" w16cid:durableId="598373685">
-    <w:abstractNumId w:val="80"/>
-  </w:num>
-  <w:num w:numId="24" w16cid:durableId="1579825252">
-    <w:abstractNumId w:val="43"/>
-  </w:num>
-  <w:num w:numId="25" w16cid:durableId="1863350882">
-    <w:abstractNumId w:val="24"/>
-  </w:num>
   <w:num w:numId="26" w16cid:durableId="1329332597">
-    <w:abstractNumId w:val="45"/>
+    <w:abstractNumId w:val="59"/>
   </w:num>
   <w:num w:numId="27" w16cid:durableId="477889752">
     <w:abstractNumId w:val="1"/>
   </w:num>
   <w:num w:numId="28" w16cid:durableId="1305357748">
+    <w:abstractNumId w:val="104"/>
+  </w:num>
+  <w:num w:numId="29" w16cid:durableId="1567909318">
+    <w:abstractNumId w:val="27"/>
+  </w:num>
+  <w:num w:numId="30" w16cid:durableId="933248467">
     <w:abstractNumId w:val="87"/>
   </w:num>
-  <w:num w:numId="29" w16cid:durableId="1567909318">
-    <w:abstractNumId w:val="21"/>
-  </w:num>
-  <w:num w:numId="30" w16cid:durableId="933248467">
-    <w:abstractNumId w:val="71"/>
-  </w:num>
   <w:num w:numId="31" w16cid:durableId="1723552941">
-    <w:abstractNumId w:val="86"/>
+    <w:abstractNumId w:val="103"/>
   </w:num>
   <w:num w:numId="32" w16cid:durableId="600452409">
     <w:abstractNumId w:val="0"/>
   </w:num>
   <w:num w:numId="33" w16cid:durableId="1943955205">
-    <w:abstractNumId w:val="19"/>
+    <w:abstractNumId w:val="25"/>
   </w:num>
   <w:num w:numId="34" w16cid:durableId="1641571144">
-    <w:abstractNumId w:val="51"/>
+    <w:abstractNumId w:val="65"/>
   </w:num>
   <w:num w:numId="35" w16cid:durableId="379480186">
-    <w:abstractNumId w:val="18"/>
+    <w:abstractNumId w:val="24"/>
   </w:num>
   <w:num w:numId="36" w16cid:durableId="228687650">
-    <w:abstractNumId w:val="73"/>
+    <w:abstractNumId w:val="89"/>
   </w:num>
   <w:num w:numId="37" w16cid:durableId="1361319386">
-    <w:abstractNumId w:val="10"/>
+    <w:abstractNumId w:val="14"/>
   </w:num>
   <w:num w:numId="38" w16cid:durableId="408158753">
+    <w:abstractNumId w:val="102"/>
+  </w:num>
+  <w:num w:numId="39" w16cid:durableId="953707321">
+    <w:abstractNumId w:val="99"/>
+  </w:num>
+  <w:num w:numId="40" w16cid:durableId="424426293">
+    <w:abstractNumId w:val="48"/>
+  </w:num>
+  <w:num w:numId="41" w16cid:durableId="2003851819">
+    <w:abstractNumId w:val="17"/>
+  </w:num>
+  <w:num w:numId="42" w16cid:durableId="323824490">
     <w:abstractNumId w:val="85"/>
   </w:num>
-  <w:num w:numId="39" w16cid:durableId="953707321">
+  <w:num w:numId="43" w16cid:durableId="1850875512">
+    <w:abstractNumId w:val="13"/>
+  </w:num>
+  <w:num w:numId="44" w16cid:durableId="390419921">
+    <w:abstractNumId w:val="26"/>
+  </w:num>
+  <w:num w:numId="45" w16cid:durableId="1889758855">
+    <w:abstractNumId w:val="54"/>
+  </w:num>
+  <w:num w:numId="46" w16cid:durableId="443234547">
+    <w:abstractNumId w:val="15"/>
+  </w:num>
+  <w:num w:numId="47" w16cid:durableId="677314632">
+    <w:abstractNumId w:val="93"/>
+  </w:num>
+  <w:num w:numId="48" w16cid:durableId="1893930073">
+    <w:abstractNumId w:val="108"/>
+  </w:num>
+  <w:num w:numId="49" w16cid:durableId="1561861080">
+    <w:abstractNumId w:val="60"/>
+  </w:num>
+  <w:num w:numId="50" w16cid:durableId="20523216">
+    <w:abstractNumId w:val="86"/>
+  </w:num>
+  <w:num w:numId="51" w16cid:durableId="940142548">
+    <w:abstractNumId w:val="92"/>
+  </w:num>
+  <w:num w:numId="52" w16cid:durableId="1184440160">
+    <w:abstractNumId w:val="82"/>
+  </w:num>
+  <w:num w:numId="53" w16cid:durableId="286205563">
+    <w:abstractNumId w:val="70"/>
+  </w:num>
+  <w:num w:numId="54" w16cid:durableId="1087506059">
+    <w:abstractNumId w:val="84"/>
+  </w:num>
+  <w:num w:numId="55" w16cid:durableId="2013412877">
+    <w:abstractNumId w:val="6"/>
+  </w:num>
+  <w:num w:numId="56" w16cid:durableId="896012114">
+    <w:abstractNumId w:val="58"/>
+  </w:num>
+  <w:num w:numId="57" w16cid:durableId="1311641211">
+    <w:abstractNumId w:val="94"/>
+  </w:num>
+  <w:num w:numId="58" w16cid:durableId="2050838092">
+    <w:abstractNumId w:val="63"/>
+  </w:num>
+  <w:num w:numId="59" w16cid:durableId="631180629">
+    <w:abstractNumId w:val="107"/>
+  </w:num>
+  <w:num w:numId="60" w16cid:durableId="1619528217">
+    <w:abstractNumId w:val="33"/>
+  </w:num>
+  <w:num w:numId="61" w16cid:durableId="172452030">
+    <w:abstractNumId w:val="11"/>
+  </w:num>
+  <w:num w:numId="62" w16cid:durableId="664556470">
+    <w:abstractNumId w:val="78"/>
+  </w:num>
+  <w:num w:numId="63" w16cid:durableId="527766307">
+    <w:abstractNumId w:val="34"/>
+  </w:num>
+  <w:num w:numId="64" w16cid:durableId="1729568118">
+    <w:abstractNumId w:val="64"/>
+  </w:num>
+  <w:num w:numId="65" w16cid:durableId="1310013696">
+    <w:abstractNumId w:val="5"/>
+  </w:num>
+  <w:num w:numId="66" w16cid:durableId="1218394583">
+    <w:abstractNumId w:val="95"/>
+  </w:num>
+  <w:num w:numId="67" w16cid:durableId="1611738195">
+    <w:abstractNumId w:val="45"/>
+  </w:num>
+  <w:num w:numId="68" w16cid:durableId="1748530229">
+    <w:abstractNumId w:val="37"/>
+  </w:num>
+  <w:num w:numId="69" w16cid:durableId="695812817">
+    <w:abstractNumId w:val="74"/>
+  </w:num>
+  <w:num w:numId="70" w16cid:durableId="581841392">
+    <w:abstractNumId w:val="20"/>
+  </w:num>
+  <w:num w:numId="71" w16cid:durableId="848253975">
+    <w:abstractNumId w:val="90"/>
+  </w:num>
+  <w:num w:numId="72" w16cid:durableId="122382542">
+    <w:abstractNumId w:val="62"/>
+  </w:num>
+  <w:num w:numId="73" w16cid:durableId="1736119528">
+    <w:abstractNumId w:val="81"/>
+  </w:num>
+  <w:num w:numId="74" w16cid:durableId="1115566207">
+    <w:abstractNumId w:val="53"/>
+  </w:num>
+  <w:num w:numId="75" w16cid:durableId="1633167856">
+    <w:abstractNumId w:val="39"/>
+  </w:num>
+  <w:num w:numId="76" w16cid:durableId="199636086">
+    <w:abstractNumId w:val="23"/>
+  </w:num>
+  <w:num w:numId="77" w16cid:durableId="1239436764">
+    <w:abstractNumId w:val="76"/>
+  </w:num>
+  <w:num w:numId="78" w16cid:durableId="1036347377">
+    <w:abstractNumId w:val="97"/>
+  </w:num>
+  <w:num w:numId="79" w16cid:durableId="1206258461">
     <w:abstractNumId w:val="83"/>
   </w:num>
-  <w:num w:numId="40" w16cid:durableId="424426293">
-    <w:abstractNumId w:val="39"/>
+  <w:num w:numId="80" w16cid:durableId="1801071546">
+    <w:abstractNumId w:val="106"/>
   </w:num>
-  <w:num w:numId="41" w16cid:durableId="2003851819">
-    <w:abstractNumId w:val="13"/>
+  <w:num w:numId="81" w16cid:durableId="1307587962">
+    <w:abstractNumId w:val="16"/>
   </w:num>
-  <w:num w:numId="42" w16cid:durableId="323824490">
+  <w:num w:numId="82" w16cid:durableId="148405346">
     <w:abstractNumId w:val="69"/>
   </w:num>
-  <w:num w:numId="43" w16cid:durableId="1850875512">
-    <w:abstractNumId w:val="9"/>
+  <w:num w:numId="83" w16cid:durableId="717627825">
+    <w:abstractNumId w:val="30"/>
   </w:num>
-  <w:num w:numId="44" w16cid:durableId="390419921">
-    <w:abstractNumId w:val="20"/>
+  <w:num w:numId="84" w16cid:durableId="1509952670">
+    <w:abstractNumId w:val="88"/>
   </w:num>
-  <w:num w:numId="45" w16cid:durableId="1889758855">
+  <w:num w:numId="85" w16cid:durableId="1830511223">
+    <w:abstractNumId w:val="61"/>
+  </w:num>
+  <w:num w:numId="86" w16cid:durableId="1893078281">
+    <w:abstractNumId w:val="47"/>
+  </w:num>
+  <w:num w:numId="87" w16cid:durableId="1798333278">
+    <w:abstractNumId w:val="35"/>
+  </w:num>
+  <w:num w:numId="88" w16cid:durableId="368527135">
+    <w:abstractNumId w:val="44"/>
+  </w:num>
+  <w:num w:numId="89" w16cid:durableId="872234402">
     <w:abstractNumId w:val="42"/>
   </w:num>
-  <w:num w:numId="46" w16cid:durableId="443234547">
-    <w:abstractNumId w:val="11"/>
-  </w:num>
-  <w:num w:numId="47" w16cid:durableId="677314632">
-    <w:abstractNumId w:val="77"/>
-  </w:num>
-  <w:num w:numId="48" w16cid:durableId="1893930073">
-    <w:abstractNumId w:val="91"/>
-  </w:num>
-  <w:num w:numId="49" w16cid:durableId="1561861080">
-    <w:abstractNumId w:val="46"/>
-  </w:num>
-  <w:num w:numId="50" w16cid:durableId="20523216">
-    <w:abstractNumId w:val="70"/>
-  </w:num>
-  <w:num w:numId="51" w16cid:durableId="940142548">
-    <w:abstractNumId w:val="76"/>
-  </w:num>
-  <w:num w:numId="52" w16cid:durableId="1184440160">
-    <w:abstractNumId w:val="66"/>
-  </w:num>
-  <w:num w:numId="53" w16cid:durableId="286205563">
-    <w:abstractNumId w:val="55"/>
-  </w:num>
-  <w:num w:numId="54" w16cid:durableId="1087506059">
-    <w:abstractNumId w:val="68"/>
-  </w:num>
-  <w:num w:numId="55" w16cid:durableId="2013412877">
-    <w:abstractNumId w:val="4"/>
-  </w:num>
-  <w:num w:numId="56" w16cid:durableId="896012114">
-    <w:abstractNumId w:val="44"/>
-  </w:num>
-  <w:num w:numId="57" w16cid:durableId="1311641211">
-    <w:abstractNumId w:val="78"/>
-  </w:num>
-  <w:num w:numId="58" w16cid:durableId="2050838092">
-    <w:abstractNumId w:val="49"/>
-  </w:num>
-  <w:num w:numId="59" w16cid:durableId="631180629">
-    <w:abstractNumId w:val="90"/>
-  </w:num>
-  <w:num w:numId="60" w16cid:durableId="1619528217">
-    <w:abstractNumId w:val="25"/>
-  </w:num>
-  <w:num w:numId="61" w16cid:durableId="172452030">
-    <w:abstractNumId w:val="7"/>
-  </w:num>
-  <w:num w:numId="62" w16cid:durableId="664556470">
-    <w:abstractNumId w:val="62"/>
-  </w:num>
-  <w:num w:numId="63" w16cid:durableId="527766307">
-    <w:abstractNumId w:val="26"/>
-  </w:num>
-  <w:num w:numId="64" w16cid:durableId="1729568118">
-    <w:abstractNumId w:val="50"/>
-  </w:num>
-  <w:num w:numId="65" w16cid:durableId="1310013696">
-    <w:abstractNumId w:val="3"/>
-  </w:num>
-  <w:num w:numId="66" w16cid:durableId="1218394583">
-    <w:abstractNumId w:val="79"/>
-  </w:num>
-  <w:num w:numId="67" w16cid:durableId="1611738195">
-    <w:abstractNumId w:val="37"/>
-  </w:num>
-  <w:num w:numId="68" w16cid:durableId="1748530229">
-    <w:abstractNumId w:val="29"/>
-  </w:num>
-  <w:num w:numId="69" w16cid:durableId="695812817">
-    <w:abstractNumId w:val="59"/>
-  </w:num>
-  <w:num w:numId="70" w16cid:durableId="581841392">
-    <w:abstractNumId w:val="16"/>
-  </w:num>
-  <w:num w:numId="71" w16cid:durableId="848253975">
-    <w:abstractNumId w:val="74"/>
-  </w:num>
-  <w:num w:numId="72" w16cid:durableId="122382542">
-    <w:abstractNumId w:val="48"/>
-  </w:num>
-  <w:num w:numId="73" w16cid:durableId="1736119528">
-    <w:abstractNumId w:val="65"/>
-  </w:num>
-  <w:num w:numId="74" w16cid:durableId="1115566207">
-    <w:abstractNumId w:val="41"/>
-  </w:num>
-  <w:num w:numId="75" w16cid:durableId="1633167856">
+  <w:num w:numId="90" w16cid:durableId="135952957">
     <w:abstractNumId w:val="31"/>
   </w:num>
-  <w:num w:numId="76" w16cid:durableId="199636086">
-    <w:abstractNumId w:val="17"/>
-  </w:num>
-  <w:num w:numId="77" w16cid:durableId="1239436764">
-    <w:abstractNumId w:val="60"/>
-  </w:num>
-  <w:num w:numId="78" w16cid:durableId="1036347377">
-    <w:abstractNumId w:val="81"/>
-  </w:num>
-  <w:num w:numId="79" w16cid:durableId="1206258461">
-    <w:abstractNumId w:val="67"/>
-  </w:num>
-  <w:num w:numId="80" w16cid:durableId="1801071546">
-    <w:abstractNumId w:val="89"/>
-  </w:num>
-  <w:num w:numId="81" w16cid:durableId="1307587962">
-    <w:abstractNumId w:val="12"/>
-  </w:num>
-  <w:num w:numId="82" w16cid:durableId="148405346">
-    <w:abstractNumId w:val="54"/>
-  </w:num>
-  <w:num w:numId="83" w16cid:durableId="717627825">
-    <w:abstractNumId w:val="22"/>
-  </w:num>
-  <w:num w:numId="84" w16cid:durableId="1509952670">
-    <w:abstractNumId w:val="72"/>
-  </w:num>
-  <w:num w:numId="85" w16cid:durableId="1830511223">
-    <w:abstractNumId w:val="47"/>
-  </w:num>
-  <w:num w:numId="86" w16cid:durableId="1893078281">
-    <w:abstractNumId w:val="38"/>
-  </w:num>
-  <w:num w:numId="87" w16cid:durableId="1798333278">
-    <w:abstractNumId w:val="27"/>
-  </w:num>
-  <w:num w:numId="88" w16cid:durableId="368527135">
-    <w:abstractNumId w:val="36"/>
-  </w:num>
-  <w:num w:numId="89" w16cid:durableId="872234402">
-    <w:abstractNumId w:val="34"/>
-  </w:num>
-  <w:num w:numId="90" w16cid:durableId="135952957">
-    <w:abstractNumId w:val="23"/>
-  </w:num>
   <w:num w:numId="91" w16cid:durableId="121197823">
-    <w:abstractNumId w:val="33"/>
+    <w:abstractNumId w:val="41"/>
   </w:num>
   <w:num w:numId="92" w16cid:durableId="906767701">
     <w:abstractNumId w:val="2"/>
   </w:num>
-  <w:numIdMacAtCleanup w:val="83"/>
+  <w:num w:numId="93" w16cid:durableId="2064712369">
+    <w:abstractNumId w:val="50"/>
+  </w:num>
+  <w:num w:numId="94" w16cid:durableId="550381957">
+    <w:abstractNumId w:val="75"/>
+  </w:num>
+  <w:num w:numId="95" w16cid:durableId="827093634">
+    <w:abstractNumId w:val="28"/>
+  </w:num>
+  <w:num w:numId="96" w16cid:durableId="2070958743">
+    <w:abstractNumId w:val="57"/>
+  </w:num>
+  <w:num w:numId="97" w16cid:durableId="1244950674">
+    <w:abstractNumId w:val="56"/>
+  </w:num>
+  <w:num w:numId="98" w16cid:durableId="294019712">
+    <w:abstractNumId w:val="22"/>
+  </w:num>
+  <w:num w:numId="99" w16cid:durableId="1519805511">
+    <w:abstractNumId w:val="9"/>
+  </w:num>
+  <w:num w:numId="100" w16cid:durableId="1778795741">
+    <w:abstractNumId w:val="66"/>
+  </w:num>
+  <w:num w:numId="101" w16cid:durableId="783966208">
+    <w:abstractNumId w:val="10"/>
+  </w:num>
+  <w:num w:numId="102" w16cid:durableId="688989263">
+    <w:abstractNumId w:val="51"/>
+  </w:num>
+  <w:num w:numId="103" w16cid:durableId="852649090">
+    <w:abstractNumId w:val="52"/>
+  </w:num>
+  <w:num w:numId="104" w16cid:durableId="276066985">
+    <w:abstractNumId w:val="29"/>
+  </w:num>
+  <w:num w:numId="105" w16cid:durableId="1990666809">
+    <w:abstractNumId w:val="4"/>
+  </w:num>
+  <w:num w:numId="106" w16cid:durableId="1029986296">
+    <w:abstractNumId w:val="21"/>
+  </w:num>
+  <w:num w:numId="107" w16cid:durableId="2058815727">
+    <w:abstractNumId w:val="3"/>
+  </w:num>
+  <w:num w:numId="108" w16cid:durableId="799107149">
+    <w:abstractNumId w:val="100"/>
+  </w:num>
+  <w:num w:numId="109" w16cid:durableId="656880493">
+    <w:abstractNumId w:val="46"/>
+  </w:num>
+  <w:numIdMacAtCleanup w:val="109"/>
 </w:numbering>
 </file>
 
